--- a/reports/thesis/SI_03_chapter_2.docx
+++ b/reports/thesis/SI_03_chapter_2.docx
@@ -1280,1192 +1280,6 @@
         <w:t>).</w:t>
       </w:r>
     </w:p>
-    <w:tbl>
-      <w:tblPr>
-        <w:tblStyle w:val="Table"/>
-        <w:tblW w:w="3889" w:type="pct"/>
-        <w:tblLayout w:type="fixed"/>
-        <w:tblLook w:val="0020" w:firstRow="1" w:lastRow="0" w:firstColumn="0" w:lastColumn="0" w:noHBand="0" w:noVBand="0"/>
-      </w:tblPr>
-      <w:tblGrid>
-        <w:gridCol w:w="3120"/>
-        <w:gridCol w:w="1170"/>
-        <w:gridCol w:w="1690"/>
-        <w:gridCol w:w="1300"/>
-      </w:tblGrid>
-      <w:tr>
-        <w:trPr>
-          <w:cnfStyle w:val="100000000000" w:firstRow="1" w:lastRow="0" w:firstColumn="0" w:lastColumn="0" w:oddVBand="0" w:evenVBand="0" w:oddHBand="0" w:evenHBand="0" w:firstRowFirstColumn="0" w:firstRowLastColumn="0" w:lastRowFirstColumn="0" w:lastRowLastColumn="0"/>
-          <w:tblHeader/>
-        </w:trPr>
-        <w:tc>
-          <w:tcPr>
-            <w:tcW w:w="2640" w:type="dxa"/>
-          </w:tcPr>
-          <w:p>
-            <w:pPr>
-              <w:pStyle w:val="Compact"/>
-              <w:spacing w:line="480" w:lineRule="auto"/>
-              <w:rPr>
-                <w:rFonts w:ascii="Arial" w:hAnsi="Arial" w:cs="Arial"/>
-                <w:sz w:val="22"/>
-                <w:szCs w:val="22"/>
-              </w:rPr>
-            </w:pPr>
-          </w:p>
-        </w:tc>
-        <w:tc>
-          <w:tcPr>
-            <w:tcW w:w="990" w:type="dxa"/>
-          </w:tcPr>
-          <w:p>
-            <w:pPr>
-              <w:pStyle w:val="Compact"/>
-              <w:spacing w:line="480" w:lineRule="auto"/>
-              <w:rPr>
-                <w:rFonts w:ascii="Arial" w:hAnsi="Arial" w:cs="Arial"/>
-                <w:sz w:val="22"/>
-                <w:szCs w:val="22"/>
-              </w:rPr>
-            </w:pPr>
-            <w:r>
-              <w:rPr>
-                <w:rFonts w:ascii="Arial" w:hAnsi="Arial" w:cs="Arial"/>
-                <w:sz w:val="22"/>
-                <w:szCs w:val="22"/>
-              </w:rPr>
-              <w:t>Est.</w:t>
-            </w:r>
-          </w:p>
-        </w:tc>
-        <w:tc>
-          <w:tcPr>
-            <w:tcW w:w="1430" w:type="dxa"/>
-          </w:tcPr>
-          <w:p>
-            <w:pPr>
-              <w:pStyle w:val="Compact"/>
-              <w:spacing w:line="480" w:lineRule="auto"/>
-              <w:rPr>
-                <w:rFonts w:ascii="Arial" w:hAnsi="Arial" w:cs="Arial"/>
-                <w:sz w:val="22"/>
-                <w:szCs w:val="22"/>
-              </w:rPr>
-            </w:pPr>
-            <w:r>
-              <w:rPr>
-                <w:rFonts w:ascii="Arial" w:hAnsi="Arial" w:cs="Arial"/>
-                <w:sz w:val="22"/>
-                <w:szCs w:val="22"/>
-              </w:rPr>
-              <w:t>Std. Error</w:t>
-            </w:r>
-          </w:p>
-        </w:tc>
-        <w:tc>
-          <w:tcPr>
-            <w:tcW w:w="1100" w:type="dxa"/>
-          </w:tcPr>
-          <w:p>
-            <w:pPr>
-              <w:pStyle w:val="Compact"/>
-              <w:spacing w:line="480" w:lineRule="auto"/>
-              <w:rPr>
-                <w:rFonts w:ascii="Arial" w:hAnsi="Arial" w:cs="Arial"/>
-                <w:sz w:val="22"/>
-                <w:szCs w:val="22"/>
-              </w:rPr>
-            </w:pPr>
-            <w:r>
-              <w:rPr>
-                <w:rFonts w:ascii="Arial" w:hAnsi="Arial" w:cs="Arial"/>
-                <w:sz w:val="22"/>
-                <w:szCs w:val="22"/>
-              </w:rPr>
-              <w:t>p-value</w:t>
-            </w:r>
-          </w:p>
-        </w:tc>
-      </w:tr>
-      <w:tr>
-        <w:tc>
-          <w:tcPr>
-            <w:tcW w:w="2640" w:type="dxa"/>
-          </w:tcPr>
-          <w:p>
-            <w:pPr>
-              <w:pStyle w:val="Compact"/>
-              <w:spacing w:line="480" w:lineRule="auto"/>
-              <w:rPr>
-                <w:rFonts w:ascii="Arial" w:hAnsi="Arial" w:cs="Arial"/>
-                <w:sz w:val="22"/>
-                <w:szCs w:val="22"/>
-              </w:rPr>
-            </w:pPr>
-            <w:r>
-              <w:rPr>
-                <w:rFonts w:ascii="Arial" w:hAnsi="Arial" w:cs="Arial"/>
-                <w:sz w:val="22"/>
-                <w:szCs w:val="22"/>
-              </w:rPr>
-              <w:t>Intercept</w:t>
-            </w:r>
-          </w:p>
-        </w:tc>
-        <w:tc>
-          <w:tcPr>
-            <w:tcW w:w="990" w:type="dxa"/>
-          </w:tcPr>
-          <w:p>
-            <w:pPr>
-              <w:pStyle w:val="Compact"/>
-              <w:spacing w:line="480" w:lineRule="auto"/>
-              <w:rPr>
-                <w:rFonts w:ascii="Arial" w:hAnsi="Arial" w:cs="Arial"/>
-                <w:sz w:val="22"/>
-                <w:szCs w:val="22"/>
-              </w:rPr>
-            </w:pPr>
-            <w:r>
-              <w:rPr>
-                <w:rFonts w:ascii="Arial" w:hAnsi="Arial" w:cs="Arial"/>
-                <w:sz w:val="22"/>
-                <w:szCs w:val="22"/>
-              </w:rPr>
-              <w:t>2.316</w:t>
-            </w:r>
-          </w:p>
-        </w:tc>
-        <w:tc>
-          <w:tcPr>
-            <w:tcW w:w="1430" w:type="dxa"/>
-          </w:tcPr>
-          <w:p>
-            <w:pPr>
-              <w:pStyle w:val="Compact"/>
-              <w:spacing w:line="480" w:lineRule="auto"/>
-              <w:rPr>
-                <w:rFonts w:ascii="Arial" w:hAnsi="Arial" w:cs="Arial"/>
-                <w:sz w:val="22"/>
-                <w:szCs w:val="22"/>
-              </w:rPr>
-            </w:pPr>
-            <w:r>
-              <w:rPr>
-                <w:rFonts w:ascii="Arial" w:hAnsi="Arial" w:cs="Arial"/>
-                <w:sz w:val="22"/>
-                <w:szCs w:val="22"/>
-              </w:rPr>
-              <w:t>0.444</w:t>
-            </w:r>
-          </w:p>
-        </w:tc>
-        <w:tc>
-          <w:tcPr>
-            <w:tcW w:w="1100" w:type="dxa"/>
-          </w:tcPr>
-          <w:p>
-            <w:pPr>
-              <w:pStyle w:val="Compact"/>
-              <w:spacing w:line="480" w:lineRule="auto"/>
-              <w:rPr>
-                <w:rFonts w:ascii="Arial" w:hAnsi="Arial" w:cs="Arial"/>
-                <w:sz w:val="22"/>
-                <w:szCs w:val="22"/>
-              </w:rPr>
-            </w:pPr>
-            <w:r>
-              <w:rPr>
-                <w:rFonts w:ascii="Arial" w:hAnsi="Arial" w:cs="Arial"/>
-                <w:sz w:val="22"/>
-                <w:szCs w:val="22"/>
-              </w:rPr>
-              <w:t>&lt;0.001</w:t>
-            </w:r>
-          </w:p>
-        </w:tc>
-      </w:tr>
-      <w:tr>
-        <w:tc>
-          <w:tcPr>
-            <w:tcW w:w="2640" w:type="dxa"/>
-          </w:tcPr>
-          <w:p>
-            <w:pPr>
-              <w:pStyle w:val="Compact"/>
-              <w:spacing w:line="480" w:lineRule="auto"/>
-              <w:rPr>
-                <w:rFonts w:ascii="Arial" w:hAnsi="Arial" w:cs="Arial"/>
-                <w:sz w:val="22"/>
-                <w:szCs w:val="22"/>
-              </w:rPr>
-            </w:pPr>
-            <w:r>
-              <w:rPr>
-                <w:rFonts w:ascii="Arial" w:hAnsi="Arial" w:cs="Arial"/>
-                <w:sz w:val="22"/>
-                <w:szCs w:val="22"/>
-              </w:rPr>
-              <w:t>Visit kill (TRUE)</w:t>
-            </w:r>
-          </w:p>
-        </w:tc>
-        <w:tc>
-          <w:tcPr>
-            <w:tcW w:w="990" w:type="dxa"/>
-          </w:tcPr>
-          <w:p>
-            <w:pPr>
-              <w:pStyle w:val="Compact"/>
-              <w:spacing w:line="480" w:lineRule="auto"/>
-              <w:rPr>
-                <w:rFonts w:ascii="Arial" w:hAnsi="Arial" w:cs="Arial"/>
-                <w:sz w:val="22"/>
-                <w:szCs w:val="22"/>
-              </w:rPr>
-            </w:pPr>
-            <w:r>
-              <w:rPr>
-                <w:rFonts w:ascii="Arial" w:hAnsi="Arial" w:cs="Arial"/>
-                <w:sz w:val="22"/>
-                <w:szCs w:val="22"/>
-              </w:rPr>
-              <w:t>-1.892</w:t>
-            </w:r>
-          </w:p>
-        </w:tc>
-        <w:tc>
-          <w:tcPr>
-            <w:tcW w:w="1430" w:type="dxa"/>
-          </w:tcPr>
-          <w:p>
-            <w:pPr>
-              <w:pStyle w:val="Compact"/>
-              <w:spacing w:line="480" w:lineRule="auto"/>
-              <w:rPr>
-                <w:rFonts w:ascii="Arial" w:hAnsi="Arial" w:cs="Arial"/>
-                <w:sz w:val="22"/>
-                <w:szCs w:val="22"/>
-              </w:rPr>
-            </w:pPr>
-            <w:r>
-              <w:rPr>
-                <w:rFonts w:ascii="Arial" w:hAnsi="Arial" w:cs="Arial"/>
-                <w:sz w:val="22"/>
-                <w:szCs w:val="22"/>
-              </w:rPr>
-              <w:t>0.660</w:t>
-            </w:r>
-          </w:p>
-        </w:tc>
-        <w:tc>
-          <w:tcPr>
-            <w:tcW w:w="1100" w:type="dxa"/>
-          </w:tcPr>
-          <w:p>
-            <w:pPr>
-              <w:pStyle w:val="Compact"/>
-              <w:spacing w:line="480" w:lineRule="auto"/>
-              <w:rPr>
-                <w:rFonts w:ascii="Arial" w:hAnsi="Arial" w:cs="Arial"/>
-                <w:sz w:val="22"/>
-                <w:szCs w:val="22"/>
-              </w:rPr>
-            </w:pPr>
-            <w:r>
-              <w:rPr>
-                <w:rFonts w:ascii="Arial" w:hAnsi="Arial" w:cs="Arial"/>
-                <w:sz w:val="22"/>
-                <w:szCs w:val="22"/>
-              </w:rPr>
-              <w:t>0.004</w:t>
-            </w:r>
-          </w:p>
-        </w:tc>
-      </w:tr>
-      <w:tr>
-        <w:tc>
-          <w:tcPr>
-            <w:tcW w:w="2640" w:type="dxa"/>
-          </w:tcPr>
-          <w:p>
-            <w:pPr>
-              <w:pStyle w:val="Compact"/>
-              <w:spacing w:line="480" w:lineRule="auto"/>
-              <w:rPr>
-                <w:rFonts w:ascii="Arial" w:hAnsi="Arial" w:cs="Arial"/>
-                <w:sz w:val="22"/>
-                <w:szCs w:val="22"/>
-              </w:rPr>
-            </w:pPr>
-            <w:r>
-              <w:rPr>
-                <w:rFonts w:ascii="Arial" w:hAnsi="Arial" w:cs="Arial"/>
-                <w:sz w:val="22"/>
-                <w:szCs w:val="22"/>
-              </w:rPr>
-              <w:t>Available kill (TRUE)</w:t>
-            </w:r>
-          </w:p>
-        </w:tc>
-        <w:tc>
-          <w:tcPr>
-            <w:tcW w:w="990" w:type="dxa"/>
-          </w:tcPr>
-          <w:p>
-            <w:pPr>
-              <w:pStyle w:val="Compact"/>
-              <w:spacing w:line="480" w:lineRule="auto"/>
-              <w:rPr>
-                <w:rFonts w:ascii="Arial" w:hAnsi="Arial" w:cs="Arial"/>
-                <w:sz w:val="22"/>
-                <w:szCs w:val="22"/>
-              </w:rPr>
-            </w:pPr>
-            <w:r>
-              <w:rPr>
-                <w:rFonts w:ascii="Arial" w:hAnsi="Arial" w:cs="Arial"/>
-                <w:sz w:val="22"/>
-                <w:szCs w:val="22"/>
-              </w:rPr>
-              <w:t>-0.129</w:t>
-            </w:r>
-          </w:p>
-        </w:tc>
-        <w:tc>
-          <w:tcPr>
-            <w:tcW w:w="1430" w:type="dxa"/>
-          </w:tcPr>
-          <w:p>
-            <w:pPr>
-              <w:pStyle w:val="Compact"/>
-              <w:spacing w:line="480" w:lineRule="auto"/>
-              <w:rPr>
-                <w:rFonts w:ascii="Arial" w:hAnsi="Arial" w:cs="Arial"/>
-                <w:sz w:val="22"/>
-                <w:szCs w:val="22"/>
-              </w:rPr>
-            </w:pPr>
-            <w:r>
-              <w:rPr>
-                <w:rFonts w:ascii="Arial" w:hAnsi="Arial" w:cs="Arial"/>
-                <w:sz w:val="22"/>
-                <w:szCs w:val="22"/>
-              </w:rPr>
-              <w:t>0.424</w:t>
-            </w:r>
-          </w:p>
-        </w:tc>
-        <w:tc>
-          <w:tcPr>
-            <w:tcW w:w="1100" w:type="dxa"/>
-          </w:tcPr>
-          <w:p>
-            <w:pPr>
-              <w:pStyle w:val="Compact"/>
-              <w:spacing w:line="480" w:lineRule="auto"/>
-              <w:rPr>
-                <w:rFonts w:ascii="Arial" w:hAnsi="Arial" w:cs="Arial"/>
-                <w:sz w:val="22"/>
-                <w:szCs w:val="22"/>
-              </w:rPr>
-            </w:pPr>
-            <w:r>
-              <w:rPr>
-                <w:rFonts w:ascii="Arial" w:hAnsi="Arial" w:cs="Arial"/>
-                <w:sz w:val="22"/>
-                <w:szCs w:val="22"/>
-              </w:rPr>
-              <w:t>0.761</w:t>
-            </w:r>
-          </w:p>
-        </w:tc>
-      </w:tr>
-      <w:tr>
-        <w:tc>
-          <w:tcPr>
-            <w:tcW w:w="2640" w:type="dxa"/>
-          </w:tcPr>
-          <w:p>
-            <w:pPr>
-              <w:pStyle w:val="Compact"/>
-              <w:spacing w:line="480" w:lineRule="auto"/>
-              <w:rPr>
-                <w:rFonts w:ascii="Arial" w:hAnsi="Arial" w:cs="Arial"/>
-                <w:sz w:val="22"/>
-                <w:szCs w:val="22"/>
-              </w:rPr>
-            </w:pPr>
-            <w:r>
-              <w:rPr>
-                <w:rFonts w:ascii="Arial" w:hAnsi="Arial" w:cs="Arial"/>
-                <w:sz w:val="22"/>
-                <w:szCs w:val="22"/>
-              </w:rPr>
-              <w:t>Hunting biomass</w:t>
-            </w:r>
-          </w:p>
-        </w:tc>
-        <w:tc>
-          <w:tcPr>
-            <w:tcW w:w="990" w:type="dxa"/>
-          </w:tcPr>
-          <w:p>
-            <w:pPr>
-              <w:pStyle w:val="Compact"/>
-              <w:spacing w:line="480" w:lineRule="auto"/>
-              <w:rPr>
-                <w:rFonts w:ascii="Arial" w:hAnsi="Arial" w:cs="Arial"/>
-                <w:sz w:val="22"/>
-                <w:szCs w:val="22"/>
-              </w:rPr>
-            </w:pPr>
-            <w:r>
-              <w:rPr>
-                <w:rFonts w:ascii="Arial" w:hAnsi="Arial" w:cs="Arial"/>
-                <w:sz w:val="22"/>
-                <w:szCs w:val="22"/>
-              </w:rPr>
-              <w:t>0.000</w:t>
-            </w:r>
-          </w:p>
-        </w:tc>
-        <w:tc>
-          <w:tcPr>
-            <w:tcW w:w="1430" w:type="dxa"/>
-          </w:tcPr>
-          <w:p>
-            <w:pPr>
-              <w:pStyle w:val="Compact"/>
-              <w:spacing w:line="480" w:lineRule="auto"/>
-              <w:rPr>
-                <w:rFonts w:ascii="Arial" w:hAnsi="Arial" w:cs="Arial"/>
-                <w:sz w:val="22"/>
-                <w:szCs w:val="22"/>
-              </w:rPr>
-            </w:pPr>
-            <w:r>
-              <w:rPr>
-                <w:rFonts w:ascii="Arial" w:hAnsi="Arial" w:cs="Arial"/>
-                <w:sz w:val="22"/>
-                <w:szCs w:val="22"/>
-              </w:rPr>
-              <w:t>0.082</w:t>
-            </w:r>
-          </w:p>
-        </w:tc>
-        <w:tc>
-          <w:tcPr>
-            <w:tcW w:w="1100" w:type="dxa"/>
-          </w:tcPr>
-          <w:p>
-            <w:pPr>
-              <w:pStyle w:val="Compact"/>
-              <w:spacing w:line="480" w:lineRule="auto"/>
-              <w:rPr>
-                <w:rFonts w:ascii="Arial" w:hAnsi="Arial" w:cs="Arial"/>
-                <w:sz w:val="22"/>
-                <w:szCs w:val="22"/>
-              </w:rPr>
-            </w:pPr>
-            <w:r>
-              <w:rPr>
-                <w:rFonts w:ascii="Arial" w:hAnsi="Arial" w:cs="Arial"/>
-                <w:sz w:val="22"/>
-                <w:szCs w:val="22"/>
-              </w:rPr>
-              <w:t>0.999</w:t>
-            </w:r>
-          </w:p>
-        </w:tc>
-      </w:tr>
-      <w:tr>
-        <w:tc>
-          <w:tcPr>
-            <w:tcW w:w="2640" w:type="dxa"/>
-          </w:tcPr>
-          <w:p>
-            <w:pPr>
-              <w:pStyle w:val="Compact"/>
-              <w:spacing w:line="480" w:lineRule="auto"/>
-              <w:rPr>
-                <w:rFonts w:ascii="Arial" w:hAnsi="Arial" w:cs="Arial"/>
-                <w:sz w:val="22"/>
-                <w:szCs w:val="22"/>
-              </w:rPr>
-            </w:pPr>
-            <w:r>
-              <w:rPr>
-                <w:rFonts w:ascii="Arial" w:hAnsi="Arial" w:cs="Arial"/>
-                <w:sz w:val="22"/>
-                <w:szCs w:val="22"/>
-              </w:rPr>
-              <w:t>Hunting season (TRUE)</w:t>
-            </w:r>
-          </w:p>
-        </w:tc>
-        <w:tc>
-          <w:tcPr>
-            <w:tcW w:w="990" w:type="dxa"/>
-          </w:tcPr>
-          <w:p>
-            <w:pPr>
-              <w:pStyle w:val="Compact"/>
-              <w:spacing w:line="480" w:lineRule="auto"/>
-              <w:rPr>
-                <w:rFonts w:ascii="Arial" w:hAnsi="Arial" w:cs="Arial"/>
-                <w:sz w:val="22"/>
-                <w:szCs w:val="22"/>
-              </w:rPr>
-            </w:pPr>
-            <w:r>
-              <w:rPr>
-                <w:rFonts w:ascii="Arial" w:hAnsi="Arial" w:cs="Arial"/>
-                <w:sz w:val="22"/>
-                <w:szCs w:val="22"/>
-              </w:rPr>
-              <w:t>-0.117</w:t>
-            </w:r>
-          </w:p>
-        </w:tc>
-        <w:tc>
-          <w:tcPr>
-            <w:tcW w:w="1430" w:type="dxa"/>
-          </w:tcPr>
-          <w:p>
-            <w:pPr>
-              <w:pStyle w:val="Compact"/>
-              <w:spacing w:line="480" w:lineRule="auto"/>
-              <w:rPr>
-                <w:rFonts w:ascii="Arial" w:hAnsi="Arial" w:cs="Arial"/>
-                <w:sz w:val="22"/>
-                <w:szCs w:val="22"/>
-              </w:rPr>
-            </w:pPr>
-            <w:r>
-              <w:rPr>
-                <w:rFonts w:ascii="Arial" w:hAnsi="Arial" w:cs="Arial"/>
-                <w:sz w:val="22"/>
-                <w:szCs w:val="22"/>
-              </w:rPr>
-              <w:t>0.212</w:t>
-            </w:r>
-          </w:p>
-        </w:tc>
-        <w:tc>
-          <w:tcPr>
-            <w:tcW w:w="1100" w:type="dxa"/>
-          </w:tcPr>
-          <w:p>
-            <w:pPr>
-              <w:pStyle w:val="Compact"/>
-              <w:spacing w:line="480" w:lineRule="auto"/>
-              <w:rPr>
-                <w:rFonts w:ascii="Arial" w:hAnsi="Arial" w:cs="Arial"/>
-                <w:sz w:val="22"/>
-                <w:szCs w:val="22"/>
-              </w:rPr>
-            </w:pPr>
-            <w:r>
-              <w:rPr>
-                <w:rFonts w:ascii="Arial" w:hAnsi="Arial" w:cs="Arial"/>
-                <w:sz w:val="22"/>
-                <w:szCs w:val="22"/>
-              </w:rPr>
-              <w:t>0.580</w:t>
-            </w:r>
-          </w:p>
-        </w:tc>
-      </w:tr>
-      <w:tr>
-        <w:tc>
-          <w:tcPr>
-            <w:tcW w:w="2640" w:type="dxa"/>
-          </w:tcPr>
-          <w:p>
-            <w:pPr>
-              <w:pStyle w:val="Compact"/>
-              <w:spacing w:line="480" w:lineRule="auto"/>
-              <w:rPr>
-                <w:rFonts w:ascii="Arial" w:hAnsi="Arial" w:cs="Arial"/>
-                <w:sz w:val="22"/>
-                <w:szCs w:val="22"/>
-              </w:rPr>
-            </w:pPr>
-            <w:r>
-              <w:rPr>
-                <w:rFonts w:ascii="Arial" w:hAnsi="Arial" w:cs="Arial"/>
-                <w:sz w:val="22"/>
-                <w:szCs w:val="22"/>
-              </w:rPr>
-              <w:t>Kill density</w:t>
-            </w:r>
-          </w:p>
-        </w:tc>
-        <w:tc>
-          <w:tcPr>
-            <w:tcW w:w="990" w:type="dxa"/>
-          </w:tcPr>
-          <w:p>
-            <w:pPr>
-              <w:pStyle w:val="Compact"/>
-              <w:spacing w:line="480" w:lineRule="auto"/>
-              <w:rPr>
-                <w:rFonts w:ascii="Arial" w:hAnsi="Arial" w:cs="Arial"/>
-                <w:sz w:val="22"/>
-                <w:szCs w:val="22"/>
-              </w:rPr>
-            </w:pPr>
-            <w:r>
-              <w:rPr>
-                <w:rFonts w:ascii="Arial" w:hAnsi="Arial" w:cs="Arial"/>
-                <w:sz w:val="22"/>
-                <w:szCs w:val="22"/>
-              </w:rPr>
-              <w:t>0.206</w:t>
-            </w:r>
-          </w:p>
-        </w:tc>
-        <w:tc>
-          <w:tcPr>
-            <w:tcW w:w="1430" w:type="dxa"/>
-          </w:tcPr>
-          <w:p>
-            <w:pPr>
-              <w:pStyle w:val="Compact"/>
-              <w:spacing w:line="480" w:lineRule="auto"/>
-              <w:rPr>
-                <w:rFonts w:ascii="Arial" w:hAnsi="Arial" w:cs="Arial"/>
-                <w:sz w:val="22"/>
-                <w:szCs w:val="22"/>
-              </w:rPr>
-            </w:pPr>
-            <w:r>
-              <w:rPr>
-                <w:rFonts w:ascii="Arial" w:hAnsi="Arial" w:cs="Arial"/>
-                <w:sz w:val="22"/>
-                <w:szCs w:val="22"/>
-              </w:rPr>
-              <w:t>0.456</w:t>
-            </w:r>
-          </w:p>
-        </w:tc>
-        <w:tc>
-          <w:tcPr>
-            <w:tcW w:w="1100" w:type="dxa"/>
-          </w:tcPr>
-          <w:p>
-            <w:pPr>
-              <w:pStyle w:val="Compact"/>
-              <w:spacing w:line="480" w:lineRule="auto"/>
-              <w:rPr>
-                <w:rFonts w:ascii="Arial" w:hAnsi="Arial" w:cs="Arial"/>
-                <w:sz w:val="22"/>
-                <w:szCs w:val="22"/>
-              </w:rPr>
-            </w:pPr>
-            <w:r>
-              <w:rPr>
-                <w:rFonts w:ascii="Arial" w:hAnsi="Arial" w:cs="Arial"/>
-                <w:sz w:val="22"/>
-                <w:szCs w:val="22"/>
-              </w:rPr>
-              <w:t>0.651</w:t>
-            </w:r>
-          </w:p>
-        </w:tc>
-      </w:tr>
-      <w:tr>
-        <w:tc>
-          <w:tcPr>
-            <w:tcW w:w="2640" w:type="dxa"/>
-          </w:tcPr>
-          <w:p>
-            <w:pPr>
-              <w:pStyle w:val="Compact"/>
-              <w:spacing w:line="480" w:lineRule="auto"/>
-              <w:rPr>
-                <w:rFonts w:ascii="Arial" w:hAnsi="Arial" w:cs="Arial"/>
-                <w:sz w:val="22"/>
-                <w:szCs w:val="22"/>
-              </w:rPr>
-            </w:pPr>
-            <w:r>
-              <w:rPr>
-                <w:rFonts w:ascii="Arial" w:hAnsi="Arial" w:cs="Arial"/>
-                <w:sz w:val="22"/>
-                <w:szCs w:val="22"/>
-              </w:rPr>
-              <w:t>Distance</w:t>
-            </w:r>
-          </w:p>
-        </w:tc>
-        <w:tc>
-          <w:tcPr>
-            <w:tcW w:w="990" w:type="dxa"/>
-          </w:tcPr>
-          <w:p>
-            <w:pPr>
-              <w:pStyle w:val="Compact"/>
-              <w:spacing w:line="480" w:lineRule="auto"/>
-              <w:rPr>
-                <w:rFonts w:ascii="Arial" w:hAnsi="Arial" w:cs="Arial"/>
-                <w:sz w:val="22"/>
-                <w:szCs w:val="22"/>
-              </w:rPr>
-            </w:pPr>
-            <w:r>
-              <w:rPr>
-                <w:rFonts w:ascii="Arial" w:hAnsi="Arial" w:cs="Arial"/>
-                <w:sz w:val="22"/>
-                <w:szCs w:val="22"/>
-              </w:rPr>
-              <w:t>-0.084</w:t>
-            </w:r>
-          </w:p>
-        </w:tc>
-        <w:tc>
-          <w:tcPr>
-            <w:tcW w:w="1430" w:type="dxa"/>
-          </w:tcPr>
-          <w:p>
-            <w:pPr>
-              <w:pStyle w:val="Compact"/>
-              <w:spacing w:line="480" w:lineRule="auto"/>
-              <w:rPr>
-                <w:rFonts w:ascii="Arial" w:hAnsi="Arial" w:cs="Arial"/>
-                <w:sz w:val="22"/>
-                <w:szCs w:val="22"/>
-              </w:rPr>
-            </w:pPr>
-            <w:r>
-              <w:rPr>
-                <w:rFonts w:ascii="Arial" w:hAnsi="Arial" w:cs="Arial"/>
-                <w:sz w:val="22"/>
-                <w:szCs w:val="22"/>
-              </w:rPr>
-              <w:t>0.423</w:t>
-            </w:r>
-          </w:p>
-        </w:tc>
-        <w:tc>
-          <w:tcPr>
-            <w:tcW w:w="1100" w:type="dxa"/>
-          </w:tcPr>
-          <w:p>
-            <w:pPr>
-              <w:pStyle w:val="Compact"/>
-              <w:spacing w:line="480" w:lineRule="auto"/>
-              <w:rPr>
-                <w:rFonts w:ascii="Arial" w:hAnsi="Arial" w:cs="Arial"/>
-                <w:sz w:val="22"/>
-                <w:szCs w:val="22"/>
-              </w:rPr>
-            </w:pPr>
-            <w:r>
-              <w:rPr>
-                <w:rFonts w:ascii="Arial" w:hAnsi="Arial" w:cs="Arial"/>
-                <w:sz w:val="22"/>
-                <w:szCs w:val="22"/>
-              </w:rPr>
-              <w:t>0.842</w:t>
-            </w:r>
-          </w:p>
-        </w:tc>
-      </w:tr>
-      <w:tr>
-        <w:tc>
-          <w:tcPr>
-            <w:tcW w:w="2640" w:type="dxa"/>
-          </w:tcPr>
-          <w:p>
-            <w:pPr>
-              <w:pStyle w:val="Compact"/>
-              <w:spacing w:line="480" w:lineRule="auto"/>
-              <w:rPr>
-                <w:rFonts w:ascii="Arial" w:hAnsi="Arial" w:cs="Arial"/>
-                <w:sz w:val="22"/>
-                <w:szCs w:val="22"/>
-              </w:rPr>
-            </w:pPr>
-            <w:r>
-              <w:rPr>
-                <w:rFonts w:ascii="Arial" w:hAnsi="Arial" w:cs="Arial"/>
-                <w:sz w:val="22"/>
-                <w:szCs w:val="22"/>
-              </w:rPr>
-              <w:t>Study period (Late)</w:t>
-            </w:r>
-          </w:p>
-        </w:tc>
-        <w:tc>
-          <w:tcPr>
-            <w:tcW w:w="990" w:type="dxa"/>
-          </w:tcPr>
-          <w:p>
-            <w:pPr>
-              <w:pStyle w:val="Compact"/>
-              <w:spacing w:line="480" w:lineRule="auto"/>
-              <w:rPr>
-                <w:rFonts w:ascii="Arial" w:hAnsi="Arial" w:cs="Arial"/>
-                <w:sz w:val="22"/>
-                <w:szCs w:val="22"/>
-              </w:rPr>
-            </w:pPr>
-            <w:r>
-              <w:rPr>
-                <w:rFonts w:ascii="Arial" w:hAnsi="Arial" w:cs="Arial"/>
-                <w:sz w:val="22"/>
-                <w:szCs w:val="22"/>
-              </w:rPr>
-              <w:t>-0.058</w:t>
-            </w:r>
-          </w:p>
-        </w:tc>
-        <w:tc>
-          <w:tcPr>
-            <w:tcW w:w="1430" w:type="dxa"/>
-          </w:tcPr>
-          <w:p>
-            <w:pPr>
-              <w:pStyle w:val="Compact"/>
-              <w:spacing w:line="480" w:lineRule="auto"/>
-              <w:rPr>
-                <w:rFonts w:ascii="Arial" w:hAnsi="Arial" w:cs="Arial"/>
-                <w:sz w:val="22"/>
-                <w:szCs w:val="22"/>
-              </w:rPr>
-            </w:pPr>
-            <w:r>
-              <w:rPr>
-                <w:rFonts w:ascii="Arial" w:hAnsi="Arial" w:cs="Arial"/>
-                <w:sz w:val="22"/>
-                <w:szCs w:val="22"/>
-              </w:rPr>
-              <w:t>0.205</w:t>
-            </w:r>
-          </w:p>
-        </w:tc>
-        <w:tc>
-          <w:tcPr>
-            <w:tcW w:w="1100" w:type="dxa"/>
-          </w:tcPr>
-          <w:p>
-            <w:pPr>
-              <w:pStyle w:val="Compact"/>
-              <w:spacing w:line="480" w:lineRule="auto"/>
-              <w:rPr>
-                <w:rFonts w:ascii="Arial" w:hAnsi="Arial" w:cs="Arial"/>
-                <w:sz w:val="22"/>
-                <w:szCs w:val="22"/>
-              </w:rPr>
-            </w:pPr>
-            <w:r>
-              <w:rPr>
-                <w:rFonts w:ascii="Arial" w:hAnsi="Arial" w:cs="Arial"/>
-                <w:sz w:val="22"/>
-                <w:szCs w:val="22"/>
-              </w:rPr>
-              <w:t>0.775</w:t>
-            </w:r>
-          </w:p>
-        </w:tc>
-      </w:tr>
-      <w:tr>
-        <w:tc>
-          <w:tcPr>
-            <w:tcW w:w="2640" w:type="dxa"/>
-          </w:tcPr>
-          <w:p>
-            <w:pPr>
-              <w:pStyle w:val="Compact"/>
-              <w:spacing w:line="480" w:lineRule="auto"/>
-              <w:rPr>
-                <w:rFonts w:ascii="Arial" w:hAnsi="Arial" w:cs="Arial"/>
-                <w:sz w:val="22"/>
-                <w:szCs w:val="22"/>
-              </w:rPr>
-            </w:pPr>
-            <w:r>
-              <w:rPr>
-                <w:rFonts w:ascii="Arial" w:hAnsi="Arial" w:cs="Arial"/>
-                <w:sz w:val="22"/>
-                <w:szCs w:val="22"/>
-              </w:rPr>
-              <w:t>Max temperature</w:t>
-            </w:r>
-          </w:p>
-        </w:tc>
-        <w:tc>
-          <w:tcPr>
-            <w:tcW w:w="990" w:type="dxa"/>
-          </w:tcPr>
-          <w:p>
-            <w:pPr>
-              <w:pStyle w:val="Compact"/>
-              <w:spacing w:line="480" w:lineRule="auto"/>
-              <w:rPr>
-                <w:rFonts w:ascii="Arial" w:hAnsi="Arial" w:cs="Arial"/>
-                <w:sz w:val="22"/>
-                <w:szCs w:val="22"/>
-              </w:rPr>
-            </w:pPr>
-            <w:r>
-              <w:rPr>
-                <w:rFonts w:ascii="Arial" w:hAnsi="Arial" w:cs="Arial"/>
-                <w:sz w:val="22"/>
-                <w:szCs w:val="22"/>
-              </w:rPr>
-              <w:t>-0.059</w:t>
-            </w:r>
-          </w:p>
-        </w:tc>
-        <w:tc>
-          <w:tcPr>
-            <w:tcW w:w="1430" w:type="dxa"/>
-          </w:tcPr>
-          <w:p>
-            <w:pPr>
-              <w:pStyle w:val="Compact"/>
-              <w:spacing w:line="480" w:lineRule="auto"/>
-              <w:rPr>
-                <w:rFonts w:ascii="Arial" w:hAnsi="Arial" w:cs="Arial"/>
-                <w:sz w:val="22"/>
-                <w:szCs w:val="22"/>
-              </w:rPr>
-            </w:pPr>
-            <w:r>
-              <w:rPr>
-                <w:rFonts w:ascii="Arial" w:hAnsi="Arial" w:cs="Arial"/>
-                <w:sz w:val="22"/>
-                <w:szCs w:val="22"/>
-              </w:rPr>
-              <w:t>0.088</w:t>
-            </w:r>
-          </w:p>
-        </w:tc>
-        <w:tc>
-          <w:tcPr>
-            <w:tcW w:w="1100" w:type="dxa"/>
-          </w:tcPr>
-          <w:p>
-            <w:pPr>
-              <w:pStyle w:val="Compact"/>
-              <w:spacing w:line="480" w:lineRule="auto"/>
-              <w:rPr>
-                <w:rFonts w:ascii="Arial" w:hAnsi="Arial" w:cs="Arial"/>
-                <w:sz w:val="22"/>
-                <w:szCs w:val="22"/>
-              </w:rPr>
-            </w:pPr>
-            <w:r>
-              <w:rPr>
-                <w:rFonts w:ascii="Arial" w:hAnsi="Arial" w:cs="Arial"/>
-                <w:sz w:val="22"/>
-                <w:szCs w:val="22"/>
-              </w:rPr>
-              <w:t>0.499</w:t>
-            </w:r>
-          </w:p>
-        </w:tc>
-      </w:tr>
-      <w:tr>
-        <w:tc>
-          <w:tcPr>
-            <w:tcW w:w="2640" w:type="dxa"/>
-          </w:tcPr>
-          <w:p>
-            <w:pPr>
-              <w:pStyle w:val="Compact"/>
-              <w:spacing w:line="480" w:lineRule="auto"/>
-              <w:rPr>
-                <w:rFonts w:ascii="Arial" w:hAnsi="Arial" w:cs="Arial"/>
-                <w:sz w:val="22"/>
-                <w:szCs w:val="22"/>
-              </w:rPr>
-            </w:pPr>
-            <w:r>
-              <w:rPr>
-                <w:rFonts w:ascii="Arial" w:hAnsi="Arial" w:cs="Arial"/>
-                <w:sz w:val="22"/>
-                <w:szCs w:val="22"/>
-              </w:rPr>
-              <w:t>Snow depth</w:t>
-            </w:r>
-          </w:p>
-        </w:tc>
-        <w:tc>
-          <w:tcPr>
-            <w:tcW w:w="990" w:type="dxa"/>
-          </w:tcPr>
-          <w:p>
-            <w:pPr>
-              <w:pStyle w:val="Compact"/>
-              <w:spacing w:line="480" w:lineRule="auto"/>
-              <w:rPr>
-                <w:rFonts w:ascii="Arial" w:hAnsi="Arial" w:cs="Arial"/>
-                <w:sz w:val="22"/>
-                <w:szCs w:val="22"/>
-              </w:rPr>
-            </w:pPr>
-            <w:r>
-              <w:rPr>
-                <w:rFonts w:ascii="Arial" w:hAnsi="Arial" w:cs="Arial"/>
-                <w:sz w:val="22"/>
-                <w:szCs w:val="22"/>
-              </w:rPr>
-              <w:t>0.179</w:t>
-            </w:r>
-          </w:p>
-        </w:tc>
-        <w:tc>
-          <w:tcPr>
-            <w:tcW w:w="1430" w:type="dxa"/>
-          </w:tcPr>
-          <w:p>
-            <w:pPr>
-              <w:pStyle w:val="Compact"/>
-              <w:spacing w:line="480" w:lineRule="auto"/>
-              <w:rPr>
-                <w:rFonts w:ascii="Arial" w:hAnsi="Arial" w:cs="Arial"/>
-                <w:sz w:val="22"/>
-                <w:szCs w:val="22"/>
-              </w:rPr>
-            </w:pPr>
-            <w:r>
-              <w:rPr>
-                <w:rFonts w:ascii="Arial" w:hAnsi="Arial" w:cs="Arial"/>
-                <w:sz w:val="22"/>
-                <w:szCs w:val="22"/>
-              </w:rPr>
-              <w:t>0.102</w:t>
-            </w:r>
-          </w:p>
-        </w:tc>
-        <w:tc>
-          <w:tcPr>
-            <w:tcW w:w="1100" w:type="dxa"/>
-          </w:tcPr>
-          <w:p>
-            <w:pPr>
-              <w:pStyle w:val="Compact"/>
-              <w:spacing w:line="480" w:lineRule="auto"/>
-              <w:rPr>
-                <w:rFonts w:ascii="Arial" w:hAnsi="Arial" w:cs="Arial"/>
-                <w:sz w:val="22"/>
-                <w:szCs w:val="22"/>
-              </w:rPr>
-            </w:pPr>
-            <w:r>
-              <w:rPr>
-                <w:rFonts w:ascii="Arial" w:hAnsi="Arial" w:cs="Arial"/>
-                <w:sz w:val="22"/>
-                <w:szCs w:val="22"/>
-              </w:rPr>
-              <w:t>0.078</w:t>
-            </w:r>
-          </w:p>
-        </w:tc>
-      </w:tr>
-      <w:tr>
-        <w:tc>
-          <w:tcPr>
-            <w:tcW w:w="2640" w:type="dxa"/>
-          </w:tcPr>
-          <w:p>
-            <w:pPr>
-              <w:pStyle w:val="Compact"/>
-              <w:spacing w:line="480" w:lineRule="auto"/>
-              <w:rPr>
-                <w:rFonts w:ascii="Arial" w:hAnsi="Arial" w:cs="Arial"/>
-                <w:sz w:val="22"/>
-                <w:szCs w:val="22"/>
-              </w:rPr>
-            </w:pPr>
-            <w:r>
-              <w:rPr>
-                <w:rFonts w:ascii="Arial" w:hAnsi="Arial" w:cs="Arial"/>
-                <w:sz w:val="22"/>
-                <w:szCs w:val="22"/>
-              </w:rPr>
-              <w:t>Proportion traveling</w:t>
-            </w:r>
-          </w:p>
-        </w:tc>
-        <w:tc>
-          <w:tcPr>
-            <w:tcW w:w="990" w:type="dxa"/>
-          </w:tcPr>
-          <w:p>
-            <w:pPr>
-              <w:pStyle w:val="Compact"/>
-              <w:spacing w:line="480" w:lineRule="auto"/>
-              <w:rPr>
-                <w:rFonts w:ascii="Arial" w:hAnsi="Arial" w:cs="Arial"/>
-                <w:sz w:val="22"/>
-                <w:szCs w:val="22"/>
-              </w:rPr>
-            </w:pPr>
-            <w:r>
-              <w:rPr>
-                <w:rFonts w:ascii="Arial" w:hAnsi="Arial" w:cs="Arial"/>
-                <w:sz w:val="22"/>
-                <w:szCs w:val="22"/>
-              </w:rPr>
-              <w:t>0.215</w:t>
-            </w:r>
-          </w:p>
-        </w:tc>
-        <w:tc>
-          <w:tcPr>
-            <w:tcW w:w="1430" w:type="dxa"/>
-          </w:tcPr>
-          <w:p>
-            <w:pPr>
-              <w:pStyle w:val="Compact"/>
-              <w:spacing w:line="480" w:lineRule="auto"/>
-              <w:rPr>
-                <w:rFonts w:ascii="Arial" w:hAnsi="Arial" w:cs="Arial"/>
-                <w:sz w:val="22"/>
-                <w:szCs w:val="22"/>
-              </w:rPr>
-            </w:pPr>
-            <w:r>
-              <w:rPr>
-                <w:rFonts w:ascii="Arial" w:hAnsi="Arial" w:cs="Arial"/>
-                <w:sz w:val="22"/>
-                <w:szCs w:val="22"/>
-              </w:rPr>
-              <w:t>0.077</w:t>
-            </w:r>
-          </w:p>
-        </w:tc>
-        <w:tc>
-          <w:tcPr>
-            <w:tcW w:w="1100" w:type="dxa"/>
-          </w:tcPr>
-          <w:p>
-            <w:pPr>
-              <w:pStyle w:val="Compact"/>
-              <w:spacing w:line="480" w:lineRule="auto"/>
-              <w:rPr>
-                <w:rFonts w:ascii="Arial" w:hAnsi="Arial" w:cs="Arial"/>
-                <w:sz w:val="22"/>
-                <w:szCs w:val="22"/>
-              </w:rPr>
-            </w:pPr>
-            <w:r>
-              <w:rPr>
-                <w:rFonts w:ascii="Arial" w:hAnsi="Arial" w:cs="Arial"/>
-                <w:sz w:val="22"/>
-                <w:szCs w:val="22"/>
-              </w:rPr>
-              <w:t>0.005</w:t>
-            </w:r>
-          </w:p>
-        </w:tc>
-      </w:tr>
-    </w:tbl>
     <w:p>
       <w:pPr>
         <w:spacing w:line="480" w:lineRule="auto"/>
@@ -2479,6 +1293,62 @@
       <w:r>
         <w:rPr>
           <w:rFonts w:ascii="Arial" w:hAnsi="Arial" w:cs="Arial"/>
+          <w:noProof/>
+          <w:sz w:val="22"/>
+          <w:szCs w:val="22"/>
+        </w:rPr>
+        <w:drawing>
+          <wp:inline distT="0" distB="0" distL="0" distR="0" wp14:anchorId="11570CF4" wp14:editId="7EE39AC3">
+            <wp:extent cx="4236085" cy="3634740"/>
+            <wp:effectExtent l="0" t="0" r="0" b="3810"/>
+            <wp:docPr id="952587986" name="Picture 4"/>
+            <wp:cNvGraphicFramePr>
+              <a:graphicFrameLocks xmlns:a="http://schemas.openxmlformats.org/drawingml/2006/main" noChangeAspect="1"/>
+            </wp:cNvGraphicFramePr>
+            <a:graphic xmlns:a="http://schemas.openxmlformats.org/drawingml/2006/main">
+              <a:graphicData uri="http://schemas.openxmlformats.org/drawingml/2006/picture">
+                <pic:pic xmlns:pic="http://schemas.openxmlformats.org/drawingml/2006/picture">
+                  <pic:nvPicPr>
+                    <pic:cNvPr id="0" name="Picture 4"/>
+                    <pic:cNvPicPr>
+                      <a:picLocks noChangeAspect="1" noChangeArrowheads="1"/>
+                    </pic:cNvPicPr>
+                  </pic:nvPicPr>
+                  <pic:blipFill>
+                    <a:blip r:embed="rId5">
+                      <a:extLst>
+                        <a:ext uri="{28A0092B-C50C-407E-A947-70E740481C1C}">
+                          <a14:useLocalDpi xmlns:a14="http://schemas.microsoft.com/office/drawing/2010/main" val="0"/>
+                        </a:ext>
+                      </a:extLst>
+                    </a:blip>
+                    <a:srcRect/>
+                    <a:stretch>
+                      <a:fillRect/>
+                    </a:stretch>
+                  </pic:blipFill>
+                  <pic:spPr bwMode="auto">
+                    <a:xfrm>
+                      <a:off x="0" y="0"/>
+                      <a:ext cx="4236085" cy="3634740"/>
+                    </a:xfrm>
+                    <a:prstGeom prst="rect">
+                      <a:avLst/>
+                    </a:prstGeom>
+                    <a:noFill/>
+                    <a:ln>
+                      <a:noFill/>
+                    </a:ln>
+                  </pic:spPr>
+                </pic:pic>
+              </a:graphicData>
+            </a:graphic>
+          </wp:inline>
+        </w:drawing>
+      </w:r>
+      <w:r>
+        <w:rPr>
+          <w:rFonts w:ascii="Arial" w:hAnsi="Arial" w:cs="Arial"/>
           <w:sz w:val="22"/>
           <w:szCs w:val="22"/>
         </w:rPr>
@@ -2579,899 +1449,6 @@
         <w:t>).</w:t>
       </w:r>
     </w:p>
-    <w:tbl>
-      <w:tblPr>
-        <w:tblStyle w:val="Table"/>
-        <w:tblW w:w="3979" w:type="pct"/>
-        <w:tblInd w:w="-108" w:type="dxa"/>
-        <w:tblLayout w:type="fixed"/>
-        <w:tblLook w:val="0020" w:firstRow="1" w:lastRow="0" w:firstColumn="0" w:lastColumn="0" w:noHBand="0" w:noVBand="0"/>
-      </w:tblPr>
-      <w:tblGrid>
-        <w:gridCol w:w="3193"/>
-        <w:gridCol w:w="1197"/>
-        <w:gridCol w:w="1729"/>
-        <w:gridCol w:w="1330"/>
-      </w:tblGrid>
-      <w:tr>
-        <w:trPr>
-          <w:cnfStyle w:val="100000000000" w:firstRow="1" w:lastRow="0" w:firstColumn="0" w:lastColumn="0" w:oddVBand="0" w:evenVBand="0" w:oddHBand="0" w:evenHBand="0" w:firstRowFirstColumn="0" w:firstRowLastColumn="0" w:lastRowFirstColumn="0" w:lastRowLastColumn="0"/>
-          <w:tblHeader/>
-        </w:trPr>
-        <w:tc>
-          <w:tcPr>
-            <w:tcW w:w="3193" w:type="dxa"/>
-          </w:tcPr>
-          <w:p>
-            <w:pPr>
-              <w:pStyle w:val="Compact"/>
-              <w:spacing w:line="480" w:lineRule="auto"/>
-              <w:rPr>
-                <w:rFonts w:ascii="Arial" w:hAnsi="Arial" w:cs="Arial"/>
-                <w:sz w:val="22"/>
-                <w:szCs w:val="22"/>
-              </w:rPr>
-            </w:pPr>
-          </w:p>
-        </w:tc>
-        <w:tc>
-          <w:tcPr>
-            <w:tcW w:w="1197" w:type="dxa"/>
-          </w:tcPr>
-          <w:p>
-            <w:pPr>
-              <w:pStyle w:val="Compact"/>
-              <w:spacing w:line="480" w:lineRule="auto"/>
-              <w:rPr>
-                <w:rFonts w:ascii="Arial" w:hAnsi="Arial" w:cs="Arial"/>
-                <w:sz w:val="22"/>
-                <w:szCs w:val="22"/>
-              </w:rPr>
-            </w:pPr>
-            <w:r>
-              <w:rPr>
-                <w:rFonts w:ascii="Arial" w:hAnsi="Arial" w:cs="Arial"/>
-                <w:sz w:val="22"/>
-                <w:szCs w:val="22"/>
-              </w:rPr>
-              <w:t>Est.</w:t>
-            </w:r>
-          </w:p>
-        </w:tc>
-        <w:tc>
-          <w:tcPr>
-            <w:tcW w:w="1729" w:type="dxa"/>
-          </w:tcPr>
-          <w:p>
-            <w:pPr>
-              <w:pStyle w:val="Compact"/>
-              <w:spacing w:line="480" w:lineRule="auto"/>
-              <w:rPr>
-                <w:rFonts w:ascii="Arial" w:hAnsi="Arial" w:cs="Arial"/>
-                <w:sz w:val="22"/>
-                <w:szCs w:val="22"/>
-              </w:rPr>
-            </w:pPr>
-            <w:r>
-              <w:rPr>
-                <w:rFonts w:ascii="Arial" w:hAnsi="Arial" w:cs="Arial"/>
-                <w:sz w:val="22"/>
-                <w:szCs w:val="22"/>
-              </w:rPr>
-              <w:t>Std. Error</w:t>
-            </w:r>
-          </w:p>
-        </w:tc>
-        <w:tc>
-          <w:tcPr>
-            <w:tcW w:w="1330" w:type="dxa"/>
-          </w:tcPr>
-          <w:p>
-            <w:pPr>
-              <w:pStyle w:val="Compact"/>
-              <w:spacing w:line="480" w:lineRule="auto"/>
-              <w:rPr>
-                <w:rFonts w:ascii="Arial" w:hAnsi="Arial" w:cs="Arial"/>
-                <w:sz w:val="22"/>
-                <w:szCs w:val="22"/>
-              </w:rPr>
-            </w:pPr>
-            <w:r>
-              <w:rPr>
-                <w:rFonts w:ascii="Arial" w:hAnsi="Arial" w:cs="Arial"/>
-                <w:sz w:val="22"/>
-                <w:szCs w:val="22"/>
-              </w:rPr>
-              <w:t>p-value</w:t>
-            </w:r>
-          </w:p>
-        </w:tc>
-      </w:tr>
-      <w:tr>
-        <w:tc>
-          <w:tcPr>
-            <w:tcW w:w="3193" w:type="dxa"/>
-          </w:tcPr>
-          <w:p>
-            <w:pPr>
-              <w:pStyle w:val="Compact"/>
-              <w:spacing w:line="480" w:lineRule="auto"/>
-              <w:rPr>
-                <w:rFonts w:ascii="Arial" w:hAnsi="Arial" w:cs="Arial"/>
-                <w:sz w:val="22"/>
-                <w:szCs w:val="22"/>
-              </w:rPr>
-            </w:pPr>
-            <w:r>
-              <w:rPr>
-                <w:rFonts w:ascii="Arial" w:hAnsi="Arial" w:cs="Arial"/>
-                <w:sz w:val="22"/>
-                <w:szCs w:val="22"/>
-              </w:rPr>
-              <w:t>Intercept</w:t>
-            </w:r>
-          </w:p>
-        </w:tc>
-        <w:tc>
-          <w:tcPr>
-            <w:tcW w:w="1197" w:type="dxa"/>
-          </w:tcPr>
-          <w:p>
-            <w:pPr>
-              <w:pStyle w:val="Compact"/>
-              <w:spacing w:line="480" w:lineRule="auto"/>
-              <w:rPr>
-                <w:rFonts w:ascii="Arial" w:hAnsi="Arial" w:cs="Arial"/>
-                <w:sz w:val="22"/>
-                <w:szCs w:val="22"/>
-              </w:rPr>
-            </w:pPr>
-            <w:r>
-              <w:rPr>
-                <w:rFonts w:ascii="Arial" w:hAnsi="Arial" w:cs="Arial"/>
-                <w:sz w:val="22"/>
-                <w:szCs w:val="22"/>
-              </w:rPr>
-              <w:t>-0.537</w:t>
-            </w:r>
-          </w:p>
-        </w:tc>
-        <w:tc>
-          <w:tcPr>
-            <w:tcW w:w="1729" w:type="dxa"/>
-          </w:tcPr>
-          <w:p>
-            <w:pPr>
-              <w:pStyle w:val="Compact"/>
-              <w:spacing w:line="480" w:lineRule="auto"/>
-              <w:rPr>
-                <w:rFonts w:ascii="Arial" w:hAnsi="Arial" w:cs="Arial"/>
-                <w:sz w:val="22"/>
-                <w:szCs w:val="22"/>
-              </w:rPr>
-            </w:pPr>
-            <w:r>
-              <w:rPr>
-                <w:rFonts w:ascii="Arial" w:hAnsi="Arial" w:cs="Arial"/>
-                <w:sz w:val="22"/>
-                <w:szCs w:val="22"/>
-              </w:rPr>
-              <w:t>0.433</w:t>
-            </w:r>
-          </w:p>
-        </w:tc>
-        <w:tc>
-          <w:tcPr>
-            <w:tcW w:w="1330" w:type="dxa"/>
-          </w:tcPr>
-          <w:p>
-            <w:pPr>
-              <w:pStyle w:val="Compact"/>
-              <w:spacing w:line="480" w:lineRule="auto"/>
-              <w:rPr>
-                <w:rFonts w:ascii="Arial" w:hAnsi="Arial" w:cs="Arial"/>
-                <w:sz w:val="22"/>
-                <w:szCs w:val="22"/>
-              </w:rPr>
-            </w:pPr>
-            <w:r>
-              <w:rPr>
-                <w:rFonts w:ascii="Arial" w:hAnsi="Arial" w:cs="Arial"/>
-                <w:sz w:val="22"/>
-                <w:szCs w:val="22"/>
-              </w:rPr>
-              <w:t>0.215</w:t>
-            </w:r>
-          </w:p>
-        </w:tc>
-      </w:tr>
-      <w:tr>
-        <w:tc>
-          <w:tcPr>
-            <w:tcW w:w="3193" w:type="dxa"/>
-          </w:tcPr>
-          <w:p>
-            <w:pPr>
-              <w:pStyle w:val="Compact"/>
-              <w:spacing w:line="480" w:lineRule="auto"/>
-              <w:rPr>
-                <w:rFonts w:ascii="Arial" w:hAnsi="Arial" w:cs="Arial"/>
-                <w:sz w:val="22"/>
-                <w:szCs w:val="22"/>
-              </w:rPr>
-            </w:pPr>
-            <w:r>
-              <w:rPr>
-                <w:rFonts w:ascii="Arial" w:hAnsi="Arial" w:cs="Arial"/>
-                <w:sz w:val="22"/>
-                <w:szCs w:val="22"/>
-              </w:rPr>
-              <w:t>Visit kill (TRUE)</w:t>
-            </w:r>
-          </w:p>
-        </w:tc>
-        <w:tc>
-          <w:tcPr>
-            <w:tcW w:w="1197" w:type="dxa"/>
-          </w:tcPr>
-          <w:p>
-            <w:pPr>
-              <w:pStyle w:val="Compact"/>
-              <w:spacing w:line="480" w:lineRule="auto"/>
-              <w:rPr>
-                <w:rFonts w:ascii="Arial" w:hAnsi="Arial" w:cs="Arial"/>
-                <w:sz w:val="22"/>
-                <w:szCs w:val="22"/>
-              </w:rPr>
-            </w:pPr>
-            <w:r>
-              <w:rPr>
-                <w:rFonts w:ascii="Arial" w:hAnsi="Arial" w:cs="Arial"/>
-                <w:sz w:val="22"/>
-                <w:szCs w:val="22"/>
-              </w:rPr>
-              <w:t>-1.121</w:t>
-            </w:r>
-          </w:p>
-        </w:tc>
-        <w:tc>
-          <w:tcPr>
-            <w:tcW w:w="1729" w:type="dxa"/>
-          </w:tcPr>
-          <w:p>
-            <w:pPr>
-              <w:pStyle w:val="Compact"/>
-              <w:spacing w:line="480" w:lineRule="auto"/>
-              <w:rPr>
-                <w:rFonts w:ascii="Arial" w:hAnsi="Arial" w:cs="Arial"/>
-                <w:sz w:val="22"/>
-                <w:szCs w:val="22"/>
-              </w:rPr>
-            </w:pPr>
-            <w:r>
-              <w:rPr>
-                <w:rFonts w:ascii="Arial" w:hAnsi="Arial" w:cs="Arial"/>
-                <w:sz w:val="22"/>
-                <w:szCs w:val="22"/>
-              </w:rPr>
-              <w:t>0.205</w:t>
-            </w:r>
-          </w:p>
-        </w:tc>
-        <w:tc>
-          <w:tcPr>
-            <w:tcW w:w="1330" w:type="dxa"/>
-          </w:tcPr>
-          <w:p>
-            <w:pPr>
-              <w:pStyle w:val="Compact"/>
-              <w:spacing w:line="480" w:lineRule="auto"/>
-              <w:rPr>
-                <w:rFonts w:ascii="Arial" w:hAnsi="Arial" w:cs="Arial"/>
-                <w:sz w:val="22"/>
-                <w:szCs w:val="22"/>
-              </w:rPr>
-            </w:pPr>
-            <w:r>
-              <w:rPr>
-                <w:rFonts w:ascii="Arial" w:hAnsi="Arial" w:cs="Arial"/>
-                <w:sz w:val="22"/>
-                <w:szCs w:val="22"/>
-              </w:rPr>
-              <w:t>&lt;0.001</w:t>
-            </w:r>
-          </w:p>
-        </w:tc>
-      </w:tr>
-      <w:tr>
-        <w:tc>
-          <w:tcPr>
-            <w:tcW w:w="3193" w:type="dxa"/>
-          </w:tcPr>
-          <w:p>
-            <w:pPr>
-              <w:pStyle w:val="Compact"/>
-              <w:spacing w:line="480" w:lineRule="auto"/>
-              <w:rPr>
-                <w:rFonts w:ascii="Arial" w:hAnsi="Arial" w:cs="Arial"/>
-                <w:sz w:val="22"/>
-                <w:szCs w:val="22"/>
-              </w:rPr>
-            </w:pPr>
-            <w:r>
-              <w:rPr>
-                <w:rFonts w:ascii="Arial" w:hAnsi="Arial" w:cs="Arial"/>
-                <w:sz w:val="22"/>
-                <w:szCs w:val="22"/>
-              </w:rPr>
-              <w:t>Hunting biomass</w:t>
-            </w:r>
-          </w:p>
-        </w:tc>
-        <w:tc>
-          <w:tcPr>
-            <w:tcW w:w="1197" w:type="dxa"/>
-          </w:tcPr>
-          <w:p>
-            <w:pPr>
-              <w:pStyle w:val="Compact"/>
-              <w:spacing w:line="480" w:lineRule="auto"/>
-              <w:rPr>
-                <w:rFonts w:ascii="Arial" w:hAnsi="Arial" w:cs="Arial"/>
-                <w:sz w:val="22"/>
-                <w:szCs w:val="22"/>
-              </w:rPr>
-            </w:pPr>
-            <w:r>
-              <w:rPr>
-                <w:rFonts w:ascii="Arial" w:hAnsi="Arial" w:cs="Arial"/>
-                <w:sz w:val="22"/>
-                <w:szCs w:val="22"/>
-              </w:rPr>
-              <w:t>-0.115</w:t>
-            </w:r>
-          </w:p>
-        </w:tc>
-        <w:tc>
-          <w:tcPr>
-            <w:tcW w:w="1729" w:type="dxa"/>
-          </w:tcPr>
-          <w:p>
-            <w:pPr>
-              <w:pStyle w:val="Compact"/>
-              <w:spacing w:line="480" w:lineRule="auto"/>
-              <w:rPr>
-                <w:rFonts w:ascii="Arial" w:hAnsi="Arial" w:cs="Arial"/>
-                <w:sz w:val="22"/>
-                <w:szCs w:val="22"/>
-              </w:rPr>
-            </w:pPr>
-            <w:r>
-              <w:rPr>
-                <w:rFonts w:ascii="Arial" w:hAnsi="Arial" w:cs="Arial"/>
-                <w:sz w:val="22"/>
-                <w:szCs w:val="22"/>
-              </w:rPr>
-              <w:t>0.076</w:t>
-            </w:r>
-          </w:p>
-        </w:tc>
-        <w:tc>
-          <w:tcPr>
-            <w:tcW w:w="1330" w:type="dxa"/>
-          </w:tcPr>
-          <w:p>
-            <w:pPr>
-              <w:pStyle w:val="Compact"/>
-              <w:spacing w:line="480" w:lineRule="auto"/>
-              <w:rPr>
-                <w:rFonts w:ascii="Arial" w:hAnsi="Arial" w:cs="Arial"/>
-                <w:sz w:val="22"/>
-                <w:szCs w:val="22"/>
-              </w:rPr>
-            </w:pPr>
-            <w:r>
-              <w:rPr>
-                <w:rFonts w:ascii="Arial" w:hAnsi="Arial" w:cs="Arial"/>
-                <w:sz w:val="22"/>
-                <w:szCs w:val="22"/>
-              </w:rPr>
-              <w:t>0.130</w:t>
-            </w:r>
-          </w:p>
-        </w:tc>
-      </w:tr>
-      <w:tr>
-        <w:tc>
-          <w:tcPr>
-            <w:tcW w:w="3193" w:type="dxa"/>
-          </w:tcPr>
-          <w:p>
-            <w:pPr>
-              <w:pStyle w:val="Compact"/>
-              <w:spacing w:line="480" w:lineRule="auto"/>
-              <w:rPr>
-                <w:rFonts w:ascii="Arial" w:hAnsi="Arial" w:cs="Arial"/>
-                <w:sz w:val="22"/>
-                <w:szCs w:val="22"/>
-              </w:rPr>
-            </w:pPr>
-            <w:r>
-              <w:rPr>
-                <w:rFonts w:ascii="Arial" w:hAnsi="Arial" w:cs="Arial"/>
-                <w:sz w:val="22"/>
-                <w:szCs w:val="22"/>
-              </w:rPr>
-              <w:t>Hunting season (TRUE)</w:t>
-            </w:r>
-          </w:p>
-        </w:tc>
-        <w:tc>
-          <w:tcPr>
-            <w:tcW w:w="1197" w:type="dxa"/>
-          </w:tcPr>
-          <w:p>
-            <w:pPr>
-              <w:pStyle w:val="Compact"/>
-              <w:spacing w:line="480" w:lineRule="auto"/>
-              <w:rPr>
-                <w:rFonts w:ascii="Arial" w:hAnsi="Arial" w:cs="Arial"/>
-                <w:sz w:val="22"/>
-                <w:szCs w:val="22"/>
-              </w:rPr>
-            </w:pPr>
-            <w:r>
-              <w:rPr>
-                <w:rFonts w:ascii="Arial" w:hAnsi="Arial" w:cs="Arial"/>
-                <w:sz w:val="22"/>
-                <w:szCs w:val="22"/>
-              </w:rPr>
-              <w:t>1.225</w:t>
-            </w:r>
-          </w:p>
-        </w:tc>
-        <w:tc>
-          <w:tcPr>
-            <w:tcW w:w="1729" w:type="dxa"/>
-          </w:tcPr>
-          <w:p>
-            <w:pPr>
-              <w:pStyle w:val="Compact"/>
-              <w:spacing w:line="480" w:lineRule="auto"/>
-              <w:rPr>
-                <w:rFonts w:ascii="Arial" w:hAnsi="Arial" w:cs="Arial"/>
-                <w:sz w:val="22"/>
-                <w:szCs w:val="22"/>
-              </w:rPr>
-            </w:pPr>
-            <w:r>
-              <w:rPr>
-                <w:rFonts w:ascii="Arial" w:hAnsi="Arial" w:cs="Arial"/>
-                <w:sz w:val="22"/>
-                <w:szCs w:val="22"/>
-              </w:rPr>
-              <w:t>0.191</w:t>
-            </w:r>
-          </w:p>
-        </w:tc>
-        <w:tc>
-          <w:tcPr>
-            <w:tcW w:w="1330" w:type="dxa"/>
-          </w:tcPr>
-          <w:p>
-            <w:pPr>
-              <w:pStyle w:val="Compact"/>
-              <w:spacing w:line="480" w:lineRule="auto"/>
-              <w:rPr>
-                <w:rFonts w:ascii="Arial" w:hAnsi="Arial" w:cs="Arial"/>
-                <w:sz w:val="22"/>
-                <w:szCs w:val="22"/>
-              </w:rPr>
-            </w:pPr>
-            <w:r>
-              <w:rPr>
-                <w:rFonts w:ascii="Arial" w:hAnsi="Arial" w:cs="Arial"/>
-                <w:sz w:val="22"/>
-                <w:szCs w:val="22"/>
-              </w:rPr>
-              <w:t>&lt;0.001</w:t>
-            </w:r>
-          </w:p>
-        </w:tc>
-      </w:tr>
-      <w:tr>
-        <w:tc>
-          <w:tcPr>
-            <w:tcW w:w="3193" w:type="dxa"/>
-          </w:tcPr>
-          <w:p>
-            <w:pPr>
-              <w:pStyle w:val="Compact"/>
-              <w:spacing w:line="480" w:lineRule="auto"/>
-              <w:rPr>
-                <w:rFonts w:ascii="Arial" w:hAnsi="Arial" w:cs="Arial"/>
-                <w:sz w:val="22"/>
-                <w:szCs w:val="22"/>
-              </w:rPr>
-            </w:pPr>
-            <w:r>
-              <w:rPr>
-                <w:rFonts w:ascii="Arial" w:hAnsi="Arial" w:cs="Arial"/>
-                <w:sz w:val="22"/>
-                <w:szCs w:val="22"/>
-              </w:rPr>
-              <w:t>Distance</w:t>
-            </w:r>
-          </w:p>
-        </w:tc>
-        <w:tc>
-          <w:tcPr>
-            <w:tcW w:w="1197" w:type="dxa"/>
-          </w:tcPr>
-          <w:p>
-            <w:pPr>
-              <w:pStyle w:val="Compact"/>
-              <w:spacing w:line="480" w:lineRule="auto"/>
-              <w:rPr>
-                <w:rFonts w:ascii="Arial" w:hAnsi="Arial" w:cs="Arial"/>
-                <w:sz w:val="22"/>
-                <w:szCs w:val="22"/>
-              </w:rPr>
-            </w:pPr>
-            <w:r>
-              <w:rPr>
-                <w:rFonts w:ascii="Arial" w:hAnsi="Arial" w:cs="Arial"/>
-                <w:sz w:val="22"/>
-                <w:szCs w:val="22"/>
-              </w:rPr>
-              <w:t>-1.786</w:t>
-            </w:r>
-          </w:p>
-        </w:tc>
-        <w:tc>
-          <w:tcPr>
-            <w:tcW w:w="1729" w:type="dxa"/>
-          </w:tcPr>
-          <w:p>
-            <w:pPr>
-              <w:pStyle w:val="Compact"/>
-              <w:spacing w:line="480" w:lineRule="auto"/>
-              <w:rPr>
-                <w:rFonts w:ascii="Arial" w:hAnsi="Arial" w:cs="Arial"/>
-                <w:sz w:val="22"/>
-                <w:szCs w:val="22"/>
-              </w:rPr>
-            </w:pPr>
-            <w:r>
-              <w:rPr>
-                <w:rFonts w:ascii="Arial" w:hAnsi="Arial" w:cs="Arial"/>
-                <w:sz w:val="22"/>
-                <w:szCs w:val="22"/>
-              </w:rPr>
-              <w:t>0.455</w:t>
-            </w:r>
-          </w:p>
-        </w:tc>
-        <w:tc>
-          <w:tcPr>
-            <w:tcW w:w="1330" w:type="dxa"/>
-          </w:tcPr>
-          <w:p>
-            <w:pPr>
-              <w:pStyle w:val="Compact"/>
-              <w:spacing w:line="480" w:lineRule="auto"/>
-              <w:rPr>
-                <w:rFonts w:ascii="Arial" w:hAnsi="Arial" w:cs="Arial"/>
-                <w:sz w:val="22"/>
-                <w:szCs w:val="22"/>
-              </w:rPr>
-            </w:pPr>
-            <w:r>
-              <w:rPr>
-                <w:rFonts w:ascii="Arial" w:hAnsi="Arial" w:cs="Arial"/>
-                <w:sz w:val="22"/>
-                <w:szCs w:val="22"/>
-              </w:rPr>
-              <w:t>&lt;0.001</w:t>
-            </w:r>
-          </w:p>
-        </w:tc>
-      </w:tr>
-      <w:tr>
-        <w:tc>
-          <w:tcPr>
-            <w:tcW w:w="3193" w:type="dxa"/>
-          </w:tcPr>
-          <w:p>
-            <w:pPr>
-              <w:pStyle w:val="Compact"/>
-              <w:spacing w:line="480" w:lineRule="auto"/>
-              <w:rPr>
-                <w:rFonts w:ascii="Arial" w:hAnsi="Arial" w:cs="Arial"/>
-                <w:sz w:val="22"/>
-                <w:szCs w:val="22"/>
-              </w:rPr>
-            </w:pPr>
-            <w:r>
-              <w:rPr>
-                <w:rFonts w:ascii="Arial" w:hAnsi="Arial" w:cs="Arial"/>
-                <w:sz w:val="22"/>
-                <w:szCs w:val="22"/>
-              </w:rPr>
-              <w:t>Max temperature</w:t>
-            </w:r>
-          </w:p>
-        </w:tc>
-        <w:tc>
-          <w:tcPr>
-            <w:tcW w:w="1197" w:type="dxa"/>
-          </w:tcPr>
-          <w:p>
-            <w:pPr>
-              <w:pStyle w:val="Compact"/>
-              <w:spacing w:line="480" w:lineRule="auto"/>
-              <w:rPr>
-                <w:rFonts w:ascii="Arial" w:hAnsi="Arial" w:cs="Arial"/>
-                <w:sz w:val="22"/>
-                <w:szCs w:val="22"/>
-              </w:rPr>
-            </w:pPr>
-            <w:r>
-              <w:rPr>
-                <w:rFonts w:ascii="Arial" w:hAnsi="Arial" w:cs="Arial"/>
-                <w:sz w:val="22"/>
-                <w:szCs w:val="22"/>
-              </w:rPr>
-              <w:t>-0.088</w:t>
-            </w:r>
-          </w:p>
-        </w:tc>
-        <w:tc>
-          <w:tcPr>
-            <w:tcW w:w="1729" w:type="dxa"/>
-          </w:tcPr>
-          <w:p>
-            <w:pPr>
-              <w:pStyle w:val="Compact"/>
-              <w:spacing w:line="480" w:lineRule="auto"/>
-              <w:rPr>
-                <w:rFonts w:ascii="Arial" w:hAnsi="Arial" w:cs="Arial"/>
-                <w:sz w:val="22"/>
-                <w:szCs w:val="22"/>
-              </w:rPr>
-            </w:pPr>
-            <w:r>
-              <w:rPr>
-                <w:rFonts w:ascii="Arial" w:hAnsi="Arial" w:cs="Arial"/>
-                <w:sz w:val="22"/>
-                <w:szCs w:val="22"/>
-              </w:rPr>
-              <w:t>0.074</w:t>
-            </w:r>
-          </w:p>
-        </w:tc>
-        <w:tc>
-          <w:tcPr>
-            <w:tcW w:w="1330" w:type="dxa"/>
-          </w:tcPr>
-          <w:p>
-            <w:pPr>
-              <w:pStyle w:val="Compact"/>
-              <w:spacing w:line="480" w:lineRule="auto"/>
-              <w:rPr>
-                <w:rFonts w:ascii="Arial" w:hAnsi="Arial" w:cs="Arial"/>
-                <w:sz w:val="22"/>
-                <w:szCs w:val="22"/>
-              </w:rPr>
-            </w:pPr>
-            <w:r>
-              <w:rPr>
-                <w:rFonts w:ascii="Arial" w:hAnsi="Arial" w:cs="Arial"/>
-                <w:sz w:val="22"/>
-                <w:szCs w:val="22"/>
-              </w:rPr>
-              <w:t>0.234</w:t>
-            </w:r>
-          </w:p>
-        </w:tc>
-      </w:tr>
-      <w:tr>
-        <w:tc>
-          <w:tcPr>
-            <w:tcW w:w="3193" w:type="dxa"/>
-          </w:tcPr>
-          <w:p>
-            <w:pPr>
-              <w:pStyle w:val="Compact"/>
-              <w:spacing w:line="480" w:lineRule="auto"/>
-              <w:rPr>
-                <w:rFonts w:ascii="Arial" w:hAnsi="Arial" w:cs="Arial"/>
-                <w:sz w:val="22"/>
-                <w:szCs w:val="22"/>
-              </w:rPr>
-            </w:pPr>
-            <w:r>
-              <w:rPr>
-                <w:rFonts w:ascii="Arial" w:hAnsi="Arial" w:cs="Arial"/>
-                <w:sz w:val="22"/>
-                <w:szCs w:val="22"/>
-              </w:rPr>
-              <w:t>Snow depth</w:t>
-            </w:r>
-          </w:p>
-        </w:tc>
-        <w:tc>
-          <w:tcPr>
-            <w:tcW w:w="1197" w:type="dxa"/>
-          </w:tcPr>
-          <w:p>
-            <w:pPr>
-              <w:pStyle w:val="Compact"/>
-              <w:spacing w:line="480" w:lineRule="auto"/>
-              <w:rPr>
-                <w:rFonts w:ascii="Arial" w:hAnsi="Arial" w:cs="Arial"/>
-                <w:sz w:val="22"/>
-                <w:szCs w:val="22"/>
-              </w:rPr>
-            </w:pPr>
-            <w:r>
-              <w:rPr>
-                <w:rFonts w:ascii="Arial" w:hAnsi="Arial" w:cs="Arial"/>
-                <w:sz w:val="22"/>
-                <w:szCs w:val="22"/>
-              </w:rPr>
-              <w:t>0.275</w:t>
-            </w:r>
-          </w:p>
-        </w:tc>
-        <w:tc>
-          <w:tcPr>
-            <w:tcW w:w="1729" w:type="dxa"/>
-          </w:tcPr>
-          <w:p>
-            <w:pPr>
-              <w:pStyle w:val="Compact"/>
-              <w:spacing w:line="480" w:lineRule="auto"/>
-              <w:rPr>
-                <w:rFonts w:ascii="Arial" w:hAnsi="Arial" w:cs="Arial"/>
-                <w:sz w:val="22"/>
-                <w:szCs w:val="22"/>
-              </w:rPr>
-            </w:pPr>
-            <w:r>
-              <w:rPr>
-                <w:rFonts w:ascii="Arial" w:hAnsi="Arial" w:cs="Arial"/>
-                <w:sz w:val="22"/>
-                <w:szCs w:val="22"/>
-              </w:rPr>
-              <w:t>0.095</w:t>
-            </w:r>
-          </w:p>
-        </w:tc>
-        <w:tc>
-          <w:tcPr>
-            <w:tcW w:w="1330" w:type="dxa"/>
-          </w:tcPr>
-          <w:p>
-            <w:pPr>
-              <w:pStyle w:val="Compact"/>
-              <w:spacing w:line="480" w:lineRule="auto"/>
-              <w:rPr>
-                <w:rFonts w:ascii="Arial" w:hAnsi="Arial" w:cs="Arial"/>
-                <w:sz w:val="22"/>
-                <w:szCs w:val="22"/>
-              </w:rPr>
-            </w:pPr>
-            <w:r>
-              <w:rPr>
-                <w:rFonts w:ascii="Arial" w:hAnsi="Arial" w:cs="Arial"/>
-                <w:sz w:val="22"/>
-                <w:szCs w:val="22"/>
-              </w:rPr>
-              <w:t>0.004</w:t>
-            </w:r>
-          </w:p>
-        </w:tc>
-      </w:tr>
-      <w:tr>
-        <w:tc>
-          <w:tcPr>
-            <w:tcW w:w="3193" w:type="dxa"/>
-          </w:tcPr>
-          <w:p>
-            <w:pPr>
-              <w:pStyle w:val="Compact"/>
-              <w:spacing w:line="480" w:lineRule="auto"/>
-              <w:rPr>
-                <w:rFonts w:ascii="Arial" w:hAnsi="Arial" w:cs="Arial"/>
-                <w:sz w:val="22"/>
-                <w:szCs w:val="22"/>
-              </w:rPr>
-            </w:pPr>
-            <w:r>
-              <w:rPr>
-                <w:rFonts w:ascii="Arial" w:hAnsi="Arial" w:cs="Arial"/>
-                <w:sz w:val="22"/>
-                <w:szCs w:val="22"/>
-              </w:rPr>
-              <w:t>Proportion traveling</w:t>
-            </w:r>
-          </w:p>
-        </w:tc>
-        <w:tc>
-          <w:tcPr>
-            <w:tcW w:w="1197" w:type="dxa"/>
-          </w:tcPr>
-          <w:p>
-            <w:pPr>
-              <w:pStyle w:val="Compact"/>
-              <w:spacing w:line="480" w:lineRule="auto"/>
-              <w:rPr>
-                <w:rFonts w:ascii="Arial" w:hAnsi="Arial" w:cs="Arial"/>
-                <w:sz w:val="22"/>
-                <w:szCs w:val="22"/>
-              </w:rPr>
-            </w:pPr>
-            <w:r>
-              <w:rPr>
-                <w:rFonts w:ascii="Arial" w:hAnsi="Arial" w:cs="Arial"/>
-                <w:sz w:val="22"/>
-                <w:szCs w:val="22"/>
-              </w:rPr>
-              <w:t>0.213</w:t>
-            </w:r>
-          </w:p>
-        </w:tc>
-        <w:tc>
-          <w:tcPr>
-            <w:tcW w:w="1729" w:type="dxa"/>
-          </w:tcPr>
-          <w:p>
-            <w:pPr>
-              <w:pStyle w:val="Compact"/>
-              <w:spacing w:line="480" w:lineRule="auto"/>
-              <w:rPr>
-                <w:rFonts w:ascii="Arial" w:hAnsi="Arial" w:cs="Arial"/>
-                <w:sz w:val="22"/>
-                <w:szCs w:val="22"/>
-              </w:rPr>
-            </w:pPr>
-            <w:r>
-              <w:rPr>
-                <w:rFonts w:ascii="Arial" w:hAnsi="Arial" w:cs="Arial"/>
-                <w:sz w:val="22"/>
-                <w:szCs w:val="22"/>
-              </w:rPr>
-              <w:t>0.081</w:t>
-            </w:r>
-          </w:p>
-        </w:tc>
-        <w:tc>
-          <w:tcPr>
-            <w:tcW w:w="1330" w:type="dxa"/>
-          </w:tcPr>
-          <w:p>
-            <w:pPr>
-              <w:pStyle w:val="Compact"/>
-              <w:spacing w:line="480" w:lineRule="auto"/>
-              <w:rPr>
-                <w:rFonts w:ascii="Arial" w:hAnsi="Arial" w:cs="Arial"/>
-                <w:sz w:val="22"/>
-                <w:szCs w:val="22"/>
-              </w:rPr>
-            </w:pPr>
-            <w:r>
-              <w:rPr>
-                <w:rFonts w:ascii="Arial" w:hAnsi="Arial" w:cs="Arial"/>
-                <w:sz w:val="22"/>
-                <w:szCs w:val="22"/>
-              </w:rPr>
-              <w:t>0.008</w:t>
-            </w:r>
-          </w:p>
-        </w:tc>
-      </w:tr>
-    </w:tbl>
     <w:p>
       <w:pPr>
         <w:spacing w:line="480" w:lineRule="auto"/>
@@ -3481,6 +1458,62 @@
           <w:szCs w:val="22"/>
         </w:rPr>
       </w:pPr>
+      <w:r>
+        <w:rPr>
+          <w:rFonts w:ascii="Arial" w:hAnsi="Arial" w:cs="Arial"/>
+          <w:noProof/>
+          <w:sz w:val="22"/>
+          <w:szCs w:val="22"/>
+        </w:rPr>
+        <w:drawing>
+          <wp:inline distT="0" distB="0" distL="0" distR="0" wp14:anchorId="6D276B8B" wp14:editId="2B99B1EF">
+            <wp:extent cx="4236085" cy="2783840"/>
+            <wp:effectExtent l="0" t="0" r="0" b="0"/>
+            <wp:docPr id="2121891616" name="Picture 3"/>
+            <wp:cNvGraphicFramePr>
+              <a:graphicFrameLocks xmlns:a="http://schemas.openxmlformats.org/drawingml/2006/main" noChangeAspect="1"/>
+            </wp:cNvGraphicFramePr>
+            <a:graphic xmlns:a="http://schemas.openxmlformats.org/drawingml/2006/main">
+              <a:graphicData uri="http://schemas.openxmlformats.org/drawingml/2006/picture">
+                <pic:pic xmlns:pic="http://schemas.openxmlformats.org/drawingml/2006/picture">
+                  <pic:nvPicPr>
+                    <pic:cNvPr id="0" name="Picture 3"/>
+                    <pic:cNvPicPr>
+                      <a:picLocks noChangeAspect="1" noChangeArrowheads="1"/>
+                    </pic:cNvPicPr>
+                  </pic:nvPicPr>
+                  <pic:blipFill>
+                    <a:blip r:embed="rId6">
+                      <a:extLst>
+                        <a:ext uri="{28A0092B-C50C-407E-A947-70E740481C1C}">
+                          <a14:useLocalDpi xmlns:a14="http://schemas.microsoft.com/office/drawing/2010/main" val="0"/>
+                        </a:ext>
+                      </a:extLst>
+                    </a:blip>
+                    <a:srcRect/>
+                    <a:stretch>
+                      <a:fillRect/>
+                    </a:stretch>
+                  </pic:blipFill>
+                  <pic:spPr bwMode="auto">
+                    <a:xfrm>
+                      <a:off x="0" y="0"/>
+                      <a:ext cx="4236085" cy="2783840"/>
+                    </a:xfrm>
+                    <a:prstGeom prst="rect">
+                      <a:avLst/>
+                    </a:prstGeom>
+                    <a:noFill/>
+                    <a:ln>
+                      <a:noFill/>
+                    </a:ln>
+                  </pic:spPr>
+                </pic:pic>
+              </a:graphicData>
+            </a:graphic>
+          </wp:inline>
+        </w:drawing>
+      </w:r>
     </w:p>
     <w:sectPr>
       <w:pgSz w:w="12240" w:h="15840"/>
@@ -4464,6 +2497,8 @@
     <w:rPr>
       <w:rFonts w:eastAsiaTheme="minorEastAsia"/>
       <w:kern w:val="0"/>
+      <w:sz w:val="20"/>
+      <w:szCs w:val="20"/>
       <w:lang w:eastAsia="zh-CN"/>
       <w14:ligatures w14:val="none"/>
     </w:rPr>

--- a/reports/thesis/SI_03_chapter_2.docx
+++ b/reports/thesis/SI_03_chapter_2.docx
@@ -34,43 +34,7 @@
           <w:sz w:val="22"/>
           <w:szCs w:val="22"/>
         </w:rPr>
-        <w:t xml:space="preserve">: Hunting </w:t>
-      </w:r>
-      <w:proofErr w:type="gramStart"/>
-      <w:r>
-        <w:rPr>
-          <w:rFonts w:ascii="Arial" w:hAnsi="Arial" w:cs="Arial"/>
-          <w:sz w:val="22"/>
-          <w:szCs w:val="22"/>
-        </w:rPr>
-        <w:t>season</w:t>
-      </w:r>
-      <w:proofErr w:type="gramEnd"/>
-      <w:r>
-        <w:rPr>
-          <w:rFonts w:ascii="Arial" w:hAnsi="Arial" w:cs="Arial"/>
-          <w:sz w:val="22"/>
-          <w:szCs w:val="22"/>
-        </w:rPr>
-        <w:t xml:space="preserve"> </w:t>
-      </w:r>
-      <w:proofErr w:type="gramStart"/>
-      <w:r>
-        <w:rPr>
-          <w:rFonts w:ascii="Arial" w:hAnsi="Arial" w:cs="Arial"/>
-          <w:sz w:val="22"/>
-          <w:szCs w:val="22"/>
-        </w:rPr>
-        <w:t>start</w:t>
-      </w:r>
-      <w:proofErr w:type="gramEnd"/>
-      <w:r>
-        <w:rPr>
-          <w:rFonts w:ascii="Arial" w:hAnsi="Arial" w:cs="Arial"/>
-          <w:sz w:val="22"/>
-          <w:szCs w:val="22"/>
-        </w:rPr>
-        <w:t xml:space="preserve"> and end dates</w:t>
+        <w:t>: Hunting season start and end dates</w:t>
       </w:r>
     </w:p>
     <w:p>
@@ -762,6 +726,15 @@
           <w:szCs w:val="22"/>
         </w:rPr>
       </w:pPr>
+    </w:p>
+    <w:p>
+      <w:pPr>
+        <w:rPr>
+          <w:rFonts w:ascii="Arial" w:hAnsi="Arial" w:cs="Arial"/>
+          <w:sz w:val="22"/>
+          <w:szCs w:val="22"/>
+        </w:rPr>
+      </w:pPr>
       <w:r>
         <w:rPr>
           <w:rFonts w:ascii="Arial" w:hAnsi="Arial" w:cs="Arial"/>
@@ -788,6 +761,321 @@
           <w:szCs w:val="22"/>
         </w:rPr>
         <w:lastRenderedPageBreak/>
+        <w:t>Appendix B: Other covariates</w:t>
+      </w:r>
+    </w:p>
+    <w:p>
+      <w:pPr>
+        <w:spacing w:line="480" w:lineRule="auto"/>
+        <w:ind w:firstLine="720"/>
+        <w:rPr>
+          <w:rFonts w:ascii="Arial" w:hAnsi="Arial" w:cs="Arial"/>
+          <w:color w:val="000000" w:themeColor="text1"/>
+          <w:sz w:val="22"/>
+          <w:szCs w:val="22"/>
+        </w:rPr>
+      </w:pPr>
+      <w:r>
+        <w:rPr>
+          <w:rFonts w:ascii="Arial" w:hAnsi="Arial" w:cs="Arial"/>
+          <w:color w:val="000000" w:themeColor="text1"/>
+          <w:sz w:val="22"/>
+          <w:szCs w:val="22"/>
+        </w:rPr>
+        <w:t xml:space="preserve">Since traveling requires both time and energy, we considered the distances of each raven’s territory to the hunting regions. We calculated the commute distance for each raven by taking the Euclidean distance from the center of the 90% MCP to Yellowstone’s northern entrance station in Gardiner, MT, as that was a central location to both hunting regions. </w:t>
+      </w:r>
+    </w:p>
+    <w:p>
+      <w:pPr>
+        <w:spacing w:line="480" w:lineRule="auto"/>
+        <w:ind w:firstLine="720"/>
+        <w:rPr>
+          <w:rFonts w:ascii="Arial" w:hAnsi="Arial" w:cs="Arial"/>
+          <w:color w:val="000000" w:themeColor="text1"/>
+          <w:sz w:val="22"/>
+          <w:szCs w:val="22"/>
+        </w:rPr>
+      </w:pPr>
+      <w:r>
+        <w:rPr>
+          <w:rFonts w:ascii="Arial" w:hAnsi="Arial" w:cs="Arial"/>
+          <w:color w:val="000000" w:themeColor="text1"/>
+          <w:sz w:val="22"/>
+          <w:szCs w:val="22"/>
+        </w:rPr>
+        <w:t>Territory defense and nest construction in early spring may impact a raven’s decision to leave its territory. We accounted for this with a seasonal variable that coded for the two periods during which wolves are intensely monitored (“early study period” = 15 Nov – 15 Dec; “late” = 1 – 31 March)</w:t>
+      </w:r>
+      <w:r>
+        <w:rPr>
+          <w:rFonts w:ascii="Arial" w:hAnsi="Arial" w:cs="Arial"/>
+          <w:color w:val="000000" w:themeColor="text1"/>
+          <w:sz w:val="22"/>
+          <w:szCs w:val="22"/>
+        </w:rPr>
+        <w:t>.</w:t>
+      </w:r>
+    </w:p>
+    <w:p>
+      <w:pPr>
+        <w:spacing w:line="480" w:lineRule="auto"/>
+        <w:ind w:firstLine="720"/>
+        <w:rPr>
+          <w:rFonts w:ascii="Arial" w:hAnsi="Arial" w:cs="Arial"/>
+          <w:color w:val="000000" w:themeColor="text1"/>
+          <w:sz w:val="22"/>
+          <w:szCs w:val="22"/>
+        </w:rPr>
+      </w:pPr>
+      <w:r>
+        <w:rPr>
+          <w:rFonts w:ascii="Arial" w:hAnsi="Arial" w:cs="Arial"/>
+          <w:color w:val="000000" w:themeColor="text1"/>
+          <w:sz w:val="22"/>
+          <w:szCs w:val="22"/>
+        </w:rPr>
+        <w:t xml:space="preserve">Ravens holding territories where wolf kills are frequent may remain on their territories when a kill is not immediately available, as they regularly search such areas </w:t>
+      </w:r>
+      <w:r>
+        <w:rPr>
+          <w:rFonts w:ascii="Arial" w:hAnsi="Arial" w:cs="Arial"/>
+          <w:color w:val="000000" w:themeColor="text1"/>
+          <w:sz w:val="22"/>
+          <w:szCs w:val="22"/>
+        </w:rPr>
+        <w:fldChar w:fldCharType="begin"/>
+      </w:r>
+      <w:r>
+        <w:rPr>
+          <w:rFonts w:ascii="Arial" w:hAnsi="Arial" w:cs="Arial"/>
+          <w:color w:val="000000" w:themeColor="text1"/>
+          <w:sz w:val="22"/>
+          <w:szCs w:val="22"/>
+        </w:rPr>
+        <w:instrText xml:space="preserve"> ADDIN ZOTERO_ITEM CSL_CITATION {"citationID":"d9NJFhBv","properties":{"unsorted":false,"formattedCitation":"(Loretto et al. 2026)","plainCitation":"(Loretto et al. 2026)","noteIndex":0},"citationItems":[{"id":1582,"uris":["http://zotero.org/users/9968163/items/BAM3LF88"],"itemData":{"id":1582,"type":"article-journal","abstract":"Scavengers generally rely on patchily distributed, unpredictable carrion. A long-standing hypothesis suggests scavenging ravens reliably locate such food by directly following large carnivores to their kills. However, by satellite tracking 69 ravens, 20 wolves, and 11 cougars in Yellowstone National Park, we found that following of predators over large distances rarely occurred. Instead, ravens routinely revisited sites where wolf kills were common—returning from distances of up to 155 kilometers to find carrion. Much like navigating to permanent anthropogenic subsidies, ravens appear to remember potential sources of carrion shaped by previous encounters with wolves or their kills. These findings suggest that spatial memory and navigation play a considerably greater role than previously assumed among scavengers, and possibly other wide-ranging species, in search of ephemeral resources.","citation-key":"lorettoRavensAnticipateWolf2026","container-title":"Science","DOI":"10.1126/science.adz9467","issue":"6790","page":"1151-1154","publisher":"American Association for the Advancement of Science","source":"science.org (Atypon)","title":"Ravens anticipate wolf kill sites across broad scales","volume":"391","author":[{"family":"Loretto","given":"Matthias-Claudio"},{"family":"Beck","given":"Kristina B."},{"family":"Smith","given":"Douglas W."},{"family":"Stahler","given":"Daniel R."},{"family":"Walker","given":"Lauren E."},{"family":"Wikelski","given":"Martin"},{"family":"Mueller","given":"Thomas"},{"family":"Safi","given":"Kamran"},{"family":"Marzluff","given":"John M."}],"issued":{"date-parts":[["2026",3,12]]}}}],"schema":"https://github.com/citation-style-language/schema/raw/master/csl-citation.json"} </w:instrText>
+      </w:r>
+      <w:r>
+        <w:rPr>
+          <w:rFonts w:ascii="Arial" w:hAnsi="Arial" w:cs="Arial"/>
+          <w:color w:val="000000" w:themeColor="text1"/>
+          <w:sz w:val="22"/>
+          <w:szCs w:val="22"/>
+        </w:rPr>
+        <w:fldChar w:fldCharType="separate"/>
+      </w:r>
+      <w:r>
+        <w:rPr>
+          <w:rFonts w:ascii="Arial" w:hAnsi="Arial" w:cs="Arial"/>
+          <w:color w:val="000000" w:themeColor="text1"/>
+          <w:sz w:val="22"/>
+          <w:szCs w:val="22"/>
+        </w:rPr>
+        <w:t>(Loretto et al. 2026)</w:t>
+      </w:r>
+      <w:r>
+        <w:rPr>
+          <w:rFonts w:ascii="Arial" w:hAnsi="Arial" w:cs="Arial"/>
+          <w:color w:val="000000" w:themeColor="text1"/>
+          <w:sz w:val="22"/>
+          <w:szCs w:val="22"/>
+        </w:rPr>
+        <w:fldChar w:fldCharType="end"/>
+      </w:r>
+      <w:r>
+        <w:rPr>
+          <w:rFonts w:ascii="Arial" w:hAnsi="Arial" w:cs="Arial"/>
+          <w:color w:val="000000" w:themeColor="text1"/>
+          <w:sz w:val="22"/>
+          <w:szCs w:val="22"/>
+        </w:rPr>
+        <w:t xml:space="preserve">. We calculated the productivity of a raven’s territory as the average number of carcasses acquired by wolves in the 30-day early and late winter periods across all winters that a raven was monitored on that territory. </w:t>
+      </w:r>
+    </w:p>
+    <w:p>
+      <w:pPr>
+        <w:spacing w:line="480" w:lineRule="auto"/>
+        <w:ind w:firstLine="720"/>
+        <w:rPr>
+          <w:rFonts w:ascii="Arial" w:hAnsi="Arial" w:cs="Arial"/>
+          <w:color w:val="000000" w:themeColor="text1"/>
+          <w:sz w:val="22"/>
+          <w:szCs w:val="22"/>
+        </w:rPr>
+      </w:pPr>
+      <w:r>
+        <w:rPr>
+          <w:rFonts w:ascii="Arial" w:hAnsi="Arial" w:cs="Arial"/>
+          <w:color w:val="000000" w:themeColor="text1"/>
+          <w:sz w:val="22"/>
+          <w:szCs w:val="22"/>
+        </w:rPr>
+        <w:t xml:space="preserve">Ravens are social animals that can utilize information sharing to locate foraging opportunities </w:t>
+      </w:r>
+      <w:r>
+        <w:rPr>
+          <w:rFonts w:ascii="Arial" w:hAnsi="Arial" w:cs="Arial"/>
+          <w:color w:val="000000" w:themeColor="text1"/>
+          <w:sz w:val="22"/>
+          <w:szCs w:val="22"/>
+        </w:rPr>
+        <w:fldChar w:fldCharType="begin"/>
+      </w:r>
+      <w:r>
+        <w:rPr>
+          <w:rFonts w:ascii="Arial" w:hAnsi="Arial" w:cs="Arial"/>
+          <w:color w:val="000000" w:themeColor="text1"/>
+          <w:sz w:val="22"/>
+          <w:szCs w:val="22"/>
+        </w:rPr>
+        <w:instrText xml:space="preserve"> ADDIN ZOTERO_ITEM CSL_CITATION {"citationID":"aAvBJWuw","properties":{"formattedCitation":"(Marzluff et al. 1996)","plainCitation":"(Marzluff et al. 1996)","noteIndex":0},"citationItems":[{"id":63,"uris":["http://zotero.org/users/9968163/items/Z8LZESEZ"],"itemData":{"id":63,"type":"article-journal","abstract":"Vagrant, non-breeding common ravens, Corvus corax, inhabiting the forested mountains of Maine are specialized to feed on rich but ephemeral carcasses of large mammals during the harsh winter months. The foraging and roosting behaviour of free-ranging ravens were studied during the winters of 1988–1990. Ravens quickly assembled at carcasses, and into communal roosts. Six lines of evidence indicate that these roosts function as information centres. (1) Roosts comprised both knowledgeable and naive foragers. (2) Departures from roosts were highly synchronized, with most members departing in one direction. (3) Direction of departure often changed from day to day. (4) Birds made naive of food sources (by being withheld from the wild and then allowed to join roosts) followed roost-mates to new feeding sites, whereas control birds held and released outside of roosts rarely found the local food bonanzas. (5) Birds made knowledgeable of food sources (by being released at new carcasses) joined roosts and led roost-mates to the food on three of 20 occasions. (6) The same individuals switched leader and follower roles depending upon their knowledge of feeding opportunities. Although ravens may form roosts at traditional areas (near stable food sources) that are used for many years, the ravens in Maine frequently shifted roost sites to be near newly discovered carcasses. Information exchange at roosts principally occurred on the night of, or the night before, the roost shift. Social soaring displays assembled birds from a wide area and were associated with mass movements to new roosts formed at nearby food.","container-title":"Animal Behaviour","DOI":"10.1006/anbe.1996.0008","ISSN":"00033472","issue":"1","language":"en","page":"89-103","source":"DOI.org (Crossref)","title":"Raven roosts are mobile information centres","volume":"51","author":[{"family":"Marzluff","given":"John M."},{"family":"Heinrich","given":"Bernd"},{"family":"Marzluff","given":"Colleen S."}],"issued":{"date-parts":[["1996",1]]}}}],"schema":"https://github.com/citation-style-language/schema/raw/master/csl-citation.json"} </w:instrText>
+      </w:r>
+      <w:r>
+        <w:rPr>
+          <w:rFonts w:ascii="Arial" w:hAnsi="Arial" w:cs="Arial"/>
+          <w:color w:val="000000" w:themeColor="text1"/>
+          <w:sz w:val="22"/>
+          <w:szCs w:val="22"/>
+        </w:rPr>
+        <w:fldChar w:fldCharType="separate"/>
+      </w:r>
+      <w:r>
+        <w:rPr>
+          <w:rFonts w:ascii="Arial" w:hAnsi="Arial" w:cs="Arial"/>
+          <w:color w:val="000000" w:themeColor="text1"/>
+          <w:sz w:val="22"/>
+          <w:szCs w:val="22"/>
+        </w:rPr>
+        <w:t>(Marzluff et al. 1996)</w:t>
+      </w:r>
+      <w:r>
+        <w:rPr>
+          <w:rFonts w:ascii="Arial" w:hAnsi="Arial" w:cs="Arial"/>
+          <w:color w:val="000000" w:themeColor="text1"/>
+          <w:sz w:val="22"/>
+          <w:szCs w:val="22"/>
+        </w:rPr>
+        <w:fldChar w:fldCharType="end"/>
+      </w:r>
+      <w:r>
+        <w:rPr>
+          <w:rFonts w:ascii="Arial" w:hAnsi="Arial" w:cs="Arial"/>
+          <w:color w:val="000000" w:themeColor="text1"/>
+          <w:sz w:val="22"/>
+          <w:szCs w:val="22"/>
+        </w:rPr>
+        <w:t>. Therefore, we included the proportion of other ravens leaving their territories or visiting the hunting regions on a particular day in our model.</w:t>
+      </w:r>
+    </w:p>
+    <w:p>
+      <w:pPr>
+        <w:spacing w:line="480" w:lineRule="auto"/>
+        <w:ind w:firstLine="720"/>
+        <w:rPr>
+          <w:rFonts w:ascii="Arial" w:hAnsi="Arial" w:cs="Arial"/>
+          <w:color w:val="000000" w:themeColor="text1"/>
+          <w:sz w:val="22"/>
+          <w:szCs w:val="22"/>
+        </w:rPr>
+      </w:pPr>
+      <w:r>
+        <w:rPr>
+          <w:rFonts w:ascii="Arial" w:hAnsi="Arial" w:cs="Arial"/>
+          <w:color w:val="000000" w:themeColor="text1"/>
+          <w:sz w:val="22"/>
+          <w:szCs w:val="22"/>
+        </w:rPr>
+        <w:t xml:space="preserve">Yellowstone ravens were previously found to leave the park most frequently when spring snowpack was deep (Walker et al. 2018). </w:t>
+      </w:r>
+      <w:r>
+        <w:rPr>
+          <w:rFonts w:ascii="Arial" w:hAnsi="Arial" w:cs="Arial"/>
+          <w:color w:val="000000" w:themeColor="text1"/>
+          <w:sz w:val="22"/>
+          <w:szCs w:val="22"/>
+        </w:rPr>
+        <w:t>We</w:t>
+      </w:r>
+      <w:r>
+        <w:rPr>
+          <w:rFonts w:ascii="Arial" w:hAnsi="Arial" w:cs="Arial"/>
+          <w:color w:val="000000" w:themeColor="text1"/>
+          <w:sz w:val="22"/>
+          <w:szCs w:val="22"/>
+        </w:rPr>
+        <w:t xml:space="preserve"> account for this</w:t>
+      </w:r>
+      <w:r>
+        <w:rPr>
+          <w:rFonts w:ascii="Arial" w:hAnsi="Arial" w:cs="Arial"/>
+          <w:color w:val="000000" w:themeColor="text1"/>
+          <w:sz w:val="22"/>
+          <w:szCs w:val="22"/>
+        </w:rPr>
+        <w:t xml:space="preserve"> by</w:t>
+      </w:r>
+      <w:r>
+        <w:rPr>
+          <w:rFonts w:ascii="Arial" w:hAnsi="Arial" w:cs="Arial"/>
+          <w:color w:val="000000" w:themeColor="text1"/>
+          <w:sz w:val="22"/>
+          <w:szCs w:val="22"/>
+        </w:rPr>
+        <w:t xml:space="preserve"> includ</w:t>
+      </w:r>
+      <w:r>
+        <w:rPr>
+          <w:rFonts w:ascii="Arial" w:hAnsi="Arial" w:cs="Arial"/>
+          <w:color w:val="000000" w:themeColor="text1"/>
+          <w:sz w:val="22"/>
+          <w:szCs w:val="22"/>
+        </w:rPr>
+        <w:t>ing</w:t>
+      </w:r>
+      <w:r>
+        <w:rPr>
+          <w:rFonts w:ascii="Arial" w:hAnsi="Arial" w:cs="Arial"/>
+          <w:color w:val="000000" w:themeColor="text1"/>
+          <w:sz w:val="22"/>
+          <w:szCs w:val="22"/>
+        </w:rPr>
+        <w:t xml:space="preserve"> snow depth and maximum daily temperature from Mammoth, WY, (National Center for Environmental Information), as covariates. </w:t>
+      </w:r>
+    </w:p>
+    <w:p>
+      <w:pPr>
+        <w:spacing w:line="480" w:lineRule="auto"/>
+        <w:jc w:val="center"/>
+        <w:rPr>
+          <w:rFonts w:ascii="Arial" w:hAnsi="Arial" w:cs="Arial"/>
+          <w:sz w:val="22"/>
+          <w:szCs w:val="22"/>
+        </w:rPr>
+      </w:pPr>
+      <w:r>
+        <w:rPr>
+          <w:rFonts w:ascii="Arial" w:hAnsi="Arial" w:cs="Arial"/>
+          <w:sz w:val="22"/>
+          <w:szCs w:val="22"/>
+        </w:rPr>
+        <w:br w:type="page"/>
+      </w:r>
+    </w:p>
+    <w:p>
+      <w:pPr>
+        <w:spacing w:line="480" w:lineRule="auto"/>
+        <w:jc w:val="center"/>
+        <w:rPr>
+          <w:rFonts w:ascii="Arial" w:hAnsi="Arial" w:cs="Arial"/>
+          <w:sz w:val="22"/>
+          <w:szCs w:val="22"/>
+        </w:rPr>
+      </w:pPr>
+      <w:r>
+        <w:rPr>
+          <w:rFonts w:ascii="Arial" w:hAnsi="Arial" w:cs="Arial"/>
+          <w:sz w:val="22"/>
+          <w:szCs w:val="22"/>
+        </w:rPr>
+        <w:lastRenderedPageBreak/>
         <w:t xml:space="preserve">Appendix </w:t>
       </w:r>
       <w:r>
@@ -796,7 +1084,7 @@
           <w:sz w:val="22"/>
           <w:szCs w:val="22"/>
         </w:rPr>
-        <w:t>B</w:t>
+        <w:t>C</w:t>
       </w:r>
       <w:r>
         <w:rPr>
@@ -1160,7 +1448,23 @@
           <w:szCs w:val="22"/>
         </w:rPr>
         <w:lastRenderedPageBreak/>
-        <w:t xml:space="preserve">Appendix C: </w:t>
+        <w:t xml:space="preserve">Appendix </w:t>
+      </w:r>
+      <w:r>
+        <w:rPr>
+          <w:rFonts w:ascii="Arial" w:hAnsi="Arial" w:cs="Arial"/>
+          <w:sz w:val="22"/>
+          <w:szCs w:val="22"/>
+        </w:rPr>
+        <w:t>D</w:t>
+      </w:r>
+      <w:r>
+        <w:rPr>
+          <w:rFonts w:ascii="Arial" w:hAnsi="Arial" w:cs="Arial"/>
+          <w:sz w:val="22"/>
+          <w:szCs w:val="22"/>
+        </w:rPr>
+        <w:t xml:space="preserve">: </w:t>
       </w:r>
       <w:r>
         <w:rPr>
@@ -1226,16 +1530,7 @@
           <w:sz w:val="22"/>
           <w:szCs w:val="22"/>
         </w:rPr>
-        <w:t xml:space="preserve"> on the probability of ravens leaving their territory daily (</w:t>
-      </w:r>
-      <w:proofErr w:type="spellStart"/>
-      <w:r>
-        <w:rPr>
-          <w:rFonts w:ascii="Arial" w:hAnsi="Arial" w:cs="Arial"/>
-          <w:sz w:val="22"/>
-          <w:szCs w:val="22"/>
-        </w:rPr>
-        <w:t>n</w:t>
+        <w:t xml:space="preserve"> on the probability of ravens leaving their territory daily (n</w:t>
       </w:r>
       <w:r>
         <w:rPr>
@@ -1246,7 +1541,6 @@
         </w:rPr>
         <w:t>days</w:t>
       </w:r>
-      <w:proofErr w:type="spellEnd"/>
       <w:r>
         <w:rPr>
           <w:rFonts w:ascii="Arial" w:hAnsi="Arial" w:cs="Arial"/>
@@ -1387,16 +1681,7 @@
           <w:sz w:val="22"/>
           <w:szCs w:val="22"/>
         </w:rPr>
-        <w:t>. Model results from the binomial generalized linear mixed model looking at the impact of covariates on the probability of ravens visiting the hunting areas surrounding Gardiner, MT when they choose to leave their territory daily (</w:t>
-      </w:r>
-      <w:proofErr w:type="spellStart"/>
-      <w:r>
-        <w:rPr>
-          <w:rFonts w:ascii="Arial" w:hAnsi="Arial" w:cs="Arial"/>
-          <w:sz w:val="22"/>
-          <w:szCs w:val="22"/>
-        </w:rPr>
-        <w:t>n</w:t>
+        <w:t>. Model results from the binomial generalized linear mixed model looking at the impact of covariates on the probability of ravens visiting the hunting areas surrounding Gardiner, MT when they choose to leave their territory daily (n</w:t>
       </w:r>
       <w:r>
         <w:rPr>
@@ -1407,7 +1692,6 @@
         </w:rPr>
         <w:t>days</w:t>
       </w:r>
-      <w:proofErr w:type="spellEnd"/>
       <w:r>
         <w:rPr>
           <w:rFonts w:ascii="Arial" w:hAnsi="Arial" w:cs="Arial"/>
@@ -1977,7 +2261,6 @@
     <w:next w:val="Normal"/>
     <w:link w:val="Heading3Char"/>
     <w:uiPriority w:val="9"/>
-    <w:semiHidden/>
     <w:unhideWhenUsed/>
     <w:qFormat/>
     <w:rsid w:val="0075571A"/>
@@ -2129,7 +2412,6 @@
   <w:style w:type="character" w:default="1" w:styleId="DefaultParagraphFont">
     <w:name w:val="Default Paragraph Font"/>
     <w:uiPriority w:val="1"/>
-    <w:semiHidden/>
     <w:unhideWhenUsed/>
   </w:style>
   <w:style w:type="table" w:default="1" w:styleId="TableNormal">
@@ -2185,7 +2467,6 @@
     <w:basedOn w:val="DefaultParagraphFont"/>
     <w:link w:val="Heading3"/>
     <w:uiPriority w:val="9"/>
-    <w:semiHidden/>
     <w:rsid w:val="0075571A"/>
     <w:rPr>
       <w:rFonts w:eastAsiaTheme="majorEastAsia" w:cstheme="majorBidi"/>
@@ -2540,6 +2821,44 @@
     <w:uiPriority w:val="99"/>
     <w:semiHidden/>
     <w:rsid w:val="004460BD"/>
+  </w:style>
+  <w:style w:type="character" w:styleId="CommentReference">
+    <w:name w:val="annotation reference"/>
+    <w:basedOn w:val="DefaultParagraphFont"/>
+    <w:uiPriority w:val="99"/>
+    <w:semiHidden/>
+    <w:unhideWhenUsed/>
+    <w:rsid w:val="00A26737"/>
+    <w:rPr>
+      <w:sz w:val="16"/>
+      <w:szCs w:val="16"/>
+    </w:rPr>
+  </w:style>
+  <w:style w:type="paragraph" w:styleId="CommentText">
+    <w:name w:val="annotation text"/>
+    <w:basedOn w:val="Normal"/>
+    <w:link w:val="CommentTextChar"/>
+    <w:uiPriority w:val="99"/>
+    <w:unhideWhenUsed/>
+    <w:rsid w:val="00A26737"/>
+    <w:pPr>
+      <w:spacing w:line="240" w:lineRule="auto"/>
+    </w:pPr>
+    <w:rPr>
+      <w:sz w:val="20"/>
+      <w:szCs w:val="20"/>
+    </w:rPr>
+  </w:style>
+  <w:style w:type="character" w:customStyle="1" w:styleId="CommentTextChar">
+    <w:name w:val="Comment Text Char"/>
+    <w:basedOn w:val="DefaultParagraphFont"/>
+    <w:link w:val="CommentText"/>
+    <w:uiPriority w:val="99"/>
+    <w:rsid w:val="00A26737"/>
+    <w:rPr>
+      <w:sz w:val="20"/>
+      <w:szCs w:val="20"/>
+    </w:rPr>
   </w:style>
 </w:styles>
 </file>

--- a/reports/thesis/SI_03_chapter_2.docx
+++ b/reports/thesis/SI_03_chapter_2.docx
@@ -761,321 +761,6 @@
           <w:szCs w:val="22"/>
         </w:rPr>
         <w:lastRenderedPageBreak/>
-        <w:t>Appendix B: Other covariates</w:t>
-      </w:r>
-    </w:p>
-    <w:p>
-      <w:pPr>
-        <w:spacing w:line="480" w:lineRule="auto"/>
-        <w:ind w:firstLine="720"/>
-        <w:rPr>
-          <w:rFonts w:ascii="Arial" w:hAnsi="Arial" w:cs="Arial"/>
-          <w:color w:val="000000" w:themeColor="text1"/>
-          <w:sz w:val="22"/>
-          <w:szCs w:val="22"/>
-        </w:rPr>
-      </w:pPr>
-      <w:r>
-        <w:rPr>
-          <w:rFonts w:ascii="Arial" w:hAnsi="Arial" w:cs="Arial"/>
-          <w:color w:val="000000" w:themeColor="text1"/>
-          <w:sz w:val="22"/>
-          <w:szCs w:val="22"/>
-        </w:rPr>
-        <w:t xml:space="preserve">Since traveling requires both time and energy, we considered the distances of each raven’s territory to the hunting regions. We calculated the commute distance for each raven by taking the Euclidean distance from the center of the 90% MCP to Yellowstone’s northern entrance station in Gardiner, MT, as that was a central location to both hunting regions. </w:t>
-      </w:r>
-    </w:p>
-    <w:p>
-      <w:pPr>
-        <w:spacing w:line="480" w:lineRule="auto"/>
-        <w:ind w:firstLine="720"/>
-        <w:rPr>
-          <w:rFonts w:ascii="Arial" w:hAnsi="Arial" w:cs="Arial"/>
-          <w:color w:val="000000" w:themeColor="text1"/>
-          <w:sz w:val="22"/>
-          <w:szCs w:val="22"/>
-        </w:rPr>
-      </w:pPr>
-      <w:r>
-        <w:rPr>
-          <w:rFonts w:ascii="Arial" w:hAnsi="Arial" w:cs="Arial"/>
-          <w:color w:val="000000" w:themeColor="text1"/>
-          <w:sz w:val="22"/>
-          <w:szCs w:val="22"/>
-        </w:rPr>
-        <w:t>Territory defense and nest construction in early spring may impact a raven’s decision to leave its territory. We accounted for this with a seasonal variable that coded for the two periods during which wolves are intensely monitored (“early study period” = 15 Nov – 15 Dec; “late” = 1 – 31 March)</w:t>
-      </w:r>
-      <w:r>
-        <w:rPr>
-          <w:rFonts w:ascii="Arial" w:hAnsi="Arial" w:cs="Arial"/>
-          <w:color w:val="000000" w:themeColor="text1"/>
-          <w:sz w:val="22"/>
-          <w:szCs w:val="22"/>
-        </w:rPr>
-        <w:t>.</w:t>
-      </w:r>
-    </w:p>
-    <w:p>
-      <w:pPr>
-        <w:spacing w:line="480" w:lineRule="auto"/>
-        <w:ind w:firstLine="720"/>
-        <w:rPr>
-          <w:rFonts w:ascii="Arial" w:hAnsi="Arial" w:cs="Arial"/>
-          <w:color w:val="000000" w:themeColor="text1"/>
-          <w:sz w:val="22"/>
-          <w:szCs w:val="22"/>
-        </w:rPr>
-      </w:pPr>
-      <w:r>
-        <w:rPr>
-          <w:rFonts w:ascii="Arial" w:hAnsi="Arial" w:cs="Arial"/>
-          <w:color w:val="000000" w:themeColor="text1"/>
-          <w:sz w:val="22"/>
-          <w:szCs w:val="22"/>
-        </w:rPr>
-        <w:t xml:space="preserve">Ravens holding territories where wolf kills are frequent may remain on their territories when a kill is not immediately available, as they regularly search such areas </w:t>
-      </w:r>
-      <w:r>
-        <w:rPr>
-          <w:rFonts w:ascii="Arial" w:hAnsi="Arial" w:cs="Arial"/>
-          <w:color w:val="000000" w:themeColor="text1"/>
-          <w:sz w:val="22"/>
-          <w:szCs w:val="22"/>
-        </w:rPr>
-        <w:fldChar w:fldCharType="begin"/>
-      </w:r>
-      <w:r>
-        <w:rPr>
-          <w:rFonts w:ascii="Arial" w:hAnsi="Arial" w:cs="Arial"/>
-          <w:color w:val="000000" w:themeColor="text1"/>
-          <w:sz w:val="22"/>
-          <w:szCs w:val="22"/>
-        </w:rPr>
-        <w:instrText xml:space="preserve"> ADDIN ZOTERO_ITEM CSL_CITATION {"citationID":"d9NJFhBv","properties":{"unsorted":false,"formattedCitation":"(Loretto et al. 2026)","plainCitation":"(Loretto et al. 2026)","noteIndex":0},"citationItems":[{"id":1582,"uris":["http://zotero.org/users/9968163/items/BAM3LF88"],"itemData":{"id":1582,"type":"article-journal","abstract":"Scavengers generally rely on patchily distributed, unpredictable carrion. A long-standing hypothesis suggests scavenging ravens reliably locate such food by directly following large carnivores to their kills. However, by satellite tracking 69 ravens, 20 wolves, and 11 cougars in Yellowstone National Park, we found that following of predators over large distances rarely occurred. Instead, ravens routinely revisited sites where wolf kills were common—returning from distances of up to 155 kilometers to find carrion. Much like navigating to permanent anthropogenic subsidies, ravens appear to remember potential sources of carrion shaped by previous encounters with wolves or their kills. These findings suggest that spatial memory and navigation play a considerably greater role than previously assumed among scavengers, and possibly other wide-ranging species, in search of ephemeral resources.","citation-key":"lorettoRavensAnticipateWolf2026","container-title":"Science","DOI":"10.1126/science.adz9467","issue":"6790","page":"1151-1154","publisher":"American Association for the Advancement of Science","source":"science.org (Atypon)","title":"Ravens anticipate wolf kill sites across broad scales","volume":"391","author":[{"family":"Loretto","given":"Matthias-Claudio"},{"family":"Beck","given":"Kristina B."},{"family":"Smith","given":"Douglas W."},{"family":"Stahler","given":"Daniel R."},{"family":"Walker","given":"Lauren E."},{"family":"Wikelski","given":"Martin"},{"family":"Mueller","given":"Thomas"},{"family":"Safi","given":"Kamran"},{"family":"Marzluff","given":"John M."}],"issued":{"date-parts":[["2026",3,12]]}}}],"schema":"https://github.com/citation-style-language/schema/raw/master/csl-citation.json"} </w:instrText>
-      </w:r>
-      <w:r>
-        <w:rPr>
-          <w:rFonts w:ascii="Arial" w:hAnsi="Arial" w:cs="Arial"/>
-          <w:color w:val="000000" w:themeColor="text1"/>
-          <w:sz w:val="22"/>
-          <w:szCs w:val="22"/>
-        </w:rPr>
-        <w:fldChar w:fldCharType="separate"/>
-      </w:r>
-      <w:r>
-        <w:rPr>
-          <w:rFonts w:ascii="Arial" w:hAnsi="Arial" w:cs="Arial"/>
-          <w:color w:val="000000" w:themeColor="text1"/>
-          <w:sz w:val="22"/>
-          <w:szCs w:val="22"/>
-        </w:rPr>
-        <w:t>(Loretto et al. 2026)</w:t>
-      </w:r>
-      <w:r>
-        <w:rPr>
-          <w:rFonts w:ascii="Arial" w:hAnsi="Arial" w:cs="Arial"/>
-          <w:color w:val="000000" w:themeColor="text1"/>
-          <w:sz w:val="22"/>
-          <w:szCs w:val="22"/>
-        </w:rPr>
-        <w:fldChar w:fldCharType="end"/>
-      </w:r>
-      <w:r>
-        <w:rPr>
-          <w:rFonts w:ascii="Arial" w:hAnsi="Arial" w:cs="Arial"/>
-          <w:color w:val="000000" w:themeColor="text1"/>
-          <w:sz w:val="22"/>
-          <w:szCs w:val="22"/>
-        </w:rPr>
-        <w:t xml:space="preserve">. We calculated the productivity of a raven’s territory as the average number of carcasses acquired by wolves in the 30-day early and late winter periods across all winters that a raven was monitored on that territory. </w:t>
-      </w:r>
-    </w:p>
-    <w:p>
-      <w:pPr>
-        <w:spacing w:line="480" w:lineRule="auto"/>
-        <w:ind w:firstLine="720"/>
-        <w:rPr>
-          <w:rFonts w:ascii="Arial" w:hAnsi="Arial" w:cs="Arial"/>
-          <w:color w:val="000000" w:themeColor="text1"/>
-          <w:sz w:val="22"/>
-          <w:szCs w:val="22"/>
-        </w:rPr>
-      </w:pPr>
-      <w:r>
-        <w:rPr>
-          <w:rFonts w:ascii="Arial" w:hAnsi="Arial" w:cs="Arial"/>
-          <w:color w:val="000000" w:themeColor="text1"/>
-          <w:sz w:val="22"/>
-          <w:szCs w:val="22"/>
-        </w:rPr>
-        <w:t xml:space="preserve">Ravens are social animals that can utilize information sharing to locate foraging opportunities </w:t>
-      </w:r>
-      <w:r>
-        <w:rPr>
-          <w:rFonts w:ascii="Arial" w:hAnsi="Arial" w:cs="Arial"/>
-          <w:color w:val="000000" w:themeColor="text1"/>
-          <w:sz w:val="22"/>
-          <w:szCs w:val="22"/>
-        </w:rPr>
-        <w:fldChar w:fldCharType="begin"/>
-      </w:r>
-      <w:r>
-        <w:rPr>
-          <w:rFonts w:ascii="Arial" w:hAnsi="Arial" w:cs="Arial"/>
-          <w:color w:val="000000" w:themeColor="text1"/>
-          <w:sz w:val="22"/>
-          <w:szCs w:val="22"/>
-        </w:rPr>
-        <w:instrText xml:space="preserve"> ADDIN ZOTERO_ITEM CSL_CITATION {"citationID":"aAvBJWuw","properties":{"formattedCitation":"(Marzluff et al. 1996)","plainCitation":"(Marzluff et al. 1996)","noteIndex":0},"citationItems":[{"id":63,"uris":["http://zotero.org/users/9968163/items/Z8LZESEZ"],"itemData":{"id":63,"type":"article-journal","abstract":"Vagrant, non-breeding common ravens, Corvus corax, inhabiting the forested mountains of Maine are specialized to feed on rich but ephemeral carcasses of large mammals during the harsh winter months. The foraging and roosting behaviour of free-ranging ravens were studied during the winters of 1988–1990. Ravens quickly assembled at carcasses, and into communal roosts. Six lines of evidence indicate that these roosts function as information centres. (1) Roosts comprised both knowledgeable and naive foragers. (2) Departures from roosts were highly synchronized, with most members departing in one direction. (3) Direction of departure often changed from day to day. (4) Birds made naive of food sources (by being withheld from the wild and then allowed to join roosts) followed roost-mates to new feeding sites, whereas control birds held and released outside of roosts rarely found the local food bonanzas. (5) Birds made knowledgeable of food sources (by being released at new carcasses) joined roosts and led roost-mates to the food on three of 20 occasions. (6) The same individuals switched leader and follower roles depending upon their knowledge of feeding opportunities. Although ravens may form roosts at traditional areas (near stable food sources) that are used for many years, the ravens in Maine frequently shifted roost sites to be near newly discovered carcasses. Information exchange at roosts principally occurred on the night of, or the night before, the roost shift. Social soaring displays assembled birds from a wide area and were associated with mass movements to new roosts formed at nearby food.","container-title":"Animal Behaviour","DOI":"10.1006/anbe.1996.0008","ISSN":"00033472","issue":"1","language":"en","page":"89-103","source":"DOI.org (Crossref)","title":"Raven roosts are mobile information centres","volume":"51","author":[{"family":"Marzluff","given":"John M."},{"family":"Heinrich","given":"Bernd"},{"family":"Marzluff","given":"Colleen S."}],"issued":{"date-parts":[["1996",1]]}}}],"schema":"https://github.com/citation-style-language/schema/raw/master/csl-citation.json"} </w:instrText>
-      </w:r>
-      <w:r>
-        <w:rPr>
-          <w:rFonts w:ascii="Arial" w:hAnsi="Arial" w:cs="Arial"/>
-          <w:color w:val="000000" w:themeColor="text1"/>
-          <w:sz w:val="22"/>
-          <w:szCs w:val="22"/>
-        </w:rPr>
-        <w:fldChar w:fldCharType="separate"/>
-      </w:r>
-      <w:r>
-        <w:rPr>
-          <w:rFonts w:ascii="Arial" w:hAnsi="Arial" w:cs="Arial"/>
-          <w:color w:val="000000" w:themeColor="text1"/>
-          <w:sz w:val="22"/>
-          <w:szCs w:val="22"/>
-        </w:rPr>
-        <w:t>(Marzluff et al. 1996)</w:t>
-      </w:r>
-      <w:r>
-        <w:rPr>
-          <w:rFonts w:ascii="Arial" w:hAnsi="Arial" w:cs="Arial"/>
-          <w:color w:val="000000" w:themeColor="text1"/>
-          <w:sz w:val="22"/>
-          <w:szCs w:val="22"/>
-        </w:rPr>
-        <w:fldChar w:fldCharType="end"/>
-      </w:r>
-      <w:r>
-        <w:rPr>
-          <w:rFonts w:ascii="Arial" w:hAnsi="Arial" w:cs="Arial"/>
-          <w:color w:val="000000" w:themeColor="text1"/>
-          <w:sz w:val="22"/>
-          <w:szCs w:val="22"/>
-        </w:rPr>
-        <w:t>. Therefore, we included the proportion of other ravens leaving their territories or visiting the hunting regions on a particular day in our model.</w:t>
-      </w:r>
-    </w:p>
-    <w:p>
-      <w:pPr>
-        <w:spacing w:line="480" w:lineRule="auto"/>
-        <w:ind w:firstLine="720"/>
-        <w:rPr>
-          <w:rFonts w:ascii="Arial" w:hAnsi="Arial" w:cs="Arial"/>
-          <w:color w:val="000000" w:themeColor="text1"/>
-          <w:sz w:val="22"/>
-          <w:szCs w:val="22"/>
-        </w:rPr>
-      </w:pPr>
-      <w:r>
-        <w:rPr>
-          <w:rFonts w:ascii="Arial" w:hAnsi="Arial" w:cs="Arial"/>
-          <w:color w:val="000000" w:themeColor="text1"/>
-          <w:sz w:val="22"/>
-          <w:szCs w:val="22"/>
-        </w:rPr>
-        <w:t xml:space="preserve">Yellowstone ravens were previously found to leave the park most frequently when spring snowpack was deep (Walker et al. 2018). </w:t>
-      </w:r>
-      <w:r>
-        <w:rPr>
-          <w:rFonts w:ascii="Arial" w:hAnsi="Arial" w:cs="Arial"/>
-          <w:color w:val="000000" w:themeColor="text1"/>
-          <w:sz w:val="22"/>
-          <w:szCs w:val="22"/>
-        </w:rPr>
-        <w:t>We</w:t>
-      </w:r>
-      <w:r>
-        <w:rPr>
-          <w:rFonts w:ascii="Arial" w:hAnsi="Arial" w:cs="Arial"/>
-          <w:color w:val="000000" w:themeColor="text1"/>
-          <w:sz w:val="22"/>
-          <w:szCs w:val="22"/>
-        </w:rPr>
-        <w:t xml:space="preserve"> account for this</w:t>
-      </w:r>
-      <w:r>
-        <w:rPr>
-          <w:rFonts w:ascii="Arial" w:hAnsi="Arial" w:cs="Arial"/>
-          <w:color w:val="000000" w:themeColor="text1"/>
-          <w:sz w:val="22"/>
-          <w:szCs w:val="22"/>
-        </w:rPr>
-        <w:t xml:space="preserve"> by</w:t>
-      </w:r>
-      <w:r>
-        <w:rPr>
-          <w:rFonts w:ascii="Arial" w:hAnsi="Arial" w:cs="Arial"/>
-          <w:color w:val="000000" w:themeColor="text1"/>
-          <w:sz w:val="22"/>
-          <w:szCs w:val="22"/>
-        </w:rPr>
-        <w:t xml:space="preserve"> includ</w:t>
-      </w:r>
-      <w:r>
-        <w:rPr>
-          <w:rFonts w:ascii="Arial" w:hAnsi="Arial" w:cs="Arial"/>
-          <w:color w:val="000000" w:themeColor="text1"/>
-          <w:sz w:val="22"/>
-          <w:szCs w:val="22"/>
-        </w:rPr>
-        <w:t>ing</w:t>
-      </w:r>
-      <w:r>
-        <w:rPr>
-          <w:rFonts w:ascii="Arial" w:hAnsi="Arial" w:cs="Arial"/>
-          <w:color w:val="000000" w:themeColor="text1"/>
-          <w:sz w:val="22"/>
-          <w:szCs w:val="22"/>
-        </w:rPr>
-        <w:t xml:space="preserve"> snow depth and maximum daily temperature from Mammoth, WY, (National Center for Environmental Information), as covariates. </w:t>
-      </w:r>
-    </w:p>
-    <w:p>
-      <w:pPr>
-        <w:spacing w:line="480" w:lineRule="auto"/>
-        <w:jc w:val="center"/>
-        <w:rPr>
-          <w:rFonts w:ascii="Arial" w:hAnsi="Arial" w:cs="Arial"/>
-          <w:sz w:val="22"/>
-          <w:szCs w:val="22"/>
-        </w:rPr>
-      </w:pPr>
-      <w:r>
-        <w:rPr>
-          <w:rFonts w:ascii="Arial" w:hAnsi="Arial" w:cs="Arial"/>
-          <w:sz w:val="22"/>
-          <w:szCs w:val="22"/>
-        </w:rPr>
-        <w:br w:type="page"/>
-      </w:r>
-    </w:p>
-    <w:p>
-      <w:pPr>
-        <w:spacing w:line="480" w:lineRule="auto"/>
-        <w:jc w:val="center"/>
-        <w:rPr>
-          <w:rFonts w:ascii="Arial" w:hAnsi="Arial" w:cs="Arial"/>
-          <w:sz w:val="22"/>
-          <w:szCs w:val="22"/>
-        </w:rPr>
-      </w:pPr>
-      <w:r>
-        <w:rPr>
-          <w:rFonts w:ascii="Arial" w:hAnsi="Arial" w:cs="Arial"/>
-          <w:sz w:val="22"/>
-          <w:szCs w:val="22"/>
-        </w:rPr>
-        <w:lastRenderedPageBreak/>
         <w:t xml:space="preserve">Appendix </w:t>
       </w:r>
       <w:r>
@@ -1084,7 +769,7 @@
           <w:sz w:val="22"/>
           <w:szCs w:val="22"/>
         </w:rPr>
-        <w:t>C</w:t>
+        <w:t>B</w:t>
       </w:r>
       <w:r>
         <w:rPr>
@@ -1456,7 +1141,7 @@
           <w:sz w:val="22"/>
           <w:szCs w:val="22"/>
         </w:rPr>
-        <w:t>D</w:t>
+        <w:t>C</w:t>
       </w:r>
       <w:r>
         <w:rPr>
@@ -1506,7 +1191,23 @@
           <w:sz w:val="22"/>
           <w:szCs w:val="22"/>
         </w:rPr>
-        <w:t xml:space="preserve">Supplemental Table 2. </w:t>
+        <w:t xml:space="preserve">Supplemental Table </w:t>
+      </w:r>
+      <w:r>
+        <w:rPr>
+          <w:rFonts w:ascii="Arial" w:hAnsi="Arial" w:cs="Arial"/>
+          <w:sz w:val="22"/>
+          <w:szCs w:val="22"/>
+        </w:rPr>
+        <w:t>3</w:t>
+      </w:r>
+      <w:r>
+        <w:rPr>
+          <w:rFonts w:ascii="Arial" w:hAnsi="Arial" w:cs="Arial"/>
+          <w:sz w:val="22"/>
+          <w:szCs w:val="22"/>
+        </w:rPr>
+        <w:t xml:space="preserve">. </w:t>
       </w:r>
       <w:r>
         <w:rPr>
@@ -1665,6 +1366,14 @@
           <w:szCs w:val="22"/>
         </w:rPr>
         <w:lastRenderedPageBreak/>
+        <w:t xml:space="preserve">Supplemental </w:t>
+      </w:r>
+      <w:r>
+        <w:rPr>
+          <w:rFonts w:ascii="Arial" w:hAnsi="Arial" w:cs="Arial"/>
+          <w:sz w:val="22"/>
+          <w:szCs w:val="22"/>
+        </w:rPr>
         <w:t xml:space="preserve">Table </w:t>
       </w:r>
       <w:r>
@@ -2412,6 +2121,7 @@
   <w:style w:type="character" w:default="1" w:styleId="DefaultParagraphFont">
     <w:name w:val="Default Paragraph Font"/>
     <w:uiPriority w:val="1"/>
+    <w:semiHidden/>
     <w:unhideWhenUsed/>
   </w:style>
   <w:style w:type="table" w:default="1" w:styleId="TableNormal">

--- a/reports/thesis/SI_03_chapter_2.docx
+++ b/reports/thesis/SI_03_chapter_2.docx
@@ -34,7 +34,7 @@
           <w:sz w:val="22"/>
           <w:szCs w:val="22"/>
         </w:rPr>
-        <w:t>: Hunting season start and end dates</w:t>
+        <w:t>: Hunting season dates</w:t>
       </w:r>
     </w:p>
     <w:p>
@@ -78,30 +78,30 @@
         <w:tblLook w:val="04A0" w:firstRow="1" w:lastRow="0" w:firstColumn="1" w:lastColumn="0" w:noHBand="0" w:noVBand="1"/>
       </w:tblPr>
       <w:tblGrid>
-        <w:gridCol w:w="1870"/>
-        <w:gridCol w:w="1870"/>
-        <w:gridCol w:w="1870"/>
-        <w:gridCol w:w="1870"/>
+        <w:gridCol w:w="1097"/>
+        <w:gridCol w:w="1318"/>
+        <w:gridCol w:w="1301"/>
+        <w:gridCol w:w="1195"/>
       </w:tblGrid>
       <w:tr>
         <w:tc>
           <w:tcPr>
-            <w:tcW w:w="1870" w:type="dxa"/>
-          </w:tcPr>
-          <w:p>
-            <w:pPr>
-              <w:spacing w:line="480" w:lineRule="auto"/>
-              <w:rPr>
-                <w:rFonts w:ascii="Arial" w:hAnsi="Arial" w:cs="Arial"/>
-                <w:sz w:val="22"/>
-                <w:szCs w:val="22"/>
-              </w:rPr>
-            </w:pPr>
-          </w:p>
-        </w:tc>
-        <w:tc>
-          <w:tcPr>
-            <w:tcW w:w="3740" w:type="dxa"/>
+            <w:tcW w:w="0" w:type="auto"/>
+          </w:tcPr>
+          <w:p>
+            <w:pPr>
+              <w:spacing w:line="480" w:lineRule="auto"/>
+              <w:rPr>
+                <w:rFonts w:ascii="Arial" w:hAnsi="Arial" w:cs="Arial"/>
+                <w:sz w:val="22"/>
+                <w:szCs w:val="22"/>
+              </w:rPr>
+            </w:pPr>
+          </w:p>
+        </w:tc>
+        <w:tc>
+          <w:tcPr>
+            <w:tcW w:w="0" w:type="auto"/>
             <w:gridSpan w:val="2"/>
           </w:tcPr>
           <w:p>
@@ -126,7 +126,7 @@
         </w:tc>
         <w:tc>
           <w:tcPr>
-            <w:tcW w:w="1870" w:type="dxa"/>
+            <w:tcW w:w="0" w:type="auto"/>
           </w:tcPr>
           <w:p>
             <w:pPr>
@@ -152,7 +152,7 @@
       <w:tr>
         <w:tc>
           <w:tcPr>
-            <w:tcW w:w="1870" w:type="dxa"/>
+            <w:tcW w:w="0" w:type="auto"/>
           </w:tcPr>
           <w:p>
             <w:pPr>
@@ -175,7 +175,7 @@
         </w:tc>
         <w:tc>
           <w:tcPr>
-            <w:tcW w:w="1870" w:type="dxa"/>
+            <w:tcW w:w="0" w:type="auto"/>
           </w:tcPr>
           <w:p>
             <w:pPr>
@@ -199,7 +199,7 @@
         </w:tc>
         <w:tc>
           <w:tcPr>
-            <w:tcW w:w="1870" w:type="dxa"/>
+            <w:tcW w:w="0" w:type="auto"/>
           </w:tcPr>
           <w:p>
             <w:pPr>
@@ -223,7 +223,7 @@
         </w:tc>
         <w:tc>
           <w:tcPr>
-            <w:tcW w:w="1870" w:type="dxa"/>
+            <w:tcW w:w="0" w:type="auto"/>
           </w:tcPr>
           <w:p>
             <w:pPr>
@@ -249,7 +249,7 @@
       <w:tr>
         <w:tc>
           <w:tcPr>
-            <w:tcW w:w="1870" w:type="dxa"/>
+            <w:tcW w:w="0" w:type="auto"/>
           </w:tcPr>
           <w:p>
             <w:pPr>
@@ -272,7 +272,7 @@
         </w:tc>
         <w:tc>
           <w:tcPr>
-            <w:tcW w:w="1870" w:type="dxa"/>
+            <w:tcW w:w="0" w:type="auto"/>
           </w:tcPr>
           <w:p>
             <w:pPr>
@@ -295,7 +295,7 @@
         </w:tc>
         <w:tc>
           <w:tcPr>
-            <w:tcW w:w="1870" w:type="dxa"/>
+            <w:tcW w:w="0" w:type="auto"/>
           </w:tcPr>
           <w:p>
             <w:pPr>
@@ -318,7 +318,7 @@
         </w:tc>
         <w:tc>
           <w:tcPr>
-            <w:tcW w:w="1870" w:type="dxa"/>
+            <w:tcW w:w="0" w:type="auto"/>
           </w:tcPr>
           <w:p>
             <w:pPr>
@@ -343,7 +343,7 @@
       <w:tr>
         <w:tc>
           <w:tcPr>
-            <w:tcW w:w="1870" w:type="dxa"/>
+            <w:tcW w:w="0" w:type="auto"/>
           </w:tcPr>
           <w:p>
             <w:pPr>
@@ -366,7 +366,7 @@
         </w:tc>
         <w:tc>
           <w:tcPr>
-            <w:tcW w:w="1870" w:type="dxa"/>
+            <w:tcW w:w="0" w:type="auto"/>
           </w:tcPr>
           <w:p>
             <w:pPr>
@@ -389,7 +389,7 @@
         </w:tc>
         <w:tc>
           <w:tcPr>
-            <w:tcW w:w="1870" w:type="dxa"/>
+            <w:tcW w:w="0" w:type="auto"/>
           </w:tcPr>
           <w:p>
             <w:pPr>
@@ -412,7 +412,7 @@
         </w:tc>
         <w:tc>
           <w:tcPr>
-            <w:tcW w:w="1870" w:type="dxa"/>
+            <w:tcW w:w="0" w:type="auto"/>
           </w:tcPr>
           <w:p>
             <w:pPr>
@@ -437,7 +437,7 @@
       <w:tr>
         <w:tc>
           <w:tcPr>
-            <w:tcW w:w="1870" w:type="dxa"/>
+            <w:tcW w:w="0" w:type="auto"/>
           </w:tcPr>
           <w:p>
             <w:pPr>
@@ -460,7 +460,7 @@
         </w:tc>
         <w:tc>
           <w:tcPr>
-            <w:tcW w:w="1870" w:type="dxa"/>
+            <w:tcW w:w="0" w:type="auto"/>
           </w:tcPr>
           <w:p>
             <w:pPr>
@@ -483,7 +483,7 @@
         </w:tc>
         <w:tc>
           <w:tcPr>
-            <w:tcW w:w="1870" w:type="dxa"/>
+            <w:tcW w:w="0" w:type="auto"/>
           </w:tcPr>
           <w:p>
             <w:pPr>
@@ -506,7 +506,7 @@
         </w:tc>
         <w:tc>
           <w:tcPr>
-            <w:tcW w:w="1870" w:type="dxa"/>
+            <w:tcW w:w="0" w:type="auto"/>
           </w:tcPr>
           <w:p>
             <w:pPr>
@@ -531,7 +531,7 @@
       <w:tr>
         <w:tc>
           <w:tcPr>
-            <w:tcW w:w="1870" w:type="dxa"/>
+            <w:tcW w:w="0" w:type="auto"/>
           </w:tcPr>
           <w:p>
             <w:pPr>
@@ -554,7 +554,7 @@
         </w:tc>
         <w:tc>
           <w:tcPr>
-            <w:tcW w:w="1870" w:type="dxa"/>
+            <w:tcW w:w="0" w:type="auto"/>
           </w:tcPr>
           <w:p>
             <w:pPr>
@@ -577,7 +577,7 @@
         </w:tc>
         <w:tc>
           <w:tcPr>
-            <w:tcW w:w="1870" w:type="dxa"/>
+            <w:tcW w:w="0" w:type="auto"/>
           </w:tcPr>
           <w:p>
             <w:pPr>
@@ -600,7 +600,7 @@
         </w:tc>
         <w:tc>
           <w:tcPr>
-            <w:tcW w:w="1870" w:type="dxa"/>
+            <w:tcW w:w="0" w:type="auto"/>
           </w:tcPr>
           <w:p>
             <w:pPr>
@@ -625,7 +625,7 @@
       <w:tr>
         <w:tc>
           <w:tcPr>
-            <w:tcW w:w="1870" w:type="dxa"/>
+            <w:tcW w:w="0" w:type="auto"/>
           </w:tcPr>
           <w:p>
             <w:pPr>
@@ -648,7 +648,7 @@
         </w:tc>
         <w:tc>
           <w:tcPr>
-            <w:tcW w:w="1870" w:type="dxa"/>
+            <w:tcW w:w="0" w:type="auto"/>
           </w:tcPr>
           <w:p>
             <w:pPr>
@@ -671,7 +671,7 @@
         </w:tc>
         <w:tc>
           <w:tcPr>
-            <w:tcW w:w="1870" w:type="dxa"/>
+            <w:tcW w:w="0" w:type="auto"/>
           </w:tcPr>
           <w:p>
             <w:pPr>
@@ -694,7 +694,7 @@
         </w:tc>
         <w:tc>
           <w:tcPr>
-            <w:tcW w:w="1870" w:type="dxa"/>
+            <w:tcW w:w="0" w:type="auto"/>
           </w:tcPr>
           <w:p>
             <w:pPr>
@@ -802,12 +802,14 @@
       <w:tblPr>
         <w:tblStyle w:val="TableGrid"/>
         <w:tblW w:w="0" w:type="auto"/>
+        <w:tblLayout w:type="fixed"/>
         <w:tblLook w:val="04A0" w:firstRow="1" w:lastRow="0" w:firstColumn="1" w:lastColumn="0" w:noHBand="0" w:noVBand="1"/>
       </w:tblPr>
       <w:tblGrid>
-        <w:gridCol w:w="1727"/>
-        <w:gridCol w:w="1728"/>
-        <w:gridCol w:w="1728"/>
+        <w:gridCol w:w="1513"/>
+        <w:gridCol w:w="874"/>
+        <w:gridCol w:w="874"/>
+        <w:gridCol w:w="1144"/>
       </w:tblGrid>
       <w:tr>
         <w:trPr>
@@ -815,22 +817,22 @@
         </w:trPr>
         <w:tc>
           <w:tcPr>
-            <w:tcW w:w="1727" w:type="dxa"/>
-          </w:tcPr>
-          <w:p>
-            <w:pPr>
-              <w:spacing w:line="480" w:lineRule="auto"/>
-              <w:rPr>
-                <w:rFonts w:ascii="Arial" w:hAnsi="Arial" w:cs="Arial"/>
-                <w:sz w:val="22"/>
-                <w:szCs w:val="22"/>
-              </w:rPr>
-            </w:pPr>
-          </w:p>
-        </w:tc>
-        <w:tc>
-          <w:tcPr>
-            <w:tcW w:w="1728" w:type="dxa"/>
+            <w:tcW w:w="1513" w:type="dxa"/>
+          </w:tcPr>
+          <w:p>
+            <w:pPr>
+              <w:spacing w:line="480" w:lineRule="auto"/>
+              <w:rPr>
+                <w:rFonts w:ascii="Arial" w:hAnsi="Arial" w:cs="Arial"/>
+                <w:sz w:val="22"/>
+                <w:szCs w:val="22"/>
+              </w:rPr>
+            </w:pPr>
+          </w:p>
+        </w:tc>
+        <w:tc>
+          <w:tcPr>
+            <w:tcW w:w="874" w:type="dxa"/>
           </w:tcPr>
           <w:p>
             <w:pPr>
@@ -853,7 +855,7 @@
         </w:tc>
         <w:tc>
           <w:tcPr>
-            <w:tcW w:w="1728" w:type="dxa"/>
+            <w:tcW w:w="874" w:type="dxa"/>
           </w:tcPr>
           <w:p>
             <w:pPr>
@@ -871,6 +873,29 @@
                 <w:szCs w:val="22"/>
               </w:rPr>
               <w:t>Bison</w:t>
+            </w:r>
+          </w:p>
+        </w:tc>
+        <w:tc>
+          <w:tcPr>
+            <w:tcW w:w="1144" w:type="dxa"/>
+          </w:tcPr>
+          <w:p>
+            <w:pPr>
+              <w:spacing w:line="480" w:lineRule="auto"/>
+              <w:rPr>
+                <w:rFonts w:ascii="Arial" w:hAnsi="Arial" w:cs="Arial"/>
+                <w:sz w:val="22"/>
+                <w:szCs w:val="22"/>
+              </w:rPr>
+            </w:pPr>
+            <w:r>
+              <w:rPr>
+                <w:rFonts w:ascii="Arial" w:hAnsi="Arial" w:cs="Arial"/>
+                <w:sz w:val="22"/>
+                <w:szCs w:val="22"/>
+              </w:rPr>
+              <w:t>Unknown</w:t>
             </w:r>
           </w:p>
         </w:tc>
@@ -881,7 +906,7 @@
         </w:trPr>
         <w:tc>
           <w:tcPr>
-            <w:tcW w:w="1727" w:type="dxa"/>
+            <w:tcW w:w="1513" w:type="dxa"/>
           </w:tcPr>
           <w:p>
             <w:pPr>
@@ -904,7 +929,7 @@
         </w:tc>
         <w:tc>
           <w:tcPr>
-            <w:tcW w:w="1728" w:type="dxa"/>
+            <w:tcW w:w="874" w:type="dxa"/>
           </w:tcPr>
           <w:p>
             <w:pPr>
@@ -927,7 +952,7 @@
         </w:tc>
         <w:tc>
           <w:tcPr>
-            <w:tcW w:w="1728" w:type="dxa"/>
+            <w:tcW w:w="874" w:type="dxa"/>
           </w:tcPr>
           <w:p>
             <w:pPr>
@@ -945,6 +970,29 @@
                 <w:szCs w:val="22"/>
               </w:rPr>
               <w:t>1</w:t>
+            </w:r>
+          </w:p>
+        </w:tc>
+        <w:tc>
+          <w:tcPr>
+            <w:tcW w:w="1144" w:type="dxa"/>
+          </w:tcPr>
+          <w:p>
+            <w:pPr>
+              <w:spacing w:line="480" w:lineRule="auto"/>
+              <w:rPr>
+                <w:rFonts w:ascii="Arial" w:hAnsi="Arial" w:cs="Arial"/>
+                <w:sz w:val="22"/>
+                <w:szCs w:val="22"/>
+              </w:rPr>
+            </w:pPr>
+            <w:r>
+              <w:rPr>
+                <w:rFonts w:ascii="Arial" w:hAnsi="Arial" w:cs="Arial"/>
+                <w:sz w:val="22"/>
+                <w:szCs w:val="22"/>
+              </w:rPr>
+              <w:t>-</w:t>
             </w:r>
           </w:p>
         </w:tc>
@@ -955,7 +1003,7 @@
         </w:trPr>
         <w:tc>
           <w:tcPr>
-            <w:tcW w:w="1727" w:type="dxa"/>
+            <w:tcW w:w="1513" w:type="dxa"/>
           </w:tcPr>
           <w:p>
             <w:pPr>
@@ -978,7 +1026,7 @@
         </w:tc>
         <w:tc>
           <w:tcPr>
-            <w:tcW w:w="1728" w:type="dxa"/>
+            <w:tcW w:w="874" w:type="dxa"/>
           </w:tcPr>
           <w:p>
             <w:pPr>
@@ -1001,7 +1049,7 @@
         </w:tc>
         <w:tc>
           <w:tcPr>
-            <w:tcW w:w="1728" w:type="dxa"/>
+            <w:tcW w:w="874" w:type="dxa"/>
           </w:tcPr>
           <w:p>
             <w:pPr>
@@ -1019,6 +1067,29 @@
                 <w:szCs w:val="22"/>
               </w:rPr>
               <w:t>0</w:t>
+            </w:r>
+          </w:p>
+        </w:tc>
+        <w:tc>
+          <w:tcPr>
+            <w:tcW w:w="1144" w:type="dxa"/>
+          </w:tcPr>
+          <w:p>
+            <w:pPr>
+              <w:spacing w:line="480" w:lineRule="auto"/>
+              <w:rPr>
+                <w:rFonts w:ascii="Arial" w:hAnsi="Arial" w:cs="Arial"/>
+                <w:sz w:val="22"/>
+                <w:szCs w:val="22"/>
+              </w:rPr>
+            </w:pPr>
+            <w:r>
+              <w:rPr>
+                <w:rFonts w:ascii="Arial" w:hAnsi="Arial" w:cs="Arial"/>
+                <w:sz w:val="22"/>
+                <w:szCs w:val="22"/>
+              </w:rPr>
+              <w:t>-</w:t>
             </w:r>
           </w:p>
         </w:tc>
@@ -1029,7 +1100,7 @@
         </w:trPr>
         <w:tc>
           <w:tcPr>
-            <w:tcW w:w="1727" w:type="dxa"/>
+            <w:tcW w:w="1513" w:type="dxa"/>
           </w:tcPr>
           <w:p>
             <w:pPr>
@@ -1052,30 +1123,30 @@
         </w:tc>
         <w:tc>
           <w:tcPr>
-            <w:tcW w:w="1728" w:type="dxa"/>
-          </w:tcPr>
-          <w:p>
-            <w:pPr>
-              <w:spacing w:line="480" w:lineRule="auto"/>
-              <w:rPr>
-                <w:rFonts w:ascii="Arial" w:hAnsi="Arial" w:cs="Arial"/>
-                <w:sz w:val="22"/>
-                <w:szCs w:val="22"/>
-              </w:rPr>
-            </w:pPr>
-            <w:r>
-              <w:rPr>
-                <w:rFonts w:ascii="Arial" w:hAnsi="Arial" w:cs="Arial"/>
-                <w:sz w:val="22"/>
-                <w:szCs w:val="22"/>
-              </w:rPr>
-              <w:t>1</w:t>
-            </w:r>
-          </w:p>
-        </w:tc>
-        <w:tc>
-          <w:tcPr>
-            <w:tcW w:w="1728" w:type="dxa"/>
+            <w:tcW w:w="874" w:type="dxa"/>
+          </w:tcPr>
+          <w:p>
+            <w:pPr>
+              <w:spacing w:line="480" w:lineRule="auto"/>
+              <w:rPr>
+                <w:rFonts w:ascii="Arial" w:hAnsi="Arial" w:cs="Arial"/>
+                <w:sz w:val="22"/>
+                <w:szCs w:val="22"/>
+              </w:rPr>
+            </w:pPr>
+            <w:r>
+              <w:rPr>
+                <w:rFonts w:ascii="Arial" w:hAnsi="Arial" w:cs="Arial"/>
+                <w:sz w:val="22"/>
+                <w:szCs w:val="22"/>
+              </w:rPr>
+              <w:t>2</w:t>
+            </w:r>
+          </w:p>
+        </w:tc>
+        <w:tc>
+          <w:tcPr>
+            <w:tcW w:w="874" w:type="dxa"/>
           </w:tcPr>
           <w:p>
             <w:pPr>
@@ -1093,6 +1164,126 @@
                 <w:szCs w:val="22"/>
               </w:rPr>
               <w:t>0</w:t>
+            </w:r>
+          </w:p>
+        </w:tc>
+        <w:tc>
+          <w:tcPr>
+            <w:tcW w:w="1144" w:type="dxa"/>
+          </w:tcPr>
+          <w:p>
+            <w:pPr>
+              <w:spacing w:line="480" w:lineRule="auto"/>
+              <w:rPr>
+                <w:rFonts w:ascii="Arial" w:hAnsi="Arial" w:cs="Arial"/>
+                <w:sz w:val="22"/>
+                <w:szCs w:val="22"/>
+              </w:rPr>
+            </w:pPr>
+            <w:r>
+              <w:rPr>
+                <w:rFonts w:ascii="Arial" w:hAnsi="Arial" w:cs="Arial"/>
+                <w:sz w:val="22"/>
+                <w:szCs w:val="22"/>
+              </w:rPr>
+              <w:t>-</w:t>
+            </w:r>
+          </w:p>
+        </w:tc>
+      </w:tr>
+      <w:tr>
+        <w:trPr>
+          <w:trHeight w:val="632"/>
+        </w:trPr>
+        <w:tc>
+          <w:tcPr>
+            <w:tcW w:w="1513" w:type="dxa"/>
+          </w:tcPr>
+          <w:p>
+            <w:pPr>
+              <w:spacing w:line="480" w:lineRule="auto"/>
+              <w:rPr>
+                <w:rFonts w:ascii="Arial" w:hAnsi="Arial" w:cs="Arial"/>
+                <w:sz w:val="22"/>
+                <w:szCs w:val="22"/>
+              </w:rPr>
+            </w:pPr>
+            <w:r>
+              <w:rPr>
+                <w:rFonts w:ascii="Arial" w:hAnsi="Arial" w:cs="Arial"/>
+                <w:sz w:val="22"/>
+                <w:szCs w:val="22"/>
+              </w:rPr>
+              <w:t>Unknown</w:t>
+            </w:r>
+          </w:p>
+        </w:tc>
+        <w:tc>
+          <w:tcPr>
+            <w:tcW w:w="874" w:type="dxa"/>
+          </w:tcPr>
+          <w:p>
+            <w:pPr>
+              <w:spacing w:line="480" w:lineRule="auto"/>
+              <w:rPr>
+                <w:rFonts w:ascii="Arial" w:hAnsi="Arial" w:cs="Arial"/>
+                <w:sz w:val="22"/>
+                <w:szCs w:val="22"/>
+              </w:rPr>
+            </w:pPr>
+            <w:r>
+              <w:rPr>
+                <w:rFonts w:ascii="Arial" w:hAnsi="Arial" w:cs="Arial"/>
+                <w:sz w:val="22"/>
+                <w:szCs w:val="22"/>
+              </w:rPr>
+              <w:t>0</w:t>
+            </w:r>
+          </w:p>
+        </w:tc>
+        <w:tc>
+          <w:tcPr>
+            <w:tcW w:w="874" w:type="dxa"/>
+          </w:tcPr>
+          <w:p>
+            <w:pPr>
+              <w:spacing w:line="480" w:lineRule="auto"/>
+              <w:rPr>
+                <w:rFonts w:ascii="Arial" w:hAnsi="Arial" w:cs="Arial"/>
+                <w:sz w:val="22"/>
+                <w:szCs w:val="22"/>
+              </w:rPr>
+            </w:pPr>
+            <w:r>
+              <w:rPr>
+                <w:rFonts w:ascii="Arial" w:hAnsi="Arial" w:cs="Arial"/>
+                <w:sz w:val="22"/>
+                <w:szCs w:val="22"/>
+              </w:rPr>
+              <w:t>0</w:t>
+            </w:r>
+          </w:p>
+        </w:tc>
+        <w:tc>
+          <w:tcPr>
+            <w:tcW w:w="1144" w:type="dxa"/>
+          </w:tcPr>
+          <w:p>
+            <w:pPr>
+              <w:spacing w:line="480" w:lineRule="auto"/>
+              <w:rPr>
+                <w:rFonts w:ascii="Arial" w:hAnsi="Arial" w:cs="Arial"/>
+                <w:sz w:val="22"/>
+                <w:szCs w:val="22"/>
+              </w:rPr>
+            </w:pPr>
+            <w:r>
+              <w:rPr>
+                <w:rFonts w:ascii="Arial" w:hAnsi="Arial" w:cs="Arial"/>
+                <w:sz w:val="22"/>
+                <w:szCs w:val="22"/>
+              </w:rPr>
+              <w:t>9</w:t>
             </w:r>
           </w:p>
         </w:tc>
@@ -1278,7 +1469,6 @@
     <w:p>
       <w:pPr>
         <w:spacing w:line="480" w:lineRule="auto"/>
-        <w:jc w:val="center"/>
         <w:rPr>
           <w:rFonts w:ascii="Arial" w:hAnsi="Arial" w:cs="Arial"/>
           <w:sz w:val="22"/>
@@ -1293,10 +1483,10 @@
           <w:szCs w:val="22"/>
         </w:rPr>
         <w:drawing>
-          <wp:inline distT="0" distB="0" distL="0" distR="0" wp14:anchorId="11570CF4" wp14:editId="7EE39AC3">
-            <wp:extent cx="4236085" cy="3634740"/>
-            <wp:effectExtent l="0" t="0" r="0" b="3810"/>
-            <wp:docPr id="952587986" name="Picture 4"/>
+          <wp:inline distT="0" distB="0" distL="0" distR="0" wp14:anchorId="2B95816E" wp14:editId="25A054A1">
+            <wp:extent cx="3390900" cy="3111500"/>
+            <wp:effectExtent l="0" t="0" r="0" b="0"/>
+            <wp:docPr id="2061625359" name="Picture 1"/>
             <wp:cNvGraphicFramePr>
               <a:graphicFrameLocks xmlns:a="http://schemas.openxmlformats.org/drawingml/2006/main" noChangeAspect="1"/>
             </wp:cNvGraphicFramePr>
@@ -1304,7 +1494,7 @@
               <a:graphicData uri="http://schemas.openxmlformats.org/drawingml/2006/picture">
                 <pic:pic xmlns:pic="http://schemas.openxmlformats.org/drawingml/2006/picture">
                   <pic:nvPicPr>
-                    <pic:cNvPr id="0" name="Picture 4"/>
+                    <pic:cNvPr id="0" name="Picture 1"/>
                     <pic:cNvPicPr>
                       <a:picLocks noChangeAspect="1" noChangeArrowheads="1"/>
                     </pic:cNvPicPr>
@@ -1325,7 +1515,7 @@
                   <pic:spPr bwMode="auto">
                     <a:xfrm>
                       <a:off x="0" y="0"/>
-                      <a:ext cx="4236085" cy="3634740"/>
+                      <a:ext cx="3390900" cy="3111500"/>
                     </a:xfrm>
                     <a:prstGeom prst="rect">
                       <a:avLst/>
@@ -1459,10 +1649,10 @@
           <w:szCs w:val="22"/>
         </w:rPr>
         <w:drawing>
-          <wp:inline distT="0" distB="0" distL="0" distR="0" wp14:anchorId="6D276B8B" wp14:editId="2B99B1EF">
-            <wp:extent cx="4236085" cy="2783840"/>
-            <wp:effectExtent l="0" t="0" r="0" b="0"/>
-            <wp:docPr id="2121891616" name="Picture 3"/>
+          <wp:inline distT="0" distB="0" distL="0" distR="0" wp14:anchorId="378935F9" wp14:editId="598F623E">
+            <wp:extent cx="3162300" cy="2393950"/>
+            <wp:effectExtent l="0" t="0" r="0" b="6350"/>
+            <wp:docPr id="789464165" name="Picture 2"/>
             <wp:cNvGraphicFramePr>
               <a:graphicFrameLocks xmlns:a="http://schemas.openxmlformats.org/drawingml/2006/main" noChangeAspect="1"/>
             </wp:cNvGraphicFramePr>
@@ -1470,7 +1660,7 @@
               <a:graphicData uri="http://schemas.openxmlformats.org/drawingml/2006/picture">
                 <pic:pic xmlns:pic="http://schemas.openxmlformats.org/drawingml/2006/picture">
                   <pic:nvPicPr>
-                    <pic:cNvPr id="0" name="Picture 3"/>
+                    <pic:cNvPr id="0" name="Picture 2"/>
                     <pic:cNvPicPr>
                       <a:picLocks noChangeAspect="1" noChangeArrowheads="1"/>
                     </pic:cNvPicPr>
@@ -1491,7 +1681,7 @@
                   <pic:spPr bwMode="auto">
                     <a:xfrm>
                       <a:off x="0" y="0"/>
-                      <a:ext cx="4236085" cy="2783840"/>
+                      <a:ext cx="3162300" cy="2393950"/>
                     </a:xfrm>
                     <a:prstGeom prst="rect">
                       <a:avLst/>

--- a/reports/thesis/SI_03_chapter_2.docx
+++ b/reports/thesis/SI_03_chapter_2.docx
@@ -4,6 +4,115 @@
   <w:body>
     <w:p>
       <w:pPr>
+        <w:jc w:val="center"/>
+        <w:rPr>
+          <w:rFonts w:ascii="Arial" w:hAnsi="Arial" w:cs="Arial"/>
+          <w:sz w:val="22"/>
+          <w:szCs w:val="22"/>
+        </w:rPr>
+      </w:pPr>
+      <w:r>
+        <w:rPr>
+          <w:rFonts w:ascii="Arial" w:hAnsi="Arial" w:cs="Arial"/>
+          <w:sz w:val="22"/>
+          <w:szCs w:val="22"/>
+        </w:rPr>
+        <w:t>Appendix A: Wolf kill availability map</w:t>
+      </w:r>
+    </w:p>
+    <w:p>
+      <w:pPr>
+        <w:jc w:val="center"/>
+        <w:rPr>
+          <w:rFonts w:ascii="Arial" w:hAnsi="Arial" w:cs="Arial"/>
+          <w:sz w:val="22"/>
+          <w:szCs w:val="22"/>
+        </w:rPr>
+      </w:pPr>
+      <w:r>
+        <w:rPr>
+          <w:rFonts w:ascii="Arial" w:hAnsi="Arial" w:cs="Arial"/>
+          <w:noProof/>
+          <w:sz w:val="22"/>
+          <w:szCs w:val="22"/>
+        </w:rPr>
+        <w:drawing>
+          <wp:inline distT="0" distB="0" distL="0" distR="0" wp14:anchorId="5BA0DD6D" wp14:editId="28EAD9E3">
+            <wp:extent cx="5937885" cy="4189730"/>
+            <wp:effectExtent l="0" t="0" r="5715" b="1270"/>
+            <wp:docPr id="1303567415" name="Picture 1"/>
+            <wp:cNvGraphicFramePr>
+              <a:graphicFrameLocks xmlns:a="http://schemas.openxmlformats.org/drawingml/2006/main" noChangeAspect="1"/>
+            </wp:cNvGraphicFramePr>
+            <a:graphic xmlns:a="http://schemas.openxmlformats.org/drawingml/2006/main">
+              <a:graphicData uri="http://schemas.openxmlformats.org/drawingml/2006/picture">
+                <pic:pic xmlns:pic="http://schemas.openxmlformats.org/drawingml/2006/picture">
+                  <pic:nvPicPr>
+                    <pic:cNvPr id="0" name="Picture 1"/>
+                    <pic:cNvPicPr>
+                      <a:picLocks noChangeAspect="1" noChangeArrowheads="1"/>
+                    </pic:cNvPicPr>
+                  </pic:nvPicPr>
+                  <pic:blipFill>
+                    <a:blip r:embed="rId5" cstate="print">
+                      <a:extLst>
+                        <a:ext uri="{28A0092B-C50C-407E-A947-70E740481C1C}">
+                          <a14:useLocalDpi xmlns:a14="http://schemas.microsoft.com/office/drawing/2010/main" val="0"/>
+                        </a:ext>
+                      </a:extLst>
+                    </a:blip>
+                    <a:srcRect/>
+                    <a:stretch>
+                      <a:fillRect/>
+                    </a:stretch>
+                  </pic:blipFill>
+                  <pic:spPr bwMode="auto">
+                    <a:xfrm>
+                      <a:off x="0" y="0"/>
+                      <a:ext cx="5937885" cy="4189730"/>
+                    </a:xfrm>
+                    <a:prstGeom prst="rect">
+                      <a:avLst/>
+                    </a:prstGeom>
+                    <a:noFill/>
+                    <a:ln>
+                      <a:noFill/>
+                    </a:ln>
+                  </pic:spPr>
+                </pic:pic>
+              </a:graphicData>
+            </a:graphic>
+          </wp:inline>
+        </w:drawing>
+      </w:r>
+    </w:p>
+    <w:p>
+      <w:pPr>
+        <w:rPr>
+          <w:rFonts w:ascii="Arial" w:hAnsi="Arial" w:cs="Arial"/>
+          <w:sz w:val="22"/>
+          <w:szCs w:val="22"/>
+        </w:rPr>
+      </w:pPr>
+      <w:r>
+        <w:rPr>
+          <w:rFonts w:ascii="Arial" w:hAnsi="Arial" w:cs="Arial"/>
+          <w:sz w:val="22"/>
+          <w:szCs w:val="22"/>
+        </w:rPr>
+        <w:t>Supplemental Figure 1. Locations of wolf kills identified by the random forest predictive model.</w:t>
+      </w:r>
+      <w:r>
+        <w:rPr>
+          <w:rFonts w:ascii="Arial" w:hAnsi="Arial" w:cs="Arial"/>
+          <w:sz w:val="22"/>
+          <w:szCs w:val="22"/>
+        </w:rPr>
+        <w:br w:type="page"/>
+      </w:r>
+    </w:p>
+    <w:p>
+      <w:pPr>
         <w:spacing w:line="480" w:lineRule="auto"/>
         <w:jc w:val="center"/>
         <w:rPr>
@@ -18,6 +127,7 @@
           <w:sz w:val="22"/>
           <w:szCs w:val="22"/>
         </w:rPr>
+        <w:lastRenderedPageBreak/>
         <w:t xml:space="preserve">Appendix </w:t>
       </w:r>
       <w:r>
@@ -26,7 +136,7 @@
           <w:sz w:val="22"/>
           <w:szCs w:val="22"/>
         </w:rPr>
-        <w:t>A</w:t>
+        <w:t>B</w:t>
       </w:r>
       <w:r>
         <w:rPr>
@@ -769,7 +879,7 @@
           <w:sz w:val="22"/>
           <w:szCs w:val="22"/>
         </w:rPr>
-        <w:t>B</w:t>
+        <w:t>C</w:t>
       </w:r>
       <w:r>
         <w:rPr>
@@ -1332,7 +1442,7 @@
           <w:sz w:val="22"/>
           <w:szCs w:val="22"/>
         </w:rPr>
-        <w:t>C</w:t>
+        <w:t>D</w:t>
       </w:r>
       <w:r>
         <w:rPr>
@@ -1500,7 +1610,7 @@
                     </pic:cNvPicPr>
                   </pic:nvPicPr>
                   <pic:blipFill>
-                    <a:blip r:embed="rId5">
+                    <a:blip r:embed="rId6">
                       <a:extLst>
                         <a:ext uri="{28A0092B-C50C-407E-A947-70E740481C1C}">
                           <a14:useLocalDpi xmlns:a14="http://schemas.microsoft.com/office/drawing/2010/main" val="0"/>
@@ -1666,7 +1776,7 @@
                     </pic:cNvPicPr>
                   </pic:nvPicPr>
                   <pic:blipFill>
-                    <a:blip r:embed="rId6">
+                    <a:blip r:embed="rId7">
                       <a:extLst>
                         <a:ext uri="{28A0092B-C50C-407E-A947-70E740481C1C}">
                           <a14:useLocalDpi xmlns:a14="http://schemas.microsoft.com/office/drawing/2010/main" val="0"/>

--- a/reports/thesis/SI_03_chapter_2.docx
+++ b/reports/thesis/SI_03_chapter_2.docx
@@ -1532,7 +1532,16 @@
           <w:sz w:val="22"/>
           <w:szCs w:val="22"/>
         </w:rPr>
-        <w:t xml:space="preserve"> on the probability of ravens leaving their territory daily (n</w:t>
+        <w:t xml:space="preserve"> on the probability of ravens leaving their territory daily (</w:t>
+      </w:r>
+      <w:proofErr w:type="spellStart"/>
+      <w:r>
+        <w:rPr>
+          <w:rFonts w:ascii="Arial" w:hAnsi="Arial" w:cs="Arial"/>
+          <w:sz w:val="22"/>
+          <w:szCs w:val="22"/>
+        </w:rPr>
+        <w:t>n</w:t>
       </w:r>
       <w:r>
         <w:rPr>
@@ -1543,6 +1552,7 @@
         </w:rPr>
         <w:t>days</w:t>
       </w:r>
+      <w:proofErr w:type="spellEnd"/>
       <w:r>
         <w:rPr>
           <w:rFonts w:ascii="Arial" w:hAnsi="Arial" w:cs="Arial"/>
@@ -1593,10 +1603,10 @@
           <w:szCs w:val="22"/>
         </w:rPr>
         <w:drawing>
-          <wp:inline distT="0" distB="0" distL="0" distR="0" wp14:anchorId="2B95816E" wp14:editId="25A054A1">
-            <wp:extent cx="3390900" cy="3111500"/>
+          <wp:inline distT="0" distB="0" distL="0" distR="0" wp14:anchorId="6E2647E4" wp14:editId="5BFCFFB3">
+            <wp:extent cx="3187700" cy="3111500"/>
             <wp:effectExtent l="0" t="0" r="0" b="0"/>
-            <wp:docPr id="2061625359" name="Picture 1"/>
+            <wp:docPr id="1825694435" name="Picture 1"/>
             <wp:cNvGraphicFramePr>
               <a:graphicFrameLocks xmlns:a="http://schemas.openxmlformats.org/drawingml/2006/main" noChangeAspect="1"/>
             </wp:cNvGraphicFramePr>
@@ -1625,7 +1635,7 @@
                   <pic:spPr bwMode="auto">
                     <a:xfrm>
                       <a:off x="0" y="0"/>
-                      <a:ext cx="3390900" cy="3111500"/>
+                      <a:ext cx="3187700" cy="3111500"/>
                     </a:xfrm>
                     <a:prstGeom prst="rect">
                       <a:avLst/>
@@ -1690,7 +1700,16 @@
           <w:sz w:val="22"/>
           <w:szCs w:val="22"/>
         </w:rPr>
-        <w:t>. Model results from the binomial generalized linear mixed model looking at the impact of covariates on the probability of ravens visiting the hunting areas surrounding Gardiner, MT when they choose to leave their territory daily (n</w:t>
+        <w:t>. Model results from the binomial generalized linear mixed model looking at the impact of covariates on the probability of ravens visiting the hunting areas surrounding Gardiner, MT when they choose to leave their territory daily (</w:t>
+      </w:r>
+      <w:proofErr w:type="spellStart"/>
+      <w:r>
+        <w:rPr>
+          <w:rFonts w:ascii="Arial" w:hAnsi="Arial" w:cs="Arial"/>
+          <w:sz w:val="22"/>
+          <w:szCs w:val="22"/>
+        </w:rPr>
+        <w:t>n</w:t>
       </w:r>
       <w:r>
         <w:rPr>
@@ -1701,6 +1720,7 @@
         </w:rPr>
         <w:t>days</w:t>
       </w:r>
+      <w:proofErr w:type="spellEnd"/>
       <w:r>
         <w:rPr>
           <w:rFonts w:ascii="Arial" w:hAnsi="Arial" w:cs="Arial"/>

--- a/reports/thesis/SI_03_chapter_2.docx
+++ b/reports/thesis/SI_03_chapter_2.docx
@@ -37,10 +37,10 @@
           <w:szCs w:val="22"/>
         </w:rPr>
         <w:drawing>
-          <wp:inline distT="0" distB="0" distL="0" distR="0" wp14:anchorId="5BA0DD6D" wp14:editId="28EAD9E3">
-            <wp:extent cx="5937885" cy="4189730"/>
-            <wp:effectExtent l="0" t="0" r="5715" b="1270"/>
-            <wp:docPr id="1303567415" name="Picture 1"/>
+          <wp:inline distT="0" distB="0" distL="0" distR="0" wp14:anchorId="5D759F84" wp14:editId="30C10A33">
+            <wp:extent cx="5937250" cy="4191000"/>
+            <wp:effectExtent l="0" t="0" r="6350" b="0"/>
+            <wp:docPr id="1727736800" name="Picture 1"/>
             <wp:cNvGraphicFramePr>
               <a:graphicFrameLocks xmlns:a="http://schemas.openxmlformats.org/drawingml/2006/main" noChangeAspect="1"/>
             </wp:cNvGraphicFramePr>
@@ -69,7 +69,7 @@
                   <pic:spPr bwMode="auto">
                     <a:xfrm>
                       <a:off x="0" y="0"/>
-                      <a:ext cx="5937885" cy="4189730"/>
+                      <a:ext cx="5937250" cy="4191000"/>
                     </a:xfrm>
                     <a:prstGeom prst="rect">
                       <a:avLst/>
@@ -1532,16 +1532,7 @@
           <w:sz w:val="22"/>
           <w:szCs w:val="22"/>
         </w:rPr>
-        <w:t xml:space="preserve"> on the probability of ravens leaving their territory daily (</w:t>
-      </w:r>
-      <w:proofErr w:type="spellStart"/>
-      <w:r>
-        <w:rPr>
-          <w:rFonts w:ascii="Arial" w:hAnsi="Arial" w:cs="Arial"/>
-          <w:sz w:val="22"/>
-          <w:szCs w:val="22"/>
-        </w:rPr>
-        <w:t>n</w:t>
+        <w:t xml:space="preserve"> on the probability of ravens leaving their territory daily (n</w:t>
       </w:r>
       <w:r>
         <w:rPr>
@@ -1552,7 +1543,6 @@
         </w:rPr>
         <w:t>days</w:t>
       </w:r>
-      <w:proofErr w:type="spellEnd"/>
       <w:r>
         <w:rPr>
           <w:rFonts w:ascii="Arial" w:hAnsi="Arial" w:cs="Arial"/>
@@ -1700,16 +1690,7 @@
           <w:sz w:val="22"/>
           <w:szCs w:val="22"/>
         </w:rPr>
-        <w:t>. Model results from the binomial generalized linear mixed model looking at the impact of covariates on the probability of ravens visiting the hunting areas surrounding Gardiner, MT when they choose to leave their territory daily (</w:t>
-      </w:r>
-      <w:proofErr w:type="spellStart"/>
-      <w:r>
-        <w:rPr>
-          <w:rFonts w:ascii="Arial" w:hAnsi="Arial" w:cs="Arial"/>
-          <w:sz w:val="22"/>
-          <w:szCs w:val="22"/>
-        </w:rPr>
-        <w:t>n</w:t>
+        <w:t>. Model results from the binomial generalized linear mixed model looking at the impact of covariates on the probability of ravens visiting the hunting areas surrounding Gardiner, MT when they choose to leave their territory daily (n</w:t>
       </w:r>
       <w:r>
         <w:rPr>
@@ -1720,7 +1701,6 @@
         </w:rPr>
         <w:t>days</w:t>
       </w:r>
-      <w:proofErr w:type="spellEnd"/>
       <w:r>
         <w:rPr>
           <w:rFonts w:ascii="Arial" w:hAnsi="Arial" w:cs="Arial"/>

--- a/reports/thesis/SI_03_chapter_2.docx
+++ b/reports/thesis/SI_03_chapter_2.docx
@@ -100,7 +100,23 @@
           <w:sz w:val="22"/>
           <w:szCs w:val="22"/>
         </w:rPr>
-        <w:t>Supplemental Figure 1. Locations of wolf kills identified by the random forest predictive model.</w:t>
+        <w:t>Supplemental Figure 1. Locations of wolf kills identified by the random forest predictive model</w:t>
+      </w:r>
+      <w:r>
+        <w:rPr>
+          <w:rFonts w:ascii="Arial" w:hAnsi="Arial" w:cs="Arial"/>
+          <w:sz w:val="22"/>
+          <w:szCs w:val="22"/>
+        </w:rPr>
+        <w:t xml:space="preserve"> (Binder et al. 2026)</w:t>
+      </w:r>
+      <w:r>
+        <w:rPr>
+          <w:rFonts w:ascii="Arial" w:hAnsi="Arial" w:cs="Arial"/>
+          <w:sz w:val="22"/>
+          <w:szCs w:val="22"/>
+        </w:rPr>
+        <w:t>.</w:t>
       </w:r>
       <w:r>
         <w:rPr>

--- a/reports/thesis/SI_03_chapter_2.docx
+++ b/reports/thesis/SI_03_chapter_2.docx
@@ -4,6 +4,7 @@
   <w:body>
     <w:p>
       <w:pPr>
+        <w:spacing w:line="480" w:lineRule="auto"/>
         <w:jc w:val="center"/>
         <w:rPr>
           <w:rFonts w:ascii="Arial" w:hAnsi="Arial" w:cs="Arial"/>
@@ -22,6 +23,7 @@
     </w:p>
     <w:p>
       <w:pPr>
+        <w:spacing w:line="480" w:lineRule="auto"/>
         <w:jc w:val="center"/>
         <w:rPr>
           <w:rFonts w:ascii="Arial" w:hAnsi="Arial" w:cs="Arial"/>
@@ -88,6 +90,7 @@
     </w:p>
     <w:p>
       <w:pPr>
+        <w:spacing w:line="480" w:lineRule="auto"/>
         <w:rPr>
           <w:rFonts w:ascii="Arial" w:hAnsi="Arial" w:cs="Arial"/>
           <w:sz w:val="22"/>
@@ -852,15 +855,6 @@
           <w:szCs w:val="22"/>
         </w:rPr>
       </w:pPr>
-    </w:p>
-    <w:p>
-      <w:pPr>
-        <w:rPr>
-          <w:rFonts w:ascii="Arial" w:hAnsi="Arial" w:cs="Arial"/>
-          <w:sz w:val="22"/>
-          <w:szCs w:val="22"/>
-        </w:rPr>
-      </w:pPr>
       <w:r>
         <w:rPr>
           <w:rFonts w:ascii="Arial" w:hAnsi="Arial" w:cs="Arial"/>
@@ -887,6 +881,158 @@
           <w:szCs w:val="22"/>
         </w:rPr>
         <w:lastRenderedPageBreak/>
+        <w:t xml:space="preserve">Appendix C: </w:t>
+      </w:r>
+      <w:r>
+        <w:rPr>
+          <w:rFonts w:ascii="Arial" w:hAnsi="Arial" w:cs="Arial"/>
+          <w:sz w:val="22"/>
+          <w:szCs w:val="22"/>
+        </w:rPr>
+        <w:t>Location of all breeding territories</w:t>
+      </w:r>
+    </w:p>
+    <w:p>
+      <w:pPr>
+        <w:spacing w:line="480" w:lineRule="auto"/>
+        <w:rPr>
+          <w:rFonts w:ascii="Arial" w:hAnsi="Arial" w:cs="Arial"/>
+          <w:sz w:val="22"/>
+          <w:szCs w:val="22"/>
+        </w:rPr>
+      </w:pPr>
+      <w:r>
+        <w:rPr>
+          <w:rFonts w:ascii="Arial" w:hAnsi="Arial" w:cs="Arial"/>
+          <w:noProof/>
+          <w:sz w:val="22"/>
+          <w:szCs w:val="22"/>
+        </w:rPr>
+        <w:drawing>
+          <wp:inline distT="0" distB="0" distL="0" distR="0" wp14:anchorId="7CF54163" wp14:editId="2245F4F0">
+            <wp:extent cx="5937885" cy="4542790"/>
+            <wp:effectExtent l="0" t="0" r="5715" b="0"/>
+            <wp:docPr id="1160349665" name="Picture 1"/>
+            <wp:cNvGraphicFramePr>
+              <a:graphicFrameLocks xmlns:a="http://schemas.openxmlformats.org/drawingml/2006/main" noChangeAspect="1"/>
+            </wp:cNvGraphicFramePr>
+            <a:graphic xmlns:a="http://schemas.openxmlformats.org/drawingml/2006/main">
+              <a:graphicData uri="http://schemas.openxmlformats.org/drawingml/2006/picture">
+                <pic:pic xmlns:pic="http://schemas.openxmlformats.org/drawingml/2006/picture">
+                  <pic:nvPicPr>
+                    <pic:cNvPr id="0" name="Picture 1"/>
+                    <pic:cNvPicPr>
+                      <a:picLocks noChangeAspect="1" noChangeArrowheads="1"/>
+                    </pic:cNvPicPr>
+                  </pic:nvPicPr>
+                  <pic:blipFill>
+                    <a:blip r:embed="rId6" cstate="print">
+                      <a:extLst>
+                        <a:ext uri="{28A0092B-C50C-407E-A947-70E740481C1C}">
+                          <a14:useLocalDpi xmlns:a14="http://schemas.microsoft.com/office/drawing/2010/main" val="0"/>
+                        </a:ext>
+                      </a:extLst>
+                    </a:blip>
+                    <a:srcRect/>
+                    <a:stretch>
+                      <a:fillRect/>
+                    </a:stretch>
+                  </pic:blipFill>
+                  <pic:spPr bwMode="auto">
+                    <a:xfrm>
+                      <a:off x="0" y="0"/>
+                      <a:ext cx="5937885" cy="4542790"/>
+                    </a:xfrm>
+                    <a:prstGeom prst="rect">
+                      <a:avLst/>
+                    </a:prstGeom>
+                    <a:noFill/>
+                    <a:ln>
+                      <a:noFill/>
+                    </a:ln>
+                  </pic:spPr>
+                </pic:pic>
+              </a:graphicData>
+            </a:graphic>
+          </wp:inline>
+        </w:drawing>
+      </w:r>
+    </w:p>
+    <w:p>
+      <w:pPr>
+        <w:spacing w:line="480" w:lineRule="auto"/>
+        <w:rPr>
+          <w:rFonts w:ascii="Arial" w:hAnsi="Arial" w:cs="Arial"/>
+          <w:sz w:val="22"/>
+          <w:szCs w:val="22"/>
+        </w:rPr>
+      </w:pPr>
+      <w:r>
+        <w:rPr>
+          <w:rFonts w:ascii="Arial" w:hAnsi="Arial" w:cs="Arial"/>
+          <w:sz w:val="22"/>
+          <w:szCs w:val="22"/>
+        </w:rPr>
+        <w:t>Supplemental Figure 2. Locations of all raven breeding territories monitored. Polygons are the 90% MCP calculated for each GPS tagged raven. Blue dots indicate raven territories that were monitored</w:t>
+      </w:r>
+      <w:r>
+        <w:rPr>
+          <w:rFonts w:ascii="Arial" w:hAnsi="Arial" w:cs="Arial"/>
+          <w:sz w:val="22"/>
+          <w:szCs w:val="22"/>
+        </w:rPr>
+        <w:t xml:space="preserve"> for breeding success,</w:t>
+      </w:r>
+      <w:r>
+        <w:rPr>
+          <w:rFonts w:ascii="Arial" w:hAnsi="Arial" w:cs="Arial"/>
+          <w:sz w:val="22"/>
+          <w:szCs w:val="22"/>
+        </w:rPr>
+        <w:t xml:space="preserve"> but did not </w:t>
+      </w:r>
+      <w:r>
+        <w:rPr>
+          <w:rFonts w:ascii="Arial" w:hAnsi="Arial" w:cs="Arial"/>
+          <w:sz w:val="22"/>
+          <w:szCs w:val="22"/>
+        </w:rPr>
+        <w:t>include</w:t>
+      </w:r>
+      <w:r>
+        <w:rPr>
+          <w:rFonts w:ascii="Arial" w:hAnsi="Arial" w:cs="Arial"/>
+          <w:sz w:val="22"/>
+          <w:szCs w:val="22"/>
+        </w:rPr>
+        <w:t xml:space="preserve"> a GPS tagged raven.</w:t>
+      </w:r>
+      <w:r>
+        <w:rPr>
+          <w:rFonts w:ascii="Arial" w:hAnsi="Arial" w:cs="Arial"/>
+          <w:sz w:val="22"/>
+          <w:szCs w:val="22"/>
+        </w:rPr>
+        <w:br w:type="page"/>
+      </w:r>
+    </w:p>
+    <w:p>
+      <w:pPr>
+        <w:spacing w:line="480" w:lineRule="auto"/>
+        <w:jc w:val="center"/>
+        <w:rPr>
+          <w:rFonts w:ascii="Arial" w:hAnsi="Arial" w:cs="Arial"/>
+          <w:sz w:val="22"/>
+          <w:szCs w:val="22"/>
+        </w:rPr>
+      </w:pPr>
+      <w:r>
+        <w:rPr>
+          <w:rFonts w:ascii="Arial" w:hAnsi="Arial" w:cs="Arial"/>
+          <w:sz w:val="22"/>
+          <w:szCs w:val="22"/>
+        </w:rPr>
+        <w:lastRenderedPageBreak/>
         <w:t xml:space="preserve">Appendix </w:t>
       </w:r>
       <w:r>
@@ -895,7 +1041,7 @@
           <w:sz w:val="22"/>
           <w:szCs w:val="22"/>
         </w:rPr>
-        <w:t>C</w:t>
+        <w:t>D</w:t>
       </w:r>
       <w:r>
         <w:rPr>
@@ -1458,7 +1604,7 @@
           <w:sz w:val="22"/>
           <w:szCs w:val="22"/>
         </w:rPr>
-        <w:t>D</w:t>
+        <w:t>E</w:t>
       </w:r>
       <w:r>
         <w:rPr>
@@ -1626,7 +1772,7 @@
                     </pic:cNvPicPr>
                   </pic:nvPicPr>
                   <pic:blipFill>
-                    <a:blip r:embed="rId6">
+                    <a:blip r:embed="rId7">
                       <a:extLst>
                         <a:ext uri="{28A0092B-C50C-407E-A947-70E740481C1C}">
                           <a14:useLocalDpi xmlns:a14="http://schemas.microsoft.com/office/drawing/2010/main" val="0"/>
@@ -1792,7 +1938,7 @@
                     </pic:cNvPicPr>
                   </pic:nvPicPr>
                   <pic:blipFill>
-                    <a:blip r:embed="rId7">
+                    <a:blip r:embed="rId8">
                       <a:extLst>
                         <a:ext uri="{28A0092B-C50C-407E-A947-70E740481C1C}">
                           <a14:useLocalDpi xmlns:a14="http://schemas.microsoft.com/office/drawing/2010/main" val="0"/>

--- a/reports/thesis/SI_03_chapter_2.docx
+++ b/reports/thesis/SI_03_chapter_2.docx
@@ -1694,7 +1694,16 @@
           <w:sz w:val="22"/>
           <w:szCs w:val="22"/>
         </w:rPr>
-        <w:t xml:space="preserve"> on the probability of ravens leaving their territory daily (n</w:t>
+        <w:t xml:space="preserve"> on the probability of ravens leaving their territory daily (</w:t>
+      </w:r>
+      <w:proofErr w:type="spellStart"/>
+      <w:r>
+        <w:rPr>
+          <w:rFonts w:ascii="Arial" w:hAnsi="Arial" w:cs="Arial"/>
+          <w:sz w:val="22"/>
+          <w:szCs w:val="22"/>
+        </w:rPr>
+        <w:t>n</w:t>
       </w:r>
       <w:r>
         <w:rPr>
@@ -1705,6 +1714,7 @@
         </w:rPr>
         <w:t>days</w:t>
       </w:r>
+      <w:proofErr w:type="spellEnd"/>
       <w:r>
         <w:rPr>
           <w:rFonts w:ascii="Arial" w:hAnsi="Arial" w:cs="Arial"/>
@@ -1755,10 +1765,10 @@
           <w:szCs w:val="22"/>
         </w:rPr>
         <w:drawing>
-          <wp:inline distT="0" distB="0" distL="0" distR="0" wp14:anchorId="6E2647E4" wp14:editId="5BFCFFB3">
-            <wp:extent cx="3187700" cy="3111500"/>
-            <wp:effectExtent l="0" t="0" r="0" b="0"/>
-            <wp:docPr id="1825694435" name="Picture 1"/>
+          <wp:inline distT="0" distB="0" distL="0" distR="0" wp14:anchorId="2CB74554" wp14:editId="481DB785">
+            <wp:extent cx="3298825" cy="3136900"/>
+            <wp:effectExtent l="0" t="0" r="0" b="6350"/>
+            <wp:docPr id="2113255577" name="Picture 3"/>
             <wp:cNvGraphicFramePr>
               <a:graphicFrameLocks xmlns:a="http://schemas.openxmlformats.org/drawingml/2006/main" noChangeAspect="1"/>
             </wp:cNvGraphicFramePr>
@@ -1766,7 +1776,7 @@
               <a:graphicData uri="http://schemas.openxmlformats.org/drawingml/2006/picture">
                 <pic:pic xmlns:pic="http://schemas.openxmlformats.org/drawingml/2006/picture">
                   <pic:nvPicPr>
-                    <pic:cNvPr id="0" name="Picture 1"/>
+                    <pic:cNvPr id="0" name="Picture 3"/>
                     <pic:cNvPicPr>
                       <a:picLocks noChangeAspect="1" noChangeArrowheads="1"/>
                     </pic:cNvPicPr>
@@ -1787,7 +1797,7 @@
                   <pic:spPr bwMode="auto">
                     <a:xfrm>
                       <a:off x="0" y="0"/>
-                      <a:ext cx="3187700" cy="3111500"/>
+                      <a:ext cx="3298825" cy="3136900"/>
                     </a:xfrm>
                     <a:prstGeom prst="rect">
                       <a:avLst/>
@@ -1852,7 +1862,16 @@
           <w:sz w:val="22"/>
           <w:szCs w:val="22"/>
         </w:rPr>
-        <w:t>. Model results from the binomial generalized linear mixed model looking at the impact of covariates on the probability of ravens visiting the hunting areas surrounding Gardiner, MT when they choose to leave their territory daily (n</w:t>
+        <w:t>. Model results from the binomial generalized linear mixed model looking at the impact of covariates on the probability of ravens visiting the hunting areas surrounding Gardiner, MT when they choose to leave their territory daily (</w:t>
+      </w:r>
+      <w:proofErr w:type="spellStart"/>
+      <w:r>
+        <w:rPr>
+          <w:rFonts w:ascii="Arial" w:hAnsi="Arial" w:cs="Arial"/>
+          <w:sz w:val="22"/>
+          <w:szCs w:val="22"/>
+        </w:rPr>
+        <w:t>n</w:t>
       </w:r>
       <w:r>
         <w:rPr>
@@ -1863,6 +1882,7 @@
         </w:rPr>
         <w:t>days</w:t>
       </w:r>
+      <w:proofErr w:type="spellEnd"/>
       <w:r>
         <w:rPr>
           <w:rFonts w:ascii="Arial" w:hAnsi="Arial" w:cs="Arial"/>
@@ -1921,10 +1941,10 @@
           <w:szCs w:val="22"/>
         </w:rPr>
         <w:drawing>
-          <wp:inline distT="0" distB="0" distL="0" distR="0" wp14:anchorId="378935F9" wp14:editId="598F623E">
-            <wp:extent cx="3162300" cy="2393950"/>
-            <wp:effectExtent l="0" t="0" r="0" b="6350"/>
-            <wp:docPr id="789464165" name="Picture 2"/>
+          <wp:inline distT="0" distB="0" distL="0" distR="0" wp14:anchorId="6F756E68" wp14:editId="7290F381">
+            <wp:extent cx="3165475" cy="2419350"/>
+            <wp:effectExtent l="0" t="0" r="0" b="0"/>
+            <wp:docPr id="1001020433" name="Picture 1"/>
             <wp:cNvGraphicFramePr>
               <a:graphicFrameLocks xmlns:a="http://schemas.openxmlformats.org/drawingml/2006/main" noChangeAspect="1"/>
             </wp:cNvGraphicFramePr>
@@ -1932,7 +1952,7 @@
               <a:graphicData uri="http://schemas.openxmlformats.org/drawingml/2006/picture">
                 <pic:pic xmlns:pic="http://schemas.openxmlformats.org/drawingml/2006/picture">
                   <pic:nvPicPr>
-                    <pic:cNvPr id="0" name="Picture 2"/>
+                    <pic:cNvPr id="0" name="Picture 1"/>
                     <pic:cNvPicPr>
                       <a:picLocks noChangeAspect="1" noChangeArrowheads="1"/>
                     </pic:cNvPicPr>
@@ -1953,7 +1973,7 @@
                   <pic:spPr bwMode="auto">
                     <a:xfrm>
                       <a:off x="0" y="0"/>
-                      <a:ext cx="3162300" cy="2393950"/>
+                      <a:ext cx="3165475" cy="2419350"/>
                     </a:xfrm>
                     <a:prstGeom prst="rect">
                       <a:avLst/>
@@ -1968,6 +1988,1017 @@
             </a:graphic>
           </wp:inline>
         </w:drawing>
+      </w:r>
+    </w:p>
+    <w:p>
+      <w:pPr>
+        <w:rPr>
+          <w:rFonts w:ascii="Arial" w:hAnsi="Arial" w:cs="Arial"/>
+          <w:sz w:val="22"/>
+          <w:szCs w:val="22"/>
+        </w:rPr>
+      </w:pPr>
+      <w:r>
+        <w:rPr>
+          <w:rFonts w:ascii="Arial" w:hAnsi="Arial" w:cs="Arial"/>
+          <w:sz w:val="22"/>
+          <w:szCs w:val="22"/>
+        </w:rPr>
+        <w:br w:type="page"/>
+      </w:r>
+    </w:p>
+    <w:p>
+      <w:pPr>
+        <w:spacing w:line="480" w:lineRule="auto"/>
+        <w:jc w:val="center"/>
+        <w:rPr>
+          <w:rFonts w:ascii="Arial" w:hAnsi="Arial" w:cs="Arial"/>
+          <w:sz w:val="22"/>
+          <w:szCs w:val="22"/>
+        </w:rPr>
+      </w:pPr>
+      <w:r>
+        <w:rPr>
+          <w:rFonts w:ascii="Arial" w:hAnsi="Arial" w:cs="Arial"/>
+          <w:sz w:val="22"/>
+          <w:szCs w:val="22"/>
+        </w:rPr>
+        <w:lastRenderedPageBreak/>
+        <w:t>Appendix: Sensitivity analysis for recreational hunting biomass estimate</w:t>
+      </w:r>
+    </w:p>
+    <w:p>
+      <w:pPr>
+        <w:spacing w:line="480" w:lineRule="auto"/>
+        <w:rPr>
+          <w:rFonts w:ascii="Arial" w:hAnsi="Arial" w:cs="Arial"/>
+          <w:sz w:val="22"/>
+          <w:szCs w:val="22"/>
+        </w:rPr>
+      </w:pPr>
+      <w:r>
+        <w:rPr>
+          <w:rFonts w:ascii="Arial" w:hAnsi="Arial" w:cs="Arial"/>
+          <w:sz w:val="22"/>
+          <w:szCs w:val="22"/>
+        </w:rPr>
+        <w:t xml:space="preserve">Our estimation of biomass created during the MTFWP rifle hunting season is speculative given data reported by MTFWP is not daily and is instead an estimate for the hunting district over the entire hunting period. To support these estimates and ensure they are not having an adverse </w:t>
+      </w:r>
+      <w:r>
+        <w:rPr>
+          <w:rFonts w:ascii="Arial" w:hAnsi="Arial" w:cs="Arial"/>
+          <w:sz w:val="22"/>
+          <w:szCs w:val="22"/>
+        </w:rPr>
+        <w:t>e</w:t>
+      </w:r>
+      <w:r>
+        <w:rPr>
+          <w:rFonts w:ascii="Arial" w:hAnsi="Arial" w:cs="Arial"/>
+          <w:sz w:val="22"/>
+          <w:szCs w:val="22"/>
+        </w:rPr>
+        <w:t>ffect on our results, we conduct a sensitivity analysis here using the bison hunting biomass. The bison hunt is monitored closely by the NPS Bison Project and</w:t>
+      </w:r>
+      <w:r>
+        <w:rPr>
+          <w:rFonts w:ascii="Arial" w:hAnsi="Arial" w:cs="Arial"/>
+          <w:sz w:val="22"/>
+          <w:szCs w:val="22"/>
+        </w:rPr>
+        <w:t xml:space="preserve"> hunter</w:t>
+      </w:r>
+      <w:r>
+        <w:rPr>
+          <w:rFonts w:ascii="Arial" w:hAnsi="Arial" w:cs="Arial"/>
+          <w:sz w:val="22"/>
+          <w:szCs w:val="22"/>
+        </w:rPr>
+        <w:t xml:space="preserve"> take is surveyed daily throughout the winter through communication with tribal hunters, game wardens, and park officials.</w:t>
+      </w:r>
+    </w:p>
+    <w:p>
+      <w:pPr>
+        <w:spacing w:line="480" w:lineRule="auto"/>
+        <w:rPr>
+          <w:rFonts w:ascii="Arial" w:hAnsi="Arial" w:cs="Arial"/>
+          <w:b/>
+          <w:bCs/>
+          <w:sz w:val="22"/>
+          <w:szCs w:val="22"/>
+        </w:rPr>
+      </w:pPr>
+      <w:r>
+        <w:rPr>
+          <w:rFonts w:ascii="Arial" w:hAnsi="Arial" w:cs="Arial"/>
+          <w:b/>
+          <w:bCs/>
+          <w:sz w:val="22"/>
+          <w:szCs w:val="22"/>
+        </w:rPr>
+        <w:t>Methods</w:t>
+      </w:r>
+    </w:p>
+    <w:p>
+      <w:pPr>
+        <w:spacing w:line="480" w:lineRule="auto"/>
+        <w:rPr>
+          <w:rFonts w:ascii="Arial" w:hAnsi="Arial" w:cs="Arial"/>
+          <w:sz w:val="22"/>
+          <w:szCs w:val="22"/>
+        </w:rPr>
+      </w:pPr>
+      <w:r>
+        <w:rPr>
+          <w:rFonts w:ascii="Arial" w:hAnsi="Arial" w:cs="Arial"/>
+          <w:sz w:val="22"/>
+          <w:szCs w:val="22"/>
+        </w:rPr>
+        <w:t xml:space="preserve">To test the impacts of our biomass estimations for the MTFWP season, we reran both models using only the March 1 – 30 period when biomass take is more reliable given its sampling method. </w:t>
+      </w:r>
+      <w:r>
+        <w:rPr>
+          <w:rFonts w:ascii="Arial" w:hAnsi="Arial" w:cs="Arial"/>
+          <w:sz w:val="22"/>
+          <w:szCs w:val="22"/>
+        </w:rPr>
+        <w:t>The only change in model structure is that the</w:t>
+      </w:r>
+      <w:r>
+        <w:rPr>
+          <w:rFonts w:ascii="Arial" w:hAnsi="Arial" w:cs="Arial"/>
+          <w:sz w:val="22"/>
+          <w:szCs w:val="22"/>
+        </w:rPr>
+        <w:t xml:space="preserve"> </w:t>
+      </w:r>
+      <w:proofErr w:type="spellStart"/>
+      <w:r>
+        <w:rPr>
+          <w:rFonts w:ascii="Arial" w:hAnsi="Arial" w:cs="Arial"/>
+          <w:i/>
+          <w:iCs/>
+          <w:sz w:val="22"/>
+          <w:szCs w:val="22"/>
+        </w:rPr>
+        <w:t>LateWinter</w:t>
+      </w:r>
+      <w:proofErr w:type="spellEnd"/>
+      <w:r>
+        <w:rPr>
+          <w:rFonts w:ascii="Arial" w:hAnsi="Arial" w:cs="Arial"/>
+          <w:sz w:val="22"/>
+          <w:szCs w:val="22"/>
+        </w:rPr>
+        <w:t xml:space="preserve"> </w:t>
+      </w:r>
+      <w:r>
+        <w:rPr>
+          <w:rFonts w:ascii="Arial" w:hAnsi="Arial" w:cs="Arial"/>
+          <w:sz w:val="22"/>
+          <w:szCs w:val="22"/>
+        </w:rPr>
+        <w:t xml:space="preserve">covariate </w:t>
+      </w:r>
+      <w:r>
+        <w:rPr>
+          <w:rFonts w:ascii="Arial" w:hAnsi="Arial" w:cs="Arial"/>
+          <w:sz w:val="22"/>
+          <w:szCs w:val="22"/>
+        </w:rPr>
+        <w:t xml:space="preserve">was removed as the early winter period is not included. </w:t>
+      </w:r>
+    </w:p>
+    <w:p>
+      <w:pPr>
+        <w:spacing w:line="480" w:lineRule="auto"/>
+        <w:rPr>
+          <w:rFonts w:ascii="Arial" w:hAnsi="Arial" w:cs="Arial"/>
+          <w:b/>
+          <w:bCs/>
+          <w:sz w:val="22"/>
+          <w:szCs w:val="22"/>
+        </w:rPr>
+      </w:pPr>
+      <w:r>
+        <w:rPr>
+          <w:rFonts w:ascii="Arial" w:hAnsi="Arial" w:cs="Arial"/>
+          <w:b/>
+          <w:bCs/>
+          <w:sz w:val="22"/>
+          <w:szCs w:val="22"/>
+        </w:rPr>
+        <w:t>Results</w:t>
+      </w:r>
+    </w:p>
+    <w:p>
+      <w:pPr>
+        <w:spacing w:line="480" w:lineRule="auto"/>
+        <w:rPr>
+          <w:rFonts w:ascii="Arial" w:hAnsi="Arial" w:cs="Arial"/>
+          <w:sz w:val="22"/>
+          <w:szCs w:val="22"/>
+        </w:rPr>
+      </w:pPr>
+      <w:r>
+        <w:rPr>
+          <w:rFonts w:ascii="Arial" w:hAnsi="Arial" w:cs="Arial"/>
+          <w:sz w:val="22"/>
+          <w:szCs w:val="22"/>
+        </w:rPr>
+        <w:t>Examining the covariates during the tribal bison hunting periods, when daily take was sampled (instead of calculated, such as the MTFWP hunting season)</w:t>
+      </w:r>
+      <w:r>
+        <w:rPr>
+          <w:rFonts w:ascii="Arial" w:hAnsi="Arial" w:cs="Arial"/>
+          <w:sz w:val="22"/>
+          <w:szCs w:val="22"/>
+        </w:rPr>
+        <w:t>,</w:t>
+      </w:r>
+      <w:r>
+        <w:rPr>
+          <w:rFonts w:ascii="Arial" w:hAnsi="Arial" w:cs="Arial"/>
+          <w:sz w:val="22"/>
+          <w:szCs w:val="22"/>
+        </w:rPr>
+        <w:t xml:space="preserve"> </w:t>
+      </w:r>
+      <w:r>
+        <w:rPr>
+          <w:rFonts w:ascii="Arial" w:hAnsi="Arial" w:cs="Arial"/>
+          <w:sz w:val="22"/>
+          <w:szCs w:val="22"/>
+        </w:rPr>
+        <w:t>res</w:t>
+      </w:r>
+      <w:r>
+        <w:rPr>
+          <w:rFonts w:ascii="Arial" w:hAnsi="Arial" w:cs="Arial"/>
+          <w:sz w:val="22"/>
+          <w:szCs w:val="22"/>
+        </w:rPr>
+        <w:t>ult</w:t>
+      </w:r>
+      <w:r>
+        <w:rPr>
+          <w:rFonts w:ascii="Arial" w:hAnsi="Arial" w:cs="Arial"/>
+          <w:sz w:val="22"/>
+          <w:szCs w:val="22"/>
+        </w:rPr>
+        <w:t>ed in similar effects</w:t>
+      </w:r>
+      <w:r>
+        <w:rPr>
+          <w:rFonts w:ascii="Arial" w:hAnsi="Arial" w:cs="Arial"/>
+          <w:sz w:val="22"/>
+          <w:szCs w:val="22"/>
+        </w:rPr>
+        <w:t xml:space="preserve"> to the full models.</w:t>
+      </w:r>
+      <w:r>
+        <w:rPr>
+          <w:rFonts w:ascii="Arial" w:hAnsi="Arial" w:cs="Arial"/>
+          <w:sz w:val="22"/>
+          <w:szCs w:val="22"/>
+        </w:rPr>
+        <w:t xml:space="preserve"> For the first decision, the covariates representing wolf and recreational hunting had the same significance while the effect size remained similar (Supp. Table 3, 5)</w:t>
+      </w:r>
+      <w:r>
+        <w:rPr>
+          <w:rFonts w:ascii="Arial" w:hAnsi="Arial" w:cs="Arial"/>
+          <w:sz w:val="22"/>
+          <w:szCs w:val="22"/>
+        </w:rPr>
+        <w:t xml:space="preserve">. </w:t>
+      </w:r>
+      <w:r>
+        <w:rPr>
+          <w:rFonts w:ascii="Arial" w:hAnsi="Arial" w:cs="Arial"/>
+          <w:sz w:val="22"/>
+          <w:szCs w:val="22"/>
+        </w:rPr>
+        <w:t xml:space="preserve">Snow </w:t>
+      </w:r>
+      <w:r>
+        <w:rPr>
+          <w:rFonts w:ascii="Arial" w:hAnsi="Arial" w:cs="Arial"/>
+          <w:sz w:val="22"/>
+          <w:szCs w:val="22"/>
+        </w:rPr>
+        <w:t xml:space="preserve">and social factors are now not significant in the more restricted model (p &gt; 0.29). </w:t>
+      </w:r>
+      <w:r>
+        <w:rPr>
+          <w:rFonts w:ascii="Arial" w:hAnsi="Arial" w:cs="Arial"/>
+          <w:sz w:val="22"/>
+          <w:szCs w:val="22"/>
+        </w:rPr>
+        <w:t xml:space="preserve">For the second decision, </w:t>
+      </w:r>
+      <w:r>
+        <w:rPr>
+          <w:rFonts w:ascii="Arial" w:hAnsi="Arial" w:cs="Arial"/>
+          <w:sz w:val="22"/>
+          <w:szCs w:val="22"/>
+        </w:rPr>
+        <w:t>the covariates representing wolf and recreational hunting had the same significance while the effect size remained similar</w:t>
+      </w:r>
+      <w:r>
+        <w:rPr>
+          <w:rFonts w:ascii="Arial" w:hAnsi="Arial" w:cs="Arial"/>
+          <w:sz w:val="22"/>
+          <w:szCs w:val="22"/>
+        </w:rPr>
+        <w:t xml:space="preserve"> (Supp. Table 4, 6)</w:t>
+      </w:r>
+      <w:r>
+        <w:rPr>
+          <w:rFonts w:ascii="Arial" w:hAnsi="Arial" w:cs="Arial"/>
+          <w:sz w:val="22"/>
+          <w:szCs w:val="22"/>
+        </w:rPr>
+        <w:t xml:space="preserve">. </w:t>
+      </w:r>
+      <w:r>
+        <w:rPr>
+          <w:rFonts w:ascii="Arial" w:hAnsi="Arial" w:cs="Arial"/>
+          <w:sz w:val="22"/>
+          <w:szCs w:val="22"/>
+        </w:rPr>
+        <w:t>Distance and social remained significant</w:t>
+      </w:r>
+      <w:r>
+        <w:rPr>
+          <w:rFonts w:ascii="Arial" w:hAnsi="Arial" w:cs="Arial"/>
+          <w:sz w:val="22"/>
+          <w:szCs w:val="22"/>
+        </w:rPr>
+        <w:t xml:space="preserve"> </w:t>
+      </w:r>
+      <w:r>
+        <w:rPr>
+          <w:rFonts w:ascii="Arial" w:hAnsi="Arial" w:cs="Arial"/>
+          <w:sz w:val="22"/>
+          <w:szCs w:val="22"/>
+        </w:rPr>
+        <w:t xml:space="preserve">in the reduced model </w:t>
+      </w:r>
+      <w:r>
+        <w:rPr>
+          <w:rFonts w:ascii="Arial" w:hAnsi="Arial" w:cs="Arial"/>
+          <w:sz w:val="22"/>
+          <w:szCs w:val="22"/>
+        </w:rPr>
+        <w:t>(p &lt; 0.05)</w:t>
+      </w:r>
+      <w:r>
+        <w:rPr>
+          <w:rFonts w:ascii="Arial" w:hAnsi="Arial" w:cs="Arial"/>
+          <w:sz w:val="22"/>
+          <w:szCs w:val="22"/>
+        </w:rPr>
+        <w:t xml:space="preserve"> and s</w:t>
+      </w:r>
+      <w:r>
+        <w:rPr>
+          <w:rFonts w:ascii="Arial" w:hAnsi="Arial" w:cs="Arial"/>
+          <w:sz w:val="22"/>
+          <w:szCs w:val="22"/>
+        </w:rPr>
+        <w:t xml:space="preserve">now is not significant (p &gt; 0.14). </w:t>
+      </w:r>
+      <w:r>
+        <w:rPr>
+          <w:rFonts w:ascii="Arial" w:hAnsi="Arial" w:cs="Arial"/>
+          <w:sz w:val="22"/>
+          <w:szCs w:val="22"/>
+        </w:rPr>
+        <w:t xml:space="preserve">Temperature remained insignificant in both </w:t>
+      </w:r>
+      <w:r>
+        <w:rPr>
+          <w:rFonts w:ascii="Arial" w:hAnsi="Arial" w:cs="Arial"/>
+          <w:sz w:val="22"/>
+          <w:szCs w:val="22"/>
+        </w:rPr>
+        <w:t xml:space="preserve">reduced </w:t>
+      </w:r>
+      <w:r>
+        <w:rPr>
+          <w:rFonts w:ascii="Arial" w:hAnsi="Arial" w:cs="Arial"/>
+          <w:sz w:val="22"/>
+          <w:szCs w:val="22"/>
+        </w:rPr>
+        <w:t>models</w:t>
+      </w:r>
+      <w:r>
+        <w:rPr>
+          <w:rFonts w:ascii="Arial" w:hAnsi="Arial" w:cs="Arial"/>
+          <w:sz w:val="22"/>
+          <w:szCs w:val="22"/>
+        </w:rPr>
+        <w:t xml:space="preserve"> (p &gt; 0.12)</w:t>
+      </w:r>
+      <w:r>
+        <w:rPr>
+          <w:rFonts w:ascii="Arial" w:hAnsi="Arial" w:cs="Arial"/>
+          <w:sz w:val="22"/>
+          <w:szCs w:val="22"/>
+        </w:rPr>
+        <w:t xml:space="preserve">. </w:t>
+      </w:r>
+    </w:p>
+    <w:p>
+      <w:pPr>
+        <w:spacing w:line="480" w:lineRule="auto"/>
+        <w:rPr>
+          <w:rFonts w:ascii="Arial" w:hAnsi="Arial" w:cs="Arial"/>
+          <w:sz w:val="22"/>
+          <w:szCs w:val="22"/>
+        </w:rPr>
+      </w:pPr>
+      <w:r>
+        <w:rPr>
+          <w:rFonts w:ascii="Arial" w:hAnsi="Arial" w:cs="Arial"/>
+          <w:sz w:val="22"/>
+          <w:szCs w:val="22"/>
+        </w:rPr>
+        <w:lastRenderedPageBreak/>
+        <w:t xml:space="preserve">Supplemental Table </w:t>
+      </w:r>
+      <w:r>
+        <w:rPr>
+          <w:rFonts w:ascii="Arial" w:hAnsi="Arial" w:cs="Arial"/>
+          <w:sz w:val="22"/>
+          <w:szCs w:val="22"/>
+        </w:rPr>
+        <w:t>5</w:t>
+      </w:r>
+      <w:r>
+        <w:rPr>
+          <w:rFonts w:ascii="Arial" w:hAnsi="Arial" w:cs="Arial"/>
+          <w:sz w:val="22"/>
+          <w:szCs w:val="22"/>
+        </w:rPr>
+        <w:t xml:space="preserve">. Model results from the binomial generalized linear mixed model </w:t>
+      </w:r>
+      <w:r>
+        <w:rPr>
+          <w:rFonts w:ascii="Arial" w:hAnsi="Arial" w:cs="Arial"/>
+          <w:sz w:val="22"/>
+          <w:szCs w:val="22"/>
+        </w:rPr>
+        <w:t xml:space="preserve">for </w:t>
+      </w:r>
+      <w:r>
+        <w:rPr>
+          <w:rFonts w:ascii="Arial" w:hAnsi="Arial" w:cs="Arial"/>
+          <w:sz w:val="22"/>
+          <w:szCs w:val="22"/>
+        </w:rPr>
+        <w:t>the probability of ravens leaving their territory daily</w:t>
+      </w:r>
+      <w:r>
+        <w:rPr>
+          <w:rFonts w:ascii="Arial" w:hAnsi="Arial" w:cs="Arial"/>
+          <w:sz w:val="22"/>
+          <w:szCs w:val="22"/>
+        </w:rPr>
+        <w:t>. This model only includes days in March for a sensitivity analysis on the hunting biomass estimates</w:t>
+      </w:r>
+      <w:r>
+        <w:rPr>
+          <w:rFonts w:ascii="Arial" w:hAnsi="Arial" w:cs="Arial"/>
+          <w:sz w:val="22"/>
+          <w:szCs w:val="22"/>
+        </w:rPr>
+        <w:t xml:space="preserve"> (</w:t>
+      </w:r>
+      <w:proofErr w:type="spellStart"/>
+      <w:r>
+        <w:rPr>
+          <w:rFonts w:ascii="Arial" w:hAnsi="Arial" w:cs="Arial"/>
+          <w:sz w:val="22"/>
+          <w:szCs w:val="22"/>
+        </w:rPr>
+        <w:t>n</w:t>
+      </w:r>
+      <w:r>
+        <w:rPr>
+          <w:rFonts w:ascii="Arial" w:hAnsi="Arial" w:cs="Arial"/>
+          <w:sz w:val="22"/>
+          <w:szCs w:val="22"/>
+          <w:vertAlign w:val="subscript"/>
+        </w:rPr>
+        <w:t>days</w:t>
+      </w:r>
+      <w:proofErr w:type="spellEnd"/>
+      <w:r>
+        <w:rPr>
+          <w:rFonts w:ascii="Arial" w:hAnsi="Arial" w:cs="Arial"/>
+          <w:sz w:val="22"/>
+          <w:szCs w:val="22"/>
+        </w:rPr>
+        <w:t xml:space="preserve"> = 1</w:t>
+      </w:r>
+      <w:r>
+        <w:rPr>
+          <w:rFonts w:ascii="Arial" w:hAnsi="Arial" w:cs="Arial"/>
+          <w:sz w:val="22"/>
+          <w:szCs w:val="22"/>
+        </w:rPr>
+        <w:t>043</w:t>
+      </w:r>
+      <w:r>
+        <w:rPr>
+          <w:rFonts w:ascii="Arial" w:hAnsi="Arial" w:cs="Arial"/>
+          <w:sz w:val="22"/>
+          <w:szCs w:val="22"/>
+        </w:rPr>
+        <w:t>).</w:t>
+      </w:r>
+      <w:r>
+        <w:rPr>
+          <w:rFonts w:ascii="Arial" w:hAnsi="Arial" w:cs="Arial"/>
+          <w:sz w:val="22"/>
+          <w:szCs w:val="22"/>
+        </w:rPr>
+        <w:t xml:space="preserve">Temperature and </w:t>
+      </w:r>
+    </w:p>
+    <w:p>
+      <w:pPr>
+        <w:spacing w:line="480" w:lineRule="auto"/>
+        <w:rPr>
+          <w:rFonts w:ascii="Arial" w:hAnsi="Arial" w:cs="Arial"/>
+          <w:sz w:val="22"/>
+          <w:szCs w:val="22"/>
+        </w:rPr>
+      </w:pPr>
+      <w:r>
+        <w:rPr>
+          <w:rFonts w:ascii="Arial" w:hAnsi="Arial" w:cs="Arial"/>
+          <w:noProof/>
+          <w:sz w:val="22"/>
+          <w:szCs w:val="22"/>
+        </w:rPr>
+        <w:drawing>
+          <wp:inline distT="0" distB="0" distL="0" distR="0" wp14:anchorId="23BCC7A4" wp14:editId="1E4BBACD">
+            <wp:extent cx="3188970" cy="2905125"/>
+            <wp:effectExtent l="0" t="0" r="0" b="9525"/>
+            <wp:docPr id="1962234000" name="Picture 6"/>
+            <wp:cNvGraphicFramePr>
+              <a:graphicFrameLocks xmlns:a="http://schemas.openxmlformats.org/drawingml/2006/main" noChangeAspect="1"/>
+            </wp:cNvGraphicFramePr>
+            <a:graphic xmlns:a="http://schemas.openxmlformats.org/drawingml/2006/main">
+              <a:graphicData uri="http://schemas.openxmlformats.org/drawingml/2006/picture">
+                <pic:pic xmlns:pic="http://schemas.openxmlformats.org/drawingml/2006/picture">
+                  <pic:nvPicPr>
+                    <pic:cNvPr id="0" name="Picture 6"/>
+                    <pic:cNvPicPr>
+                      <a:picLocks noChangeAspect="1" noChangeArrowheads="1"/>
+                    </pic:cNvPicPr>
+                  </pic:nvPicPr>
+                  <pic:blipFill>
+                    <a:blip r:embed="rId9">
+                      <a:extLst>
+                        <a:ext uri="{28A0092B-C50C-407E-A947-70E740481C1C}">
+                          <a14:useLocalDpi xmlns:a14="http://schemas.microsoft.com/office/drawing/2010/main" val="0"/>
+                        </a:ext>
+                      </a:extLst>
+                    </a:blip>
+                    <a:srcRect/>
+                    <a:stretch>
+                      <a:fillRect/>
+                    </a:stretch>
+                  </pic:blipFill>
+                  <pic:spPr bwMode="auto">
+                    <a:xfrm>
+                      <a:off x="0" y="0"/>
+                      <a:ext cx="3188970" cy="2905125"/>
+                    </a:xfrm>
+                    <a:prstGeom prst="rect">
+                      <a:avLst/>
+                    </a:prstGeom>
+                    <a:noFill/>
+                    <a:ln>
+                      <a:noFill/>
+                    </a:ln>
+                  </pic:spPr>
+                </pic:pic>
+              </a:graphicData>
+            </a:graphic>
+          </wp:inline>
+        </w:drawing>
+      </w:r>
+    </w:p>
+    <w:p>
+      <w:pPr>
+        <w:spacing w:line="480" w:lineRule="auto"/>
+        <w:rPr>
+          <w:rFonts w:ascii="Arial" w:hAnsi="Arial" w:cs="Arial"/>
+          <w:sz w:val="22"/>
+          <w:szCs w:val="22"/>
+        </w:rPr>
+      </w:pPr>
+      <w:r>
+        <w:rPr>
+          <w:rFonts w:ascii="Arial" w:hAnsi="Arial" w:cs="Arial"/>
+          <w:sz w:val="22"/>
+          <w:szCs w:val="22"/>
+        </w:rPr>
+        <w:t xml:space="preserve">Supplemental Table </w:t>
+      </w:r>
+      <w:r>
+        <w:rPr>
+          <w:rFonts w:ascii="Arial" w:hAnsi="Arial" w:cs="Arial"/>
+          <w:sz w:val="22"/>
+          <w:szCs w:val="22"/>
+        </w:rPr>
+        <w:t>6</w:t>
+      </w:r>
+      <w:r>
+        <w:rPr>
+          <w:rFonts w:ascii="Arial" w:hAnsi="Arial" w:cs="Arial"/>
+          <w:sz w:val="22"/>
+          <w:szCs w:val="22"/>
+        </w:rPr>
+        <w:t xml:space="preserve">. Model results from the binomial generalized linear mixed model </w:t>
+      </w:r>
+      <w:r>
+        <w:rPr>
+          <w:rFonts w:ascii="Arial" w:hAnsi="Arial" w:cs="Arial"/>
+          <w:sz w:val="22"/>
+          <w:szCs w:val="22"/>
+        </w:rPr>
+        <w:t xml:space="preserve">for </w:t>
+      </w:r>
+      <w:r>
+        <w:rPr>
+          <w:rFonts w:ascii="Arial" w:hAnsi="Arial" w:cs="Arial"/>
+          <w:sz w:val="22"/>
+          <w:szCs w:val="22"/>
+        </w:rPr>
+        <w:t>the probability of ravens</w:t>
+      </w:r>
+      <w:r>
+        <w:rPr>
+          <w:rFonts w:ascii="Arial" w:hAnsi="Arial" w:cs="Arial"/>
+          <w:sz w:val="22"/>
+          <w:szCs w:val="22"/>
+        </w:rPr>
+        <w:t xml:space="preserve"> </w:t>
+      </w:r>
+      <w:r>
+        <w:rPr>
+          <w:rFonts w:ascii="Arial" w:hAnsi="Arial" w:cs="Arial"/>
+          <w:sz w:val="22"/>
+          <w:szCs w:val="22"/>
+        </w:rPr>
+        <w:t>visiting the hunting areas surrounding Gardiner, MT when they choose to leave their territory daily</w:t>
+      </w:r>
+      <w:r>
+        <w:rPr>
+          <w:rFonts w:ascii="Arial" w:hAnsi="Arial" w:cs="Arial"/>
+          <w:sz w:val="22"/>
+          <w:szCs w:val="22"/>
+        </w:rPr>
+        <w:t>. This model only includes days in March for a sensitivity analysis on the hunting biomass estimates</w:t>
+      </w:r>
+      <w:r>
+        <w:rPr>
+          <w:rFonts w:ascii="Arial" w:hAnsi="Arial" w:cs="Arial"/>
+          <w:sz w:val="22"/>
+          <w:szCs w:val="22"/>
+        </w:rPr>
+        <w:t xml:space="preserve"> (</w:t>
+      </w:r>
+      <w:proofErr w:type="spellStart"/>
+      <w:r>
+        <w:rPr>
+          <w:rFonts w:ascii="Arial" w:hAnsi="Arial" w:cs="Arial"/>
+          <w:sz w:val="22"/>
+          <w:szCs w:val="22"/>
+        </w:rPr>
+        <w:t>n</w:t>
+      </w:r>
+      <w:r>
+        <w:rPr>
+          <w:rFonts w:ascii="Arial" w:hAnsi="Arial" w:cs="Arial"/>
+          <w:sz w:val="22"/>
+          <w:szCs w:val="22"/>
+          <w:vertAlign w:val="subscript"/>
+        </w:rPr>
+        <w:t>days</w:t>
+      </w:r>
+      <w:proofErr w:type="spellEnd"/>
+      <w:r>
+        <w:rPr>
+          <w:rFonts w:ascii="Arial" w:hAnsi="Arial" w:cs="Arial"/>
+          <w:sz w:val="22"/>
+          <w:szCs w:val="22"/>
+        </w:rPr>
+        <w:t xml:space="preserve"> = </w:t>
+      </w:r>
+      <w:r>
+        <w:rPr>
+          <w:rFonts w:ascii="Arial" w:hAnsi="Arial" w:cs="Arial"/>
+          <w:sz w:val="22"/>
+          <w:szCs w:val="22"/>
+        </w:rPr>
+        <w:t>866</w:t>
+      </w:r>
+      <w:r>
+        <w:rPr>
+          <w:rFonts w:ascii="Arial" w:hAnsi="Arial" w:cs="Arial"/>
+          <w:sz w:val="22"/>
+          <w:szCs w:val="22"/>
+        </w:rPr>
+        <w:t>).</w:t>
+      </w:r>
+    </w:p>
+    <w:p>
+      <w:pPr>
+        <w:spacing w:line="480" w:lineRule="auto"/>
+        <w:rPr>
+          <w:rFonts w:ascii="Arial" w:hAnsi="Arial" w:cs="Arial"/>
+          <w:sz w:val="22"/>
+          <w:szCs w:val="22"/>
+        </w:rPr>
+      </w:pPr>
+      <w:r>
+        <w:rPr>
+          <w:rFonts w:ascii="Arial" w:hAnsi="Arial" w:cs="Arial"/>
+          <w:noProof/>
+          <w:sz w:val="22"/>
+          <w:szCs w:val="22"/>
+        </w:rPr>
+        <w:drawing>
+          <wp:inline distT="0" distB="0" distL="0" distR="0" wp14:anchorId="0933647E" wp14:editId="13A2ED73">
+            <wp:extent cx="3165475" cy="2419350"/>
+            <wp:effectExtent l="0" t="0" r="0" b="0"/>
+            <wp:docPr id="319489395" name="Picture 5"/>
+            <wp:cNvGraphicFramePr>
+              <a:graphicFrameLocks xmlns:a="http://schemas.openxmlformats.org/drawingml/2006/main" noChangeAspect="1"/>
+            </wp:cNvGraphicFramePr>
+            <a:graphic xmlns:a="http://schemas.openxmlformats.org/drawingml/2006/main">
+              <a:graphicData uri="http://schemas.openxmlformats.org/drawingml/2006/picture">
+                <pic:pic xmlns:pic="http://schemas.openxmlformats.org/drawingml/2006/picture">
+                  <pic:nvPicPr>
+                    <pic:cNvPr id="0" name="Picture 5"/>
+                    <pic:cNvPicPr>
+                      <a:picLocks noChangeAspect="1" noChangeArrowheads="1"/>
+                    </pic:cNvPicPr>
+                  </pic:nvPicPr>
+                  <pic:blipFill>
+                    <a:blip r:embed="rId10">
+                      <a:extLst>
+                        <a:ext uri="{28A0092B-C50C-407E-A947-70E740481C1C}">
+                          <a14:useLocalDpi xmlns:a14="http://schemas.microsoft.com/office/drawing/2010/main" val="0"/>
+                        </a:ext>
+                      </a:extLst>
+                    </a:blip>
+                    <a:srcRect/>
+                    <a:stretch>
+                      <a:fillRect/>
+                    </a:stretch>
+                  </pic:blipFill>
+                  <pic:spPr bwMode="auto">
+                    <a:xfrm>
+                      <a:off x="0" y="0"/>
+                      <a:ext cx="3165475" cy="2419350"/>
+                    </a:xfrm>
+                    <a:prstGeom prst="rect">
+                      <a:avLst/>
+                    </a:prstGeom>
+                    <a:noFill/>
+                    <a:ln>
+                      <a:noFill/>
+                    </a:ln>
+                  </pic:spPr>
+                </pic:pic>
+              </a:graphicData>
+            </a:graphic>
+          </wp:inline>
+        </w:drawing>
+      </w:r>
+    </w:p>
+    <w:p>
+      <w:pPr>
+        <w:spacing w:line="480" w:lineRule="auto"/>
+        <w:rPr>
+          <w:rFonts w:ascii="Arial" w:hAnsi="Arial" w:cs="Arial"/>
+          <w:b/>
+          <w:bCs/>
+          <w:sz w:val="22"/>
+          <w:szCs w:val="22"/>
+        </w:rPr>
+      </w:pPr>
+      <w:r>
+        <w:rPr>
+          <w:rFonts w:ascii="Arial" w:hAnsi="Arial" w:cs="Arial"/>
+          <w:b/>
+          <w:bCs/>
+          <w:sz w:val="22"/>
+          <w:szCs w:val="22"/>
+        </w:rPr>
+        <w:lastRenderedPageBreak/>
+        <w:t>Discussion</w:t>
+      </w:r>
+    </w:p>
+    <w:p>
+      <w:pPr>
+        <w:spacing w:line="480" w:lineRule="auto"/>
+        <w:rPr>
+          <w:rFonts w:ascii="Arial" w:hAnsi="Arial" w:cs="Arial"/>
+          <w:sz w:val="22"/>
+          <w:szCs w:val="22"/>
+        </w:rPr>
+      </w:pPr>
+      <w:r>
+        <w:rPr>
+          <w:rFonts w:ascii="Arial" w:hAnsi="Arial" w:cs="Arial"/>
+          <w:sz w:val="22"/>
+          <w:szCs w:val="22"/>
+        </w:rPr>
+        <w:t>Based on our sensitivity analysis of the model, excluding the periods of MTFWP hunting, o</w:t>
+      </w:r>
+      <w:r>
+        <w:rPr>
+          <w:rFonts w:ascii="Arial" w:hAnsi="Arial" w:cs="Arial"/>
+          <w:sz w:val="22"/>
+          <w:szCs w:val="22"/>
+        </w:rPr>
+        <w:t>ur method of calculating estimated biomass for the MTFWP season d</w:t>
+      </w:r>
+      <w:r>
+        <w:rPr>
+          <w:rFonts w:ascii="Arial" w:hAnsi="Arial" w:cs="Arial"/>
+          <w:sz w:val="22"/>
+          <w:szCs w:val="22"/>
+        </w:rPr>
+        <w:t>id</w:t>
+      </w:r>
+      <w:r>
+        <w:rPr>
+          <w:rFonts w:ascii="Arial" w:hAnsi="Arial" w:cs="Arial"/>
+          <w:sz w:val="22"/>
+          <w:szCs w:val="22"/>
+        </w:rPr>
+        <w:t xml:space="preserve"> not create any large changes in the </w:t>
+      </w:r>
+      <w:r>
+        <w:rPr>
+          <w:rFonts w:ascii="Arial" w:hAnsi="Arial" w:cs="Arial"/>
+          <w:sz w:val="22"/>
+          <w:szCs w:val="22"/>
+        </w:rPr>
+        <w:t>e</w:t>
+      </w:r>
+      <w:r>
+        <w:rPr>
+          <w:rFonts w:ascii="Arial" w:hAnsi="Arial" w:cs="Arial"/>
+          <w:sz w:val="22"/>
+          <w:szCs w:val="22"/>
+        </w:rPr>
+        <w:t xml:space="preserve">ffects of the </w:t>
+      </w:r>
+      <w:r>
+        <w:rPr>
+          <w:rFonts w:ascii="Arial" w:hAnsi="Arial" w:cs="Arial"/>
+          <w:sz w:val="22"/>
+          <w:szCs w:val="22"/>
+        </w:rPr>
+        <w:t>primary food availability</w:t>
+      </w:r>
+      <w:r>
+        <w:rPr>
+          <w:rFonts w:ascii="Arial" w:hAnsi="Arial" w:cs="Arial"/>
+          <w:sz w:val="22"/>
+          <w:szCs w:val="22"/>
+        </w:rPr>
+        <w:t xml:space="preserve"> covariates. </w:t>
+      </w:r>
+      <w:r>
+        <w:rPr>
+          <w:rFonts w:ascii="Arial" w:hAnsi="Arial" w:cs="Arial"/>
+          <w:sz w:val="22"/>
+          <w:szCs w:val="22"/>
+        </w:rPr>
+        <w:t>The other significant covariate</w:t>
+      </w:r>
+      <w:r>
+        <w:rPr>
+          <w:rFonts w:ascii="Arial" w:hAnsi="Arial" w:cs="Arial"/>
+          <w:sz w:val="22"/>
+          <w:szCs w:val="22"/>
+        </w:rPr>
+        <w:t xml:space="preserve">s, especially snow depth, </w:t>
+      </w:r>
+      <w:r>
+        <w:rPr>
+          <w:rFonts w:ascii="Arial" w:hAnsi="Arial" w:cs="Arial"/>
+          <w:sz w:val="22"/>
+          <w:szCs w:val="22"/>
+        </w:rPr>
+        <w:t xml:space="preserve">were more sensitive to the reduced dataset. This likely indicates that those covariates are linked with the </w:t>
+      </w:r>
+      <w:r>
+        <w:rPr>
+          <w:rFonts w:ascii="Arial" w:hAnsi="Arial" w:cs="Arial"/>
+          <w:sz w:val="22"/>
+          <w:szCs w:val="22"/>
+        </w:rPr>
+        <w:t xml:space="preserve">recreational </w:t>
+      </w:r>
+      <w:r>
+        <w:rPr>
+          <w:rFonts w:ascii="Arial" w:hAnsi="Arial" w:cs="Arial"/>
+          <w:sz w:val="22"/>
+          <w:szCs w:val="22"/>
+        </w:rPr>
+        <w:t>hunting biomass. Snow depth can chang</w:t>
+      </w:r>
+      <w:r>
+        <w:rPr>
+          <w:rFonts w:ascii="Arial" w:hAnsi="Arial" w:cs="Arial"/>
+          <w:sz w:val="22"/>
+          <w:szCs w:val="22"/>
+        </w:rPr>
+        <w:t>e</w:t>
+      </w:r>
+      <w:r>
+        <w:rPr>
+          <w:rFonts w:ascii="Arial" w:hAnsi="Arial" w:cs="Arial"/>
+          <w:sz w:val="22"/>
+          <w:szCs w:val="22"/>
+        </w:rPr>
+        <w:t xml:space="preserve"> the efficiency of hunter take by altering detectability of ungulates</w:t>
+      </w:r>
+      <w:r>
+        <w:rPr>
+          <w:rFonts w:ascii="Arial" w:hAnsi="Arial" w:cs="Arial"/>
+          <w:sz w:val="22"/>
+          <w:szCs w:val="22"/>
+        </w:rPr>
+        <w:t xml:space="preserve"> (</w:t>
+      </w:r>
+      <w:r>
+        <w:rPr>
+          <w:rFonts w:ascii="Arial" w:hAnsi="Arial" w:cs="Arial"/>
+          <w:sz w:val="22"/>
+          <w:szCs w:val="22"/>
+        </w:rPr>
+        <w:t>Zagata and Haugen 1974</w:t>
+      </w:r>
+      <w:r>
+        <w:rPr>
+          <w:rFonts w:ascii="Arial" w:hAnsi="Arial" w:cs="Arial"/>
+          <w:sz w:val="22"/>
+          <w:szCs w:val="22"/>
+        </w:rPr>
+        <w:t>)</w:t>
+      </w:r>
+      <w:r>
+        <w:rPr>
+          <w:rFonts w:ascii="Arial" w:hAnsi="Arial" w:cs="Arial"/>
+          <w:sz w:val="22"/>
+          <w:szCs w:val="22"/>
+        </w:rPr>
+        <w:t>, as well as being connected to the timing of their migration into huntable areas</w:t>
+      </w:r>
+      <w:r>
+        <w:rPr>
+          <w:rFonts w:ascii="Arial" w:hAnsi="Arial" w:cs="Arial"/>
+          <w:sz w:val="22"/>
+          <w:szCs w:val="22"/>
+        </w:rPr>
+        <w:t xml:space="preserve"> (Geremia et al. 2011)</w:t>
+      </w:r>
+      <w:r>
+        <w:rPr>
+          <w:rFonts w:ascii="Arial" w:hAnsi="Arial" w:cs="Arial"/>
+          <w:sz w:val="22"/>
+          <w:szCs w:val="22"/>
+        </w:rPr>
+        <w:t>.</w:t>
+      </w:r>
+      <w:r>
+        <w:rPr>
+          <w:rFonts w:ascii="Arial" w:hAnsi="Arial" w:cs="Arial"/>
+          <w:sz w:val="22"/>
+          <w:szCs w:val="22"/>
+        </w:rPr>
+        <w:t xml:space="preserve"> </w:t>
+      </w:r>
+      <w:r>
+        <w:rPr>
+          <w:rFonts w:ascii="Arial" w:hAnsi="Arial" w:cs="Arial"/>
+          <w:sz w:val="22"/>
+          <w:szCs w:val="22"/>
+        </w:rPr>
+        <w:t>Generally, we are confident that the hunting biomass covariate in the main model is representative.</w:t>
       </w:r>
     </w:p>
     <w:sectPr>
